--- a/docs/guia_usuario.docx
+++ b/docs/guia_usuario.docx
@@ -6,11 +6,15 @@
       <w:pPr>
         <w:pStyle w:val="Ttulo1"/>
         <w:rPr>
+          <w:sz w:val="36"/>
+          <w:szCs w:val="36"/>
           <w:lang w:val="es-ES"/>
         </w:rPr>
       </w:pPr>
       <w:r>
         <w:rPr>
+          <w:sz w:val="36"/>
+          <w:szCs w:val="36"/>
           <w:lang w:val="es-ES"/>
         </w:rPr>
         <w:t>Guía para Usuarios Finales</w:t>
@@ -97,13 +101,6 @@
           <w:lang w:val="es-ES"/>
         </w:rPr>
       </w:pPr>
-    </w:p>
-    <w:p>
-      <w:pPr>
-        <w:rPr>
-          <w:lang w:val="es-ES"/>
-        </w:rPr>
-      </w:pPr>
       <w:r>
         <w:rPr>
           <w:lang w:val="es-ES"/>
@@ -117,13 +114,6 @@
           <w:lang w:val="es-ES"/>
         </w:rPr>
       </w:pPr>
-    </w:p>
-    <w:p>
-      <w:pPr>
-        <w:rPr>
-          <w:lang w:val="es-ES"/>
-        </w:rPr>
-      </w:pPr>
       <w:r>
         <w:rPr>
           <w:lang w:val="es-ES"/>
@@ -137,13 +127,6 @@
           <w:lang w:val="es-ES"/>
         </w:rPr>
       </w:pPr>
-    </w:p>
-    <w:p>
-      <w:pPr>
-        <w:rPr>
-          <w:lang w:val="es-ES"/>
-        </w:rPr>
-      </w:pPr>
       <w:r>
         <w:rPr>
           <w:lang w:val="es-ES"/>
@@ -198,13 +181,6 @@
           <w:lang w:val="es-ES"/>
         </w:rPr>
       </w:pPr>
-    </w:p>
-    <w:p>
-      <w:pPr>
-        <w:rPr>
-          <w:lang w:val="es-ES"/>
-        </w:rPr>
-      </w:pPr>
       <w:r>
         <w:rPr>
           <w:lang w:val="es-ES"/>
@@ -218,13 +194,6 @@
           <w:lang w:val="es-ES"/>
         </w:rPr>
       </w:pPr>
-    </w:p>
-    <w:p>
-      <w:pPr>
-        <w:rPr>
-          <w:lang w:val="es-ES"/>
-        </w:rPr>
-      </w:pPr>
       <w:r>
         <w:rPr>
           <w:lang w:val="es-ES"/>
@@ -238,18 +207,25 @@
           <w:lang w:val="es-ES"/>
         </w:rPr>
       </w:pPr>
-    </w:p>
-    <w:p>
-      <w:pPr>
-        <w:rPr>
-          <w:lang w:val="es-ES"/>
-        </w:rPr>
-      </w:pPr>
       <w:r>
         <w:rPr>
-          <w:lang w:val="es-ES"/>
-        </w:rPr>
-        <w:t>**URL de la API:** {indicar aquí la URL final}</w:t>
+          <w:b/>
+          <w:bCs/>
+          <w:lang w:val="es-ES"/>
+        </w:rPr>
+        <w:t>URL de la API</w:t>
+      </w:r>
+      <w:r>
+        <w:rPr>
+          <w:lang w:val="es-ES"/>
+        </w:rPr>
+        <w:t xml:space="preserve">: </w:t>
+      </w:r>
+      <w:r>
+        <w:rPr>
+          <w:lang w:val="es-ES"/>
+        </w:rPr>
+        <w:t>plantas.gti-ia.upv.es</w:t>
       </w:r>
     </w:p>
     <w:p>
@@ -269,7 +245,6 @@
         <w:rPr>
           <w:lang w:val="es-ES"/>
         </w:rPr>
-        <w:lastRenderedPageBreak/>
         <w:t xml:space="preserve">[Imagen: Pantalla de instalación] </w:t>
       </w:r>
     </w:p>
@@ -281,20 +256,47 @@
       </w:pPr>
     </w:p>
     <w:p>
+      <w:pPr>
+        <w:rPr>
+          <w:lang w:val="es-ES"/>
+        </w:rPr>
+      </w:pPr>
       <w:r>
+        <w:rPr>
+          <w:lang w:val="es-ES"/>
+        </w:rPr>
         <w:t>----------------------------------------</w:t>
       </w:r>
     </w:p>
-    <w:p/>
     <w:p>
       <w:pPr>
+        <w:rPr>
+          <w:lang w:val="es-ES"/>
+        </w:rPr>
+      </w:pPr>
+    </w:p>
+    <w:p>
+      <w:pPr>
+        <w:rPr>
+          <w:lang w:val="es-ES"/>
+        </w:rPr>
+      </w:pPr>
+    </w:p>
+    <w:p>
+      <w:pPr>
         <w:pStyle w:val="Ttulo2"/>
+        <w:rPr>
+          <w:lang w:val="es-ES"/>
+        </w:rPr>
       </w:pPr>
       <w:r>
+        <w:rPr>
+          <w:lang w:val="es-ES"/>
+        </w:rPr>
+        <w:lastRenderedPageBreak/>
         <w:t>3. Primer uso</w:t>
       </w:r>
     </w:p>
-    <w:p/>
     <w:p>
       <w:pPr>
         <w:pStyle w:val="Ttulo3"/>
@@ -331,13 +333,6 @@
         </w:rPr>
         <w:t>**Android**: abre `Aplicaciones` y busca `PlantAid`.</w:t>
       </w:r>
-    </w:p>
-    <w:p>
-      <w:pPr>
-        <w:rPr>
-          <w:lang w:val="es-ES"/>
-        </w:rPr>
-      </w:pPr>
     </w:p>
     <w:p>
       <w:pPr>
@@ -472,13 +467,6 @@
           <w:lang w:val="es-ES"/>
         </w:rPr>
       </w:pPr>
-    </w:p>
-    <w:p>
-      <w:pPr>
-        <w:rPr>
-          <w:lang w:val="es-ES"/>
-        </w:rPr>
-      </w:pPr>
       <w:r>
         <w:rPr>
           <w:lang w:val="es-ES"/>
@@ -492,18 +480,25 @@
           <w:lang w:val="es-ES"/>
         </w:rPr>
       </w:pPr>
-    </w:p>
-    <w:p>
-      <w:pPr>
-        <w:rPr>
-          <w:lang w:val="es-ES"/>
-        </w:rPr>
-      </w:pPr>
       <w:r>
         <w:rPr>
           <w:lang w:val="es-ES"/>
         </w:rPr>
-        <w:t>Si te da error de conexión, asegúrate de que la dirección a la que te estás conectando es la correcta en **Configuración de conexión**.</w:t>
+        <w:t xml:space="preserve">Si te da error de conexión, asegúrate de que la dirección a la que te estás conectando es la correcta en </w:t>
+      </w:r>
+      <w:r>
+        <w:rPr>
+          <w:b/>
+          <w:bCs/>
+          <w:lang w:val="es-ES"/>
+        </w:rPr>
+        <w:t>Configuración de conexión</w:t>
+      </w:r>
+      <w:r>
+        <w:rPr>
+          <w:lang w:val="es-ES"/>
+        </w:rPr>
+        <w:t>.</w:t>
       </w:r>
     </w:p>
     <w:p>
@@ -574,13 +569,6 @@
           <w:lang w:val="es-ES"/>
         </w:rPr>
       </w:pPr>
-    </w:p>
-    <w:p>
-      <w:pPr>
-        <w:rPr>
-          <w:lang w:val="es-ES"/>
-        </w:rPr>
-      </w:pPr>
       <w:r>
         <w:rPr>
           <w:lang w:val="es-ES"/>
@@ -611,13 +599,6 @@
     </w:p>
     <w:p>
       <w:pPr>
-        <w:rPr>
-          <w:lang w:val="es-ES"/>
-        </w:rPr>
-      </w:pPr>
-    </w:p>
-    <w:p>
-      <w:pPr>
         <w:pStyle w:val="Ttulo3"/>
         <w:rPr>
           <w:lang w:val="es-ES"/>
@@ -648,7 +629,21 @@
         <w:rPr>
           <w:lang w:val="es-ES"/>
         </w:rPr>
-        <w:t>Pulsa el botón **Subir Foto**.</w:t>
+        <w:t xml:space="preserve">Pulsa el botón </w:t>
+      </w:r>
+      <w:r>
+        <w:rPr>
+          <w:b/>
+          <w:bCs/>
+          <w:lang w:val="es-ES"/>
+        </w:rPr>
+        <w:t>Subir Foto</w:t>
+      </w:r>
+      <w:r>
+        <w:rPr>
+          <w:lang w:val="es-ES"/>
+        </w:rPr>
+        <w:t>.</w:t>
       </w:r>
     </w:p>
     <w:p>
@@ -704,7 +699,19 @@
         <w:rPr>
           <w:lang w:val="es-ES"/>
         </w:rPr>
-        <w:t>Si está disponible, un modelo puede predicir la etiqueta de tu imagen.</w:t>
+        <w:t xml:space="preserve">Si está disponible, un modelo puede </w:t>
+      </w:r>
+      <w:r>
+        <w:rPr>
+          <w:lang w:val="es-ES"/>
+        </w:rPr>
+        <w:t>predecir</w:t>
+      </w:r>
+      <w:r>
+        <w:rPr>
+          <w:lang w:val="es-ES"/>
+        </w:rPr>
+        <w:t xml:space="preserve"> la etiqueta de tu imagen.</w:t>
       </w:r>
     </w:p>
     <w:p>
@@ -783,7 +790,17 @@
         <w:pStyle w:val="Listaconvietas"/>
       </w:pPr>
       <w:r>
-        <w:t>Pulsa el botón **Experimentos**.</w:t>
+        <w:t xml:space="preserve">Pulsa el botón </w:t>
+      </w:r>
+      <w:r>
+        <w:rPr>
+          <w:b/>
+          <w:bCs/>
+        </w:rPr>
+        <w:t>Experimentos</w:t>
+      </w:r>
+      <w:r>
+        <w:t>.</w:t>
       </w:r>
     </w:p>
     <w:p>
@@ -921,7 +938,21 @@
         <w:rPr>
           <w:lang w:val="es-ES"/>
         </w:rPr>
-        <w:t>Pulsa el botón **Subida masiva**.</w:t>
+        <w:t xml:space="preserve">Pulsa el botón </w:t>
+      </w:r>
+      <w:r>
+        <w:rPr>
+          <w:b/>
+          <w:bCs/>
+          <w:lang w:val="es-ES"/>
+        </w:rPr>
+        <w:t>Subida masiva</w:t>
+      </w:r>
+      <w:r>
+        <w:rPr>
+          <w:lang w:val="es-ES"/>
+        </w:rPr>
+        <w:t>.</w:t>
       </w:r>
     </w:p>
     <w:p>
@@ -957,7 +988,21 @@
         <w:rPr>
           <w:lang w:val="es-ES"/>
         </w:rPr>
-        <w:t>Se requiere rol de **Usuario+**.</w:t>
+        <w:t xml:space="preserve">Se requiere rol de </w:t>
+      </w:r>
+      <w:r>
+        <w:rPr>
+          <w:b/>
+          <w:bCs/>
+          <w:lang w:val="es-ES"/>
+        </w:rPr>
+        <w:t>Usuario+</w:t>
+      </w:r>
+      <w:r>
+        <w:rPr>
+          <w:lang w:val="es-ES"/>
+        </w:rPr>
+        <w:t>.</w:t>
       </w:r>
     </w:p>
     <w:p>
@@ -1020,63 +1065,6 @@
           <w:lang w:val="es-ES"/>
         </w:rPr>
       </w:pPr>
-    </w:p>
-    <w:p>
-      <w:r>
-        <w:t>----------------------------------------</w:t>
-      </w:r>
-    </w:p>
-    <w:p/>
-    <w:p>
-      <w:pPr>
-        <w:pStyle w:val="Ttulo2"/>
-      </w:pPr>
-      <w:r>
-        <w:t>5. Requisitos para Windows</w:t>
-      </w:r>
-    </w:p>
-    <w:p/>
-    <w:p>
-      <w:pPr>
-        <w:pStyle w:val="Listaconvietas"/>
-        <w:rPr>
-          <w:lang w:val="es-ES"/>
-        </w:rPr>
-      </w:pPr>
-      <w:r>
-        <w:rPr>
-          <w:lang w:val="es-ES"/>
-        </w:rPr>
-        <w:t>Permite que Windows ejecute la aplicación la primera vez si el antivirus o SmartScreen muestran un aviso.</w:t>
-      </w:r>
-    </w:p>
-    <w:p>
-      <w:pPr>
-        <w:pStyle w:val="Listaconvietas"/>
-        <w:rPr>
-          <w:lang w:val="es-ES"/>
-        </w:rPr>
-      </w:pPr>
-      <w:r>
-        <w:rPr>
-          <w:lang w:val="es-ES"/>
-        </w:rPr>
-        <w:t>Si la app no conecta, revisa en **Configuración de conexión** que la URL de la API sea la correcta.</w:t>
-      </w:r>
-    </w:p>
-    <w:p>
-      <w:pPr>
-        <w:rPr>
-          <w:lang w:val="es-ES"/>
-        </w:rPr>
-      </w:pPr>
-    </w:p>
-    <w:p>
-      <w:pPr>
-        <w:rPr>
-          <w:lang w:val="es-ES"/>
-        </w:rPr>
-      </w:pPr>
       <w:r>
         <w:rPr>
           <w:lang w:val="es-ES"/>
@@ -1102,19 +1090,17 @@
         <w:rPr>
           <w:lang w:val="es-ES"/>
         </w:rPr>
-        <w:lastRenderedPageBreak/>
-        <w:t>6. Funciones principales para etiquetadores</w:t>
+        <w:t>5</w:t>
+      </w:r>
+      <w:r>
+        <w:rPr>
+          <w:lang w:val="es-ES"/>
+        </w:rPr>
+        <w:t>. Funciones principales para etiquetadores</w:t>
       </w:r>
     </w:p>
     <w:p>
       <w:pPr>
-        <w:rPr>
-          <w:lang w:val="es-ES"/>
-        </w:rPr>
-      </w:pPr>
-    </w:p>
-    <w:p>
-      <w:pPr>
         <w:pStyle w:val="Ttulo3"/>
         <w:rPr>
           <w:lang w:val="es-ES"/>
@@ -1124,7 +1110,13 @@
         <w:rPr>
           <w:lang w:val="es-ES"/>
         </w:rPr>
-        <w:t>6.1. Etiquetar o validar imágenes</w:t>
+        <w:t>5</w:t>
+      </w:r>
+      <w:r>
+        <w:rPr>
+          <w:lang w:val="es-ES"/>
+        </w:rPr>
+        <w:t>.1. Etiquetar o validar imágenes</w:t>
       </w:r>
     </w:p>
     <w:p>
@@ -1145,7 +1137,21 @@
         <w:rPr>
           <w:lang w:val="es-ES"/>
         </w:rPr>
-        <w:t>Pulsa el botón **Etiquetar/Validar**.</w:t>
+        <w:t xml:space="preserve">Pulsa el botón </w:t>
+      </w:r>
+      <w:r>
+        <w:rPr>
+          <w:b/>
+          <w:bCs/>
+          <w:lang w:val="es-ES"/>
+        </w:rPr>
+        <w:t>Etiquetar/Validar</w:t>
+      </w:r>
+      <w:r>
+        <w:rPr>
+          <w:lang w:val="es-ES"/>
+        </w:rPr>
+        <w:t>.</w:t>
       </w:r>
     </w:p>
     <w:p>
@@ -1189,7 +1195,17 @@
         <w:pStyle w:val="Listaconvietas"/>
       </w:pPr>
       <w:r>
-        <w:t>Haz clic en **Etiquetar**.</w:t>
+        <w:t xml:space="preserve">Haz clic en </w:t>
+      </w:r>
+      <w:r>
+        <w:rPr>
+          <w:b/>
+          <w:bCs/>
+        </w:rPr>
+        <w:t>Etiquetar</w:t>
+      </w:r>
+      <w:r>
+        <w:t>.</w:t>
       </w:r>
     </w:p>
     <w:p>
@@ -1217,6 +1233,7 @@
           <w:noProof/>
           <w:lang w:val="es-ES"/>
         </w:rPr>
+        <w:lastRenderedPageBreak/>
         <w:drawing>
           <wp:inline distT="0" distB="0" distL="0" distR="0" wp14:anchorId="0CECD18F" wp14:editId="059A4471">
             <wp:extent cx="5486400" cy="2960370"/>
@@ -1272,7 +1289,10 @@
         <w:pStyle w:val="Ttulo3"/>
       </w:pPr>
       <w:r>
-        <w:t>6.2. Editar clases</w:t>
+        <w:t>5</w:t>
+      </w:r>
+      <w:r>
+        <w:t>.2. Editar clases</w:t>
       </w:r>
     </w:p>
     <w:p/>
@@ -1287,7 +1307,21 @@
         <w:rPr>
           <w:lang w:val="es-ES"/>
         </w:rPr>
-        <w:t>Pulsa el botón **Editar clases**.</w:t>
+        <w:t xml:space="preserve">Pulsa el botón </w:t>
+      </w:r>
+      <w:r>
+        <w:rPr>
+          <w:b/>
+          <w:bCs/>
+          <w:lang w:val="es-ES"/>
+        </w:rPr>
+        <w:t>Editar clases</w:t>
+      </w:r>
+      <w:r>
+        <w:rPr>
+          <w:lang w:val="es-ES"/>
+        </w:rPr>
+        <w:t>.</w:t>
       </w:r>
     </w:p>
     <w:p>
@@ -1421,13 +1455,15 @@
         <w:t>----------------------------------------</w:t>
       </w:r>
     </w:p>
-    <w:p/>
     <w:p>
       <w:pPr>
         <w:pStyle w:val="Ttulo2"/>
       </w:pPr>
       <w:r>
-        <w:t>7. Funciones principales para administradores</w:t>
+        <w:t>6</w:t>
+      </w:r>
+      <w:r>
+        <w:t>. Funciones principales para administradores</w:t>
       </w:r>
     </w:p>
     <w:p/>
@@ -1464,7 +1500,6 @@
           <w:noProof/>
           <w:lang w:val="es-ES"/>
         </w:rPr>
-        <w:lastRenderedPageBreak/>
         <w:drawing>
           <wp:inline distT="0" distB="0" distL="0" distR="0" wp14:anchorId="727A6BF1" wp14:editId="58FC56B2">
             <wp:extent cx="5486400" cy="2962275"/>
@@ -1520,17 +1555,11 @@
           <w:lang w:val="es-ES"/>
         </w:rPr>
       </w:pPr>
-    </w:p>
-    <w:p>
-      <w:pPr>
-        <w:rPr>
-          <w:lang w:val="es-ES"/>
-        </w:rPr>
-      </w:pPr>
       <w:r>
         <w:rPr>
           <w:lang w:val="es-ES"/>
         </w:rPr>
+        <w:lastRenderedPageBreak/>
         <w:t>----------------------------------------</w:t>
       </w:r>
     </w:p>
@@ -1552,56 +1581,13 @@
         <w:rPr>
           <w:lang w:val="es-ES"/>
         </w:rPr>
-        <w:t>8. Problemas comunes</w:t>
+        <w:t>7</w:t>
       </w:r>
-    </w:p>
-    <w:p>
-      <w:pPr>
-        <w:rPr>
-          <w:lang w:val="es-ES"/>
-        </w:rPr>
-      </w:pPr>
-    </w:p>
-    <w:p>
-      <w:pPr>
-        <w:rPr>
-          <w:u w:val="single"/>
-          <w:lang w:val="es-ES"/>
-        </w:rPr>
-      </w:pPr>
-    </w:p>
-    <w:p>
-      <w:pPr>
-        <w:rPr>
-          <w:lang w:val="es-ES"/>
-        </w:rPr>
-      </w:pPr>
       <w:r>
         <w:rPr>
           <w:lang w:val="es-ES"/>
         </w:rPr>
-        <w:t>----------------------------------------</w:t>
-      </w:r>
-    </w:p>
-    <w:p>
-      <w:pPr>
-        <w:rPr>
-          <w:lang w:val="es-ES"/>
-        </w:rPr>
-      </w:pPr>
-    </w:p>
-    <w:p>
-      <w:pPr>
-        <w:pStyle w:val="Ttulo2"/>
-        <w:rPr>
-          <w:lang w:val="es-ES"/>
-        </w:rPr>
-      </w:pPr>
-      <w:r>
-        <w:rPr>
-          <w:lang w:val="es-ES"/>
-        </w:rPr>
-        <w:t>9. Soporte</w:t>
+        <w:t>. Soporte</w:t>
       </w:r>
     </w:p>
     <w:p>

--- a/docs/guia_usuario.docx
+++ b/docs/guia_usuario.docx
@@ -5,6 +5,7 @@
     <w:p>
       <w:pPr>
         <w:pStyle w:val="Ttulo1"/>
+        <w:jc w:val="both"/>
         <w:rPr>
           <w:sz w:val="36"/>
           <w:szCs w:val="36"/>
@@ -22,6 +23,7 @@
     </w:p>
     <w:p>
       <w:pPr>
+        <w:jc w:val="both"/>
         <w:rPr>
           <w:lang w:val="es-ES"/>
         </w:rPr>
@@ -29,54 +31,85 @@
     </w:p>
     <w:p>
       <w:pPr>
-        <w:rPr>
-          <w:u w:val="single"/>
-          <w:lang w:val="es-ES"/>
-        </w:rPr>
-      </w:pPr>
-      <w:r>
-        <w:rPr>
-          <w:lang w:val="es-ES"/>
-        </w:rPr>
-        <w:t>Este documento está pensado para personas sin conocimientos técnicos que quieren usar la aplicación de forma sencilla.</w:t>
+        <w:pStyle w:val="Ttulo2"/>
+        <w:jc w:val="both"/>
+        <w:rPr>
+          <w:lang w:val="es-ES"/>
+        </w:rPr>
+      </w:pPr>
+      <w:r>
+        <w:rPr>
+          <w:lang w:val="es-ES"/>
+        </w:rPr>
+        <w:t>1. Descargar la aplicación</w:t>
       </w:r>
     </w:p>
     <w:p>
       <w:pPr>
-        <w:rPr>
-          <w:lang w:val="es-ES"/>
-        </w:rPr>
-      </w:pPr>
-      <w:r>
-        <w:rPr>
-          <w:lang w:val="es-ES"/>
-        </w:rPr>
-        <w:t>----------------------------------------</w:t>
+        <w:jc w:val="both"/>
+        <w:rPr>
+          <w:lang w:val="es-ES"/>
+        </w:rPr>
+      </w:pPr>
+      <w:r>
+        <w:rPr>
+          <w:lang w:val="es-ES"/>
+        </w:rPr>
+        <w:t>Descarga la versión de Windows, Android o Linux desde el enlace de distribución</w:t>
+      </w:r>
+      <w:r>
+        <w:rPr>
+          <w:lang w:val="es-ES"/>
+        </w:rPr>
+        <w:t xml:space="preserve"> de la página </w:t>
+      </w:r>
+      <w:hyperlink r:id="rId6" w:history="1">
+        <w:r>
+          <w:rPr>
+            <w:rStyle w:val="Hipervnculo"/>
+            <w:lang w:val="es-ES"/>
+          </w:rPr>
+          <w:t>web</w:t>
+        </w:r>
+      </w:hyperlink>
+      <w:r>
+        <w:rPr>
+          <w:lang w:val="es-ES"/>
+        </w:rPr>
+        <w:t>.</w:t>
       </w:r>
     </w:p>
     <w:p>
       <w:pPr>
-        <w:rPr>
-          <w:lang w:val="es-ES"/>
-        </w:rPr>
-      </w:pPr>
+        <w:jc w:val="both"/>
+        <w:rPr>
+          <w:lang w:val="es-ES"/>
+        </w:rPr>
+      </w:pPr>
+      <w:r>
+        <w:rPr>
+          <w:lang w:val="es-ES"/>
+        </w:rPr>
+        <w:t>En el caso de Windows, el archivo final será un `.exe` que podrás abrir con doble clic.</w:t>
+      </w:r>
     </w:p>
     <w:p>
       <w:pPr>
-        <w:pStyle w:val="Ttulo2"/>
-        <w:rPr>
-          <w:lang w:val="es-ES"/>
-        </w:rPr>
-      </w:pPr>
-      <w:r>
-        <w:rPr>
-          <w:lang w:val="es-ES"/>
-        </w:rPr>
-        <w:t>1. Descargar la aplicación</w:t>
+        <w:jc w:val="both"/>
+        <w:rPr>
+          <w:lang w:val="es-ES"/>
+        </w:rPr>
+      </w:pPr>
+      <w:r>
+        <w:rPr>
+          <w:lang w:val="es-ES"/>
+        </w:rPr>
+        <w:t xml:space="preserve">[Imagen: Pantalla de descarga] </w:t>
       </w:r>
     </w:p>
     <w:p>
       <w:pPr>
+        <w:jc w:val="both"/>
         <w:rPr>
           <w:lang w:val="es-ES"/>
         </w:rPr>
@@ -84,58 +117,206 @@
     </w:p>
     <w:p>
       <w:pPr>
-        <w:rPr>
-          <w:lang w:val="es-ES"/>
-        </w:rPr>
-      </w:pPr>
-      <w:r>
-        <w:rPr>
-          <w:lang w:val="es-ES"/>
-        </w:rPr>
-        <w:t>Descarga la versión de Windows, Android o Linux desde el enlace de distribución.</w:t>
+        <w:pStyle w:val="Ttulo2"/>
+        <w:jc w:val="both"/>
+        <w:rPr>
+          <w:lang w:val="es-ES"/>
+        </w:rPr>
+      </w:pPr>
+      <w:r>
+        <w:rPr>
+          <w:lang w:val="es-ES"/>
+        </w:rPr>
+        <w:t>2. Instalar la aplicación</w:t>
       </w:r>
     </w:p>
     <w:p>
       <w:pPr>
-        <w:rPr>
-          <w:lang w:val="es-ES"/>
-        </w:rPr>
-      </w:pPr>
-      <w:r>
-        <w:rPr>
-          <w:lang w:val="es-ES"/>
-        </w:rPr>
-        <w:t>En el caso de Windows, el archivo final será un `.exe` que podrás abrir con doble clic.</w:t>
+        <w:jc w:val="both"/>
+        <w:rPr>
+          <w:lang w:val="es-ES"/>
+        </w:rPr>
+      </w:pPr>
+      <w:r>
+        <w:rPr>
+          <w:lang w:val="es-ES"/>
+        </w:rPr>
+        <w:t xml:space="preserve">En </w:t>
+      </w:r>
+      <w:r>
+        <w:rPr>
+          <w:b/>
+          <w:bCs/>
+          <w:lang w:val="es-ES"/>
+        </w:rPr>
+        <w:t>Android</w:t>
+      </w:r>
+      <w:r>
+        <w:rPr>
+          <w:lang w:val="es-ES"/>
+        </w:rPr>
+        <w:t xml:space="preserve"> se descarga directamente la </w:t>
+      </w:r>
+      <w:proofErr w:type="spellStart"/>
+      <w:r>
+        <w:rPr>
+          <w:lang w:val="es-ES"/>
+        </w:rPr>
+        <w:t>apk</w:t>
+      </w:r>
+      <w:proofErr w:type="spellEnd"/>
+      <w:r>
+        <w:rPr>
+          <w:lang w:val="es-ES"/>
+        </w:rPr>
+        <w:t xml:space="preserve">. Busca el archivo descargado, haz </w:t>
+      </w:r>
+      <w:proofErr w:type="spellStart"/>
+      <w:r>
+        <w:rPr>
+          <w:lang w:val="es-ES"/>
+        </w:rPr>
+        <w:t>click</w:t>
+      </w:r>
+      <w:proofErr w:type="spellEnd"/>
+      <w:r>
+        <w:rPr>
+          <w:lang w:val="es-ES"/>
+        </w:rPr>
+        <w:t xml:space="preserve"> en él y se te instalará la app. Puede que tengas que activar la configuración de instalar desde origen externo.</w:t>
       </w:r>
     </w:p>
     <w:p>
       <w:pPr>
-        <w:rPr>
-          <w:lang w:val="es-ES"/>
-        </w:rPr>
-      </w:pPr>
-      <w:r>
-        <w:rPr>
-          <w:lang w:val="es-ES"/>
-        </w:rPr>
-        <w:t xml:space="preserve">[Imagen: Pantalla de descarga] </w:t>
+        <w:jc w:val="both"/>
+        <w:rPr>
+          <w:lang w:val="es-ES"/>
+        </w:rPr>
+      </w:pPr>
+      <w:r>
+        <w:rPr>
+          <w:lang w:val="es-ES"/>
+        </w:rPr>
+        <w:t xml:space="preserve">En </w:t>
+      </w:r>
+      <w:r>
+        <w:rPr>
+          <w:b/>
+          <w:bCs/>
+          <w:lang w:val="es-ES"/>
+        </w:rPr>
+        <w:t>Windows</w:t>
+      </w:r>
+      <w:r>
+        <w:rPr>
+          <w:lang w:val="es-ES"/>
+        </w:rPr>
+        <w:t xml:space="preserve"> se descarga un archivo .zip. Tendrás que extraer todo en la carpeta que desees y luego ejecutar el archivo PlantAID.exe en la carpeta extraída. </w:t>
       </w:r>
     </w:p>
     <w:p>
       <w:pPr>
-        <w:rPr>
-          <w:lang w:val="es-ES"/>
-        </w:rPr>
-      </w:pPr>
-      <w:r>
-        <w:rPr>
-          <w:lang w:val="es-ES"/>
-        </w:rPr>
-        <w:t>----------------------------------------</w:t>
+        <w:jc w:val="both"/>
+        <w:rPr>
+          <w:lang w:val="es-ES"/>
+        </w:rPr>
+      </w:pPr>
+      <w:r>
+        <w:rPr>
+          <w:lang w:val="es-ES"/>
+        </w:rPr>
+        <w:t xml:space="preserve">En </w:t>
+      </w:r>
+      <w:r>
+        <w:rPr>
+          <w:b/>
+          <w:bCs/>
+          <w:lang w:val="es-ES"/>
+        </w:rPr>
+        <w:t>Linux</w:t>
+      </w:r>
+      <w:r>
+        <w:rPr>
+          <w:lang w:val="es-ES"/>
+        </w:rPr>
+        <w:t xml:space="preserve"> se descarga un archivo .</w:t>
+      </w:r>
+      <w:proofErr w:type="spellStart"/>
+      <w:r>
+        <w:rPr>
+          <w:lang w:val="es-ES"/>
+        </w:rPr>
+        <w:t>deb</w:t>
+      </w:r>
+      <w:proofErr w:type="spellEnd"/>
+      <w:r>
+        <w:rPr>
+          <w:lang w:val="es-ES"/>
+        </w:rPr>
+        <w:t xml:space="preserve">. Solo tendrás que hacer </w:t>
+      </w:r>
+      <w:proofErr w:type="spellStart"/>
+      <w:r>
+        <w:rPr>
+          <w:lang w:val="es-ES"/>
+        </w:rPr>
+        <w:t>click</w:t>
+      </w:r>
+      <w:proofErr w:type="spellEnd"/>
+      <w:r>
+        <w:rPr>
+          <w:lang w:val="es-ES"/>
+        </w:rPr>
+        <w:t xml:space="preserve"> en ese archivo, darle a instalar y </w:t>
+      </w:r>
+      <w:r>
+        <w:rPr>
+          <w:lang w:val="es-ES"/>
+        </w:rPr>
+        <w:t>a</w:t>
+      </w:r>
+      <w:r>
+        <w:rPr>
+          <w:lang w:val="es-ES"/>
+        </w:rPr>
+        <w:t>brir Plant-</w:t>
+      </w:r>
+      <w:proofErr w:type="spellStart"/>
+      <w:r>
+        <w:rPr>
+          <w:lang w:val="es-ES"/>
+        </w:rPr>
+        <w:t>AId</w:t>
+      </w:r>
+      <w:proofErr w:type="spellEnd"/>
+      <w:r>
+        <w:rPr>
+          <w:lang w:val="es-ES"/>
+        </w:rPr>
+        <w:t xml:space="preserve"> desde el men</w:t>
+      </w:r>
+      <w:r>
+        <w:rPr>
+          <w:lang w:val="es-ES"/>
+        </w:rPr>
+        <w:t>ú</w:t>
+      </w:r>
+      <w:r>
+        <w:rPr>
+          <w:lang w:val="es-ES"/>
+        </w:rPr>
+        <w:t xml:space="preserve"> de aplicaciones</w:t>
+      </w:r>
+      <w:r>
+        <w:rPr>
+          <w:lang w:val="es-ES"/>
+        </w:rPr>
+        <w:t>.</w:t>
       </w:r>
     </w:p>
     <w:p>
       <w:pPr>
+        <w:jc w:val="both"/>
         <w:rPr>
           <w:lang w:val="es-ES"/>
         </w:rPr>
@@ -143,66 +324,142 @@
     </w:p>
     <w:p>
       <w:pPr>
-        <w:pStyle w:val="Ttulo2"/>
-        <w:rPr>
-          <w:lang w:val="es-ES"/>
-        </w:rPr>
-      </w:pPr>
-      <w:r>
-        <w:rPr>
-          <w:lang w:val="es-ES"/>
-        </w:rPr>
-        <w:t>2. Instalar la aplicación</w:t>
+        <w:jc w:val="both"/>
+        <w:rPr>
+          <w:lang w:val="es-ES"/>
+        </w:rPr>
+      </w:pPr>
+      <w:r>
+        <w:rPr>
+          <w:lang w:val="es-ES"/>
+        </w:rPr>
+        <w:t>La aplicación se conecta al servidor de la universidad, así que solo necesita que la URL de la API esté configurada correctamente.</w:t>
       </w:r>
     </w:p>
     <w:p>
       <w:pPr>
-        <w:rPr>
-          <w:lang w:val="es-ES"/>
-        </w:rPr>
-      </w:pPr>
+        <w:jc w:val="both"/>
+        <w:rPr>
+          <w:lang w:val="es-ES"/>
+        </w:rPr>
+      </w:pPr>
+      <w:r>
+        <w:rPr>
+          <w:b/>
+          <w:bCs/>
+          <w:lang w:val="es-ES"/>
+        </w:rPr>
+        <w:t>URL de la API</w:t>
+      </w:r>
+      <w:r>
+        <w:rPr>
+          <w:lang w:val="es-ES"/>
+        </w:rPr>
+        <w:t xml:space="preserve">: </w:t>
+      </w:r>
+      <w:r>
+        <w:rPr>
+          <w:lang w:val="es-ES"/>
+        </w:rPr>
+        <w:t>plantas.gti-ia.upv.es</w:t>
+      </w:r>
     </w:p>
     <w:p>
       <w:pPr>
-        <w:rPr>
-          <w:lang w:val="es-ES"/>
-        </w:rPr>
-      </w:pPr>
-      <w:r>
-        <w:rPr>
-          <w:lang w:val="es-ES"/>
-        </w:rPr>
-        <w:t>Si te entregan un instalador, ejecútalo y sigue el asistente.</w:t>
-      </w:r>
+        <w:jc w:val="both"/>
+        <w:rPr>
+          <w:lang w:val="es-ES"/>
+        </w:rPr>
+      </w:pPr>
     </w:p>
     <w:p>
       <w:pPr>
-        <w:rPr>
-          <w:lang w:val="es-ES"/>
-        </w:rPr>
-      </w:pPr>
-      <w:r>
-        <w:rPr>
-          <w:lang w:val="es-ES"/>
-        </w:rPr>
-        <w:t>Si te entregan una carpeta portable, entra dentro y abre `Plant-AId.exe`.</w:t>
+        <w:jc w:val="both"/>
+        <w:rPr>
+          <w:lang w:val="es-ES"/>
+        </w:rPr>
+      </w:pPr>
+      <w:r>
+        <w:rPr>
+          <w:lang w:val="es-ES"/>
+        </w:rPr>
+        <w:t xml:space="preserve">[Imagen: Pantalla de instalación] </w:t>
       </w:r>
     </w:p>
     <w:p>
       <w:pPr>
-        <w:rPr>
-          <w:lang w:val="es-ES"/>
-        </w:rPr>
-      </w:pPr>
-      <w:r>
-        <w:rPr>
-          <w:lang w:val="es-ES"/>
-        </w:rPr>
-        <w:t>La aplicación se conecta al servidor de la universidad, así que solo necesita que la URL de la API esté configurada correctamente.</w:t>
-      </w:r>
+        <w:jc w:val="both"/>
+        <w:rPr>
+          <w:lang w:val="es-ES"/>
+        </w:rPr>
+      </w:pPr>
     </w:p>
     <w:p>
       <w:pPr>
+        <w:jc w:val="both"/>
+        <w:rPr>
+          <w:lang w:val="es-ES"/>
+        </w:rPr>
+      </w:pPr>
+    </w:p>
+    <w:p>
+      <w:pPr>
+        <w:jc w:val="both"/>
+        <w:rPr>
+          <w:lang w:val="es-ES"/>
+        </w:rPr>
+      </w:pPr>
+    </w:p>
+    <w:p>
+      <w:pPr>
+        <w:jc w:val="both"/>
+        <w:rPr>
+          <w:lang w:val="es-ES"/>
+        </w:rPr>
+      </w:pPr>
+    </w:p>
+    <w:p>
+      <w:pPr>
+        <w:pStyle w:val="Ttulo2"/>
+        <w:jc w:val="both"/>
+        <w:rPr>
+          <w:lang w:val="es-ES"/>
+        </w:rPr>
+      </w:pPr>
+      <w:r>
+        <w:rPr>
+          <w:lang w:val="es-ES"/>
+        </w:rPr>
+        <w:lastRenderedPageBreak/>
+        <w:t>3. Primer uso</w:t>
+      </w:r>
+    </w:p>
+    <w:p>
+      <w:pPr>
+        <w:pStyle w:val="Ttulo3"/>
+        <w:jc w:val="both"/>
+      </w:pPr>
+      <w:r>
+        <w:t xml:space="preserve">3.1. </w:t>
+      </w:r>
+      <w:proofErr w:type="spellStart"/>
+      <w:r>
+        <w:t>Iniciar</w:t>
+      </w:r>
+      <w:proofErr w:type="spellEnd"/>
+      <w:r>
+        <w:t xml:space="preserve"> la </w:t>
+      </w:r>
+      <w:proofErr w:type="spellStart"/>
+      <w:r>
+        <w:t>aplicación</w:t>
+      </w:r>
+      <w:proofErr w:type="spellEnd"/>
+    </w:p>
+    <w:p>
+      <w:pPr>
+        <w:pStyle w:val="Listaconvietas"/>
+        <w:jc w:val="both"/>
         <w:rPr>
           <w:lang w:val="es-ES"/>
         </w:rPr>
@@ -213,142 +470,96 @@
           <w:bCs/>
           <w:lang w:val="es-ES"/>
         </w:rPr>
-        <w:t>URL de la API</w:t>
-      </w:r>
-      <w:r>
-        <w:rPr>
-          <w:lang w:val="es-ES"/>
-        </w:rPr>
-        <w:t xml:space="preserve">: </w:t>
-      </w:r>
-      <w:r>
-        <w:rPr>
-          <w:lang w:val="es-ES"/>
-        </w:rPr>
-        <w:t>plantas.gti-ia.upv.es</w:t>
+        <w:t>Android</w:t>
+      </w:r>
+      <w:r>
+        <w:rPr>
+          <w:lang w:val="es-ES"/>
+        </w:rPr>
+        <w:t>: abre `Aplicaciones` y busca `</w:t>
+      </w:r>
+      <w:proofErr w:type="spellStart"/>
+      <w:r>
+        <w:rPr>
+          <w:lang w:val="es-ES"/>
+        </w:rPr>
+        <w:t>PlantAid</w:t>
+      </w:r>
+      <w:proofErr w:type="spellEnd"/>
+      <w:r>
+        <w:rPr>
+          <w:lang w:val="es-ES"/>
+        </w:rPr>
+        <w:t>`.</w:t>
       </w:r>
     </w:p>
     <w:p>
       <w:pPr>
-        <w:rPr>
-          <w:lang w:val="es-ES"/>
-        </w:rPr>
-      </w:pPr>
+        <w:pStyle w:val="Listaconvietas"/>
+        <w:jc w:val="both"/>
+        <w:rPr>
+          <w:lang w:val="es-ES"/>
+        </w:rPr>
+      </w:pPr>
+      <w:r>
+        <w:rPr>
+          <w:b/>
+          <w:bCs/>
+          <w:lang w:val="es-ES"/>
+        </w:rPr>
+        <w:t>Windows</w:t>
+      </w:r>
+      <w:r>
+        <w:rPr>
+          <w:lang w:val="es-ES"/>
+        </w:rPr>
+        <w:t>: haz doble clic en el icono del escritorio Plant-Aid.exe.</w:t>
+      </w:r>
     </w:p>
     <w:p>
       <w:pPr>
-        <w:rPr>
-          <w:lang w:val="es-ES"/>
-        </w:rPr>
-      </w:pPr>
-      <w:r>
-        <w:rPr>
-          <w:lang w:val="es-ES"/>
-        </w:rPr>
-        <w:t xml:space="preserve">[Imagen: Pantalla de instalación] </w:t>
+        <w:pStyle w:val="Listaconvietas"/>
+        <w:jc w:val="both"/>
+        <w:rPr>
+          <w:lang w:val="es-ES"/>
+        </w:rPr>
+      </w:pPr>
+      <w:r>
+        <w:rPr>
+          <w:b/>
+          <w:bCs/>
+          <w:lang w:val="es-ES"/>
+        </w:rPr>
+        <w:t>Linux</w:t>
+      </w:r>
+      <w:r>
+        <w:rPr>
+          <w:lang w:val="es-ES"/>
+        </w:rPr>
+        <w:t xml:space="preserve">: Busca Plant-Aid </w:t>
+      </w:r>
+      <w:r>
+        <w:rPr>
+          <w:lang w:val="es-ES"/>
+        </w:rPr>
+        <w:t>en</w:t>
+      </w:r>
+      <w:r>
+        <w:rPr>
+          <w:lang w:val="es-ES"/>
+        </w:rPr>
+        <w:t xml:space="preserve"> e</w:t>
+      </w:r>
+      <w:r>
+        <w:rPr>
+          <w:lang w:val="es-ES"/>
+        </w:rPr>
+        <w:t>l menú de aplicaciones y ejecútalo.</w:t>
       </w:r>
     </w:p>
     <w:p>
       <w:pPr>
-        <w:rPr>
-          <w:lang w:val="es-ES"/>
-        </w:rPr>
-      </w:pPr>
-    </w:p>
-    <w:p>
-      <w:pPr>
-        <w:rPr>
-          <w:lang w:val="es-ES"/>
-        </w:rPr>
-      </w:pPr>
-      <w:r>
-        <w:rPr>
-          <w:lang w:val="es-ES"/>
-        </w:rPr>
-        <w:t>----------------------------------------</w:t>
-      </w:r>
-    </w:p>
-    <w:p>
-      <w:pPr>
-        <w:rPr>
-          <w:lang w:val="es-ES"/>
-        </w:rPr>
-      </w:pPr>
-    </w:p>
-    <w:p>
-      <w:pPr>
-        <w:rPr>
-          <w:lang w:val="es-ES"/>
-        </w:rPr>
-      </w:pPr>
-    </w:p>
-    <w:p>
-      <w:pPr>
-        <w:pStyle w:val="Ttulo2"/>
-        <w:rPr>
-          <w:lang w:val="es-ES"/>
-        </w:rPr>
-      </w:pPr>
-      <w:r>
-        <w:rPr>
-          <w:lang w:val="es-ES"/>
-        </w:rPr>
-        <w:lastRenderedPageBreak/>
-        <w:t>3. Primer uso</w:t>
-      </w:r>
-    </w:p>
-    <w:p>
-      <w:pPr>
-        <w:pStyle w:val="Ttulo3"/>
-      </w:pPr>
-      <w:r>
-        <w:t>3.1. Iniciar la aplicación</w:t>
-      </w:r>
-    </w:p>
-    <w:p/>
-    <w:p>
-      <w:pPr>
-        <w:pStyle w:val="Listaconvietas"/>
-        <w:rPr>
-          <w:lang w:val="es-ES"/>
-        </w:rPr>
-      </w:pPr>
-      <w:r>
-        <w:rPr>
-          <w:lang w:val="es-ES"/>
-        </w:rPr>
-        <w:t>**Windows**: haz doble clic en el icono del escritorio.</w:t>
-      </w:r>
-    </w:p>
-    <w:p>
-      <w:pPr>
-        <w:pStyle w:val="Listaconvietas"/>
-        <w:rPr>
-          <w:lang w:val="es-ES"/>
-        </w:rPr>
-      </w:pPr>
-      <w:r>
-        <w:rPr>
-          <w:lang w:val="es-ES"/>
-        </w:rPr>
-        <w:t>**Android**: abre `Aplicaciones` y busca `PlantAid`.</w:t>
-      </w:r>
-    </w:p>
-    <w:p>
-      <w:pPr>
-        <w:rPr>
-          <w:lang w:val="es-ES"/>
-        </w:rPr>
-      </w:pPr>
-      <w:r>
-        <w:rPr>
-          <w:lang w:val="es-ES"/>
-        </w:rPr>
-        <w:t>En Windows no hace falta abrir Python ni una terminal. La aplicación se abre como cualquier programa instalado.</w:t>
-      </w:r>
-    </w:p>
-    <w:p>
-      <w:pPr>
+        <w:jc w:val="both"/>
         <w:rPr>
           <w:lang w:val="es-ES"/>
         </w:rPr>
@@ -359,9 +570,9 @@
           <w:lang w:val="es-ES"/>
         </w:rPr>
         <w:drawing>
-          <wp:inline distT="0" distB="0" distL="0" distR="0" wp14:anchorId="11F32C11" wp14:editId="6E3A6411">
-            <wp:extent cx="1463040" cy="1463040"/>
-            <wp:effectExtent l="0" t="0" r="3810" b="3810"/>
+          <wp:inline distT="0" distB="0" distL="0" distR="0" wp14:anchorId="11F32C11" wp14:editId="5EFEBA18">
+            <wp:extent cx="1341120" cy="1341120"/>
+            <wp:effectExtent l="0" t="0" r="0" b="0"/>
             <wp:docPr id="152404545" name="Imagen 2"/>
             <wp:cNvGraphicFramePr>
               <a:graphicFrameLocks xmlns:a="http://schemas.openxmlformats.org/drawingml/2006/main" noChangeAspect="1"/>
@@ -374,7 +585,7 @@
                     <pic:cNvPicPr/>
                   </pic:nvPicPr>
                   <pic:blipFill>
-                    <a:blip r:embed="rId6"/>
+                    <a:blip r:embed="rId7"/>
                     <a:stretch>
                       <a:fillRect/>
                     </a:stretch>
@@ -382,7 +593,7 @@
                   <pic:spPr>
                     <a:xfrm>
                       <a:off x="0" y="0"/>
-                      <a:ext cx="1463040" cy="1463040"/>
+                      <a:ext cx="1341120" cy="1341120"/>
                     </a:xfrm>
                     <a:prstGeom prst="rect">
                       <a:avLst/>
@@ -397,6 +608,7 @@
     </w:p>
     <w:p>
       <w:pPr>
+        <w:jc w:val="both"/>
         <w:rPr>
           <w:lang w:val="es-ES"/>
         </w:rPr>
@@ -422,6 +634,7 @@
     </w:p>
     <w:p>
       <w:pPr>
+        <w:jc w:val="both"/>
         <w:rPr>
           <w:lang w:val="es-ES"/>
         </w:rPr>
@@ -430,6 +643,7 @@
     <w:p>
       <w:pPr>
         <w:pStyle w:val="Ttulo3"/>
+        <w:jc w:val="both"/>
         <w:rPr>
           <w:lang w:val="es-ES"/>
         </w:rPr>
@@ -443,66 +657,63 @@
     </w:p>
     <w:p>
       <w:pPr>
-        <w:rPr>
-          <w:lang w:val="es-ES"/>
-        </w:rPr>
-      </w:pPr>
+        <w:jc w:val="both"/>
+        <w:rPr>
+          <w:lang w:val="es-ES"/>
+        </w:rPr>
+      </w:pPr>
+      <w:r>
+        <w:rPr>
+          <w:lang w:val="es-ES"/>
+        </w:rPr>
+        <w:t>Si no tienes una cuenta todavía, regístrate y se te dará el rol de Usuario. Si quieres otro rol, contacta con el desarrollador.</w:t>
+      </w:r>
     </w:p>
     <w:p>
       <w:pPr>
-        <w:rPr>
-          <w:lang w:val="es-ES"/>
-        </w:rPr>
-      </w:pPr>
-      <w:r>
-        <w:rPr>
-          <w:lang w:val="es-ES"/>
-        </w:rPr>
-        <w:t>Si no tienes una cuenta todavía, regístrate y se te dará el rol de Usuario. Si quieres otro rol, contacta con el desarrollador.</w:t>
+        <w:jc w:val="both"/>
+        <w:rPr>
+          <w:lang w:val="es-ES"/>
+        </w:rPr>
+      </w:pPr>
+      <w:r>
+        <w:rPr>
+          <w:lang w:val="es-ES"/>
+        </w:rPr>
+        <w:t>Una vez tengas tu cuenta, selecciona tu rol e inicia sesión con tus credenciales.</w:t>
       </w:r>
     </w:p>
     <w:p>
       <w:pPr>
-        <w:rPr>
-          <w:lang w:val="es-ES"/>
-        </w:rPr>
-      </w:pPr>
-      <w:r>
-        <w:rPr>
-          <w:lang w:val="es-ES"/>
-        </w:rPr>
-        <w:t>Una vez tengas tu cuenta, selecciona tu rol e inicia sesión con tus credenciales.</w:t>
+        <w:jc w:val="both"/>
+        <w:rPr>
+          <w:lang w:val="es-ES"/>
+        </w:rPr>
+      </w:pPr>
+      <w:r>
+        <w:rPr>
+          <w:lang w:val="es-ES"/>
+        </w:rPr>
+        <w:t xml:space="preserve">Si te da error de conexión, asegúrate de que la dirección a la que te estás conectando es la correcta en </w:t>
+      </w:r>
+      <w:r>
+        <w:rPr>
+          <w:b/>
+          <w:bCs/>
+          <w:lang w:val="es-ES"/>
+        </w:rPr>
+        <w:t>Configuración de conexión</w:t>
+      </w:r>
+      <w:r>
+        <w:rPr>
+          <w:lang w:val="es-ES"/>
+        </w:rPr>
+        <w:t>.</w:t>
       </w:r>
     </w:p>
     <w:p>
       <w:pPr>
-        <w:rPr>
-          <w:lang w:val="es-ES"/>
-        </w:rPr>
-      </w:pPr>
-      <w:r>
-        <w:rPr>
-          <w:lang w:val="es-ES"/>
-        </w:rPr>
-        <w:t xml:space="preserve">Si te da error de conexión, asegúrate de que la dirección a la que te estás conectando es la correcta en </w:t>
-      </w:r>
-      <w:r>
-        <w:rPr>
-          <w:b/>
-          <w:bCs/>
-          <w:lang w:val="es-ES"/>
-        </w:rPr>
-        <w:t>Configuración de conexión</w:t>
-      </w:r>
-      <w:r>
-        <w:rPr>
-          <w:lang w:val="es-ES"/>
-        </w:rPr>
-        <w:t>.</w:t>
-      </w:r>
-    </w:p>
-    <w:p>
-      <w:pPr>
+        <w:jc w:val="both"/>
         <w:rPr>
           <w:lang w:val="es-ES"/>
         </w:rPr>
@@ -512,7 +723,6 @@
           <w:noProof/>
           <w:lang w:val="es-ES"/>
         </w:rPr>
-        <w:lastRenderedPageBreak/>
         <w:drawing>
           <wp:inline distT="0" distB="0" distL="0" distR="0" wp14:anchorId="13429EFC" wp14:editId="1A48A36D">
             <wp:extent cx="5382525" cy="2895600"/>
@@ -529,7 +739,7 @@
                     <pic:cNvPicPr/>
                   </pic:nvPicPr>
                   <pic:blipFill>
-                    <a:blip r:embed="rId7"/>
+                    <a:blip r:embed="rId8"/>
                     <a:stretch>
                       <a:fillRect/>
                     </a:stretch>
@@ -552,6 +762,7 @@
     </w:p>
     <w:p>
       <w:pPr>
+        <w:jc w:val="both"/>
         <w:rPr>
           <w:lang w:val="es-ES"/>
         </w:rPr>
@@ -565,157 +776,145 @@
     </w:p>
     <w:p>
       <w:pPr>
-        <w:rPr>
-          <w:lang w:val="es-ES"/>
-        </w:rPr>
-      </w:pPr>
-      <w:r>
-        <w:rPr>
-          <w:lang w:val="es-ES"/>
-        </w:rPr>
-        <w:t>----------------------------------------</w:t>
+        <w:pStyle w:val="Ttulo2"/>
+        <w:jc w:val="both"/>
+        <w:rPr>
+          <w:lang w:val="es-ES"/>
+        </w:rPr>
+      </w:pPr>
+      <w:r>
+        <w:rPr>
+          <w:lang w:val="es-ES"/>
+        </w:rPr>
+        <w:lastRenderedPageBreak/>
+        <w:t>4. Funciones principales para usuarios</w:t>
       </w:r>
     </w:p>
     <w:p>
       <w:pPr>
-        <w:rPr>
-          <w:lang w:val="es-ES"/>
-        </w:rPr>
-      </w:pPr>
+        <w:pStyle w:val="Ttulo3"/>
+        <w:jc w:val="both"/>
+        <w:rPr>
+          <w:lang w:val="es-ES"/>
+        </w:rPr>
+      </w:pPr>
+      <w:r>
+        <w:rPr>
+          <w:lang w:val="es-ES"/>
+        </w:rPr>
+        <w:t>4.1. Subir imágenes</w:t>
+      </w:r>
     </w:p>
     <w:p>
       <w:pPr>
-        <w:pStyle w:val="Ttulo2"/>
-        <w:rPr>
-          <w:lang w:val="es-ES"/>
-        </w:rPr>
-      </w:pPr>
-      <w:r>
-        <w:rPr>
-          <w:lang w:val="es-ES"/>
-        </w:rPr>
-        <w:t>4. Funciones principales para usuarios</w:t>
+        <w:pStyle w:val="Listaconvietas"/>
+        <w:jc w:val="both"/>
+        <w:rPr>
+          <w:lang w:val="es-ES"/>
+        </w:rPr>
+      </w:pPr>
+      <w:r>
+        <w:rPr>
+          <w:lang w:val="es-ES"/>
+        </w:rPr>
+        <w:t xml:space="preserve">Pulsa el botón </w:t>
+      </w:r>
+      <w:r>
+        <w:rPr>
+          <w:b/>
+          <w:bCs/>
+          <w:lang w:val="es-ES"/>
+        </w:rPr>
+        <w:t>Subir Foto</w:t>
+      </w:r>
+      <w:r>
+        <w:rPr>
+          <w:lang w:val="es-ES"/>
+        </w:rPr>
+        <w:t>.</w:t>
       </w:r>
     </w:p>
     <w:p>
       <w:pPr>
-        <w:pStyle w:val="Ttulo3"/>
-        <w:rPr>
-          <w:lang w:val="es-ES"/>
-        </w:rPr>
-      </w:pPr>
-      <w:r>
-        <w:rPr>
-          <w:lang w:val="es-ES"/>
-        </w:rPr>
-        <w:t>4.1. Subir imágenes</w:t>
+        <w:pStyle w:val="Listaconvietas"/>
+        <w:jc w:val="both"/>
+        <w:rPr>
+          <w:lang w:val="es-ES"/>
+        </w:rPr>
+      </w:pPr>
+      <w:r>
+        <w:rPr>
+          <w:lang w:val="es-ES"/>
+        </w:rPr>
+        <w:t>Selecciona una imagen de una hoja</w:t>
+      </w:r>
+      <w:r>
+        <w:rPr>
+          <w:lang w:val="es-ES"/>
+        </w:rPr>
+        <w:t xml:space="preserve">, desde móvil tienes que tener la imagen </w:t>
       </w:r>
     </w:p>
     <w:p>
       <w:pPr>
-        <w:rPr>
-          <w:lang w:val="es-ES"/>
-        </w:rPr>
-      </w:pPr>
+        <w:pStyle w:val="Listaconvietas"/>
+        <w:jc w:val="both"/>
+        <w:rPr>
+          <w:lang w:val="es-ES"/>
+        </w:rPr>
+      </w:pPr>
+      <w:r>
+        <w:rPr>
+          <w:lang w:val="es-ES"/>
+        </w:rPr>
+        <w:t>Elige la etiqueta de tu imagen si la conoces.</w:t>
+      </w:r>
     </w:p>
     <w:p>
       <w:pPr>
         <w:pStyle w:val="Listaconvietas"/>
-        <w:rPr>
-          <w:lang w:val="es-ES"/>
-        </w:rPr>
-      </w:pPr>
-      <w:r>
-        <w:rPr>
-          <w:lang w:val="es-ES"/>
-        </w:rPr>
-        <w:t xml:space="preserve">Pulsa el botón </w:t>
-      </w:r>
-      <w:r>
-        <w:rPr>
-          <w:b/>
-          <w:bCs/>
-          <w:lang w:val="es-ES"/>
-        </w:rPr>
-        <w:t>Subir Foto</w:t>
-      </w:r>
-      <w:r>
-        <w:rPr>
-          <w:lang w:val="es-ES"/>
-        </w:rPr>
-        <w:t>.</w:t>
+        <w:jc w:val="both"/>
+        <w:rPr>
+          <w:lang w:val="es-ES"/>
+        </w:rPr>
+      </w:pPr>
+      <w:r>
+        <w:rPr>
+          <w:lang w:val="es-ES"/>
+        </w:rPr>
+        <w:t>La imagen se añade a la base de datos.</w:t>
       </w:r>
     </w:p>
     <w:p>
       <w:pPr>
         <w:pStyle w:val="Listaconvietas"/>
-        <w:rPr>
-          <w:lang w:val="es-ES"/>
-        </w:rPr>
-      </w:pPr>
-      <w:r>
-        <w:rPr>
-          <w:lang w:val="es-ES"/>
-        </w:rPr>
-        <w:t>Selecciona una imagen de una hoja.</w:t>
+        <w:jc w:val="both"/>
+        <w:rPr>
+          <w:lang w:val="es-ES"/>
+        </w:rPr>
+      </w:pPr>
+      <w:r>
+        <w:rPr>
+          <w:lang w:val="es-ES"/>
+        </w:rPr>
+        <w:t xml:space="preserve">Si está disponible, un modelo puede </w:t>
+      </w:r>
+      <w:r>
+        <w:rPr>
+          <w:lang w:val="es-ES"/>
+        </w:rPr>
+        <w:t>predecir</w:t>
+      </w:r>
+      <w:r>
+        <w:rPr>
+          <w:lang w:val="es-ES"/>
+        </w:rPr>
+        <w:t xml:space="preserve"> la etiqueta de tu imagen.</w:t>
       </w:r>
     </w:p>
     <w:p>
       <w:pPr>
-        <w:pStyle w:val="Listaconvietas"/>
-        <w:rPr>
-          <w:lang w:val="es-ES"/>
-        </w:rPr>
-      </w:pPr>
-      <w:r>
-        <w:rPr>
-          <w:lang w:val="es-ES"/>
-        </w:rPr>
-        <w:t>Elige la etiqueta de tu imagen si la conoces.</w:t>
-      </w:r>
-    </w:p>
-    <w:p>
-      <w:pPr>
-        <w:pStyle w:val="Listaconvietas"/>
-        <w:rPr>
-          <w:lang w:val="es-ES"/>
-        </w:rPr>
-      </w:pPr>
-      <w:r>
-        <w:rPr>
-          <w:lang w:val="es-ES"/>
-        </w:rPr>
-        <w:t>La imagen se añade a la base de datos.</w:t>
-      </w:r>
-    </w:p>
-    <w:p>
-      <w:pPr>
-        <w:pStyle w:val="Listaconvietas"/>
-        <w:rPr>
-          <w:lang w:val="es-ES"/>
-        </w:rPr>
-      </w:pPr>
-      <w:r>
-        <w:rPr>
-          <w:lang w:val="es-ES"/>
-        </w:rPr>
-        <w:t xml:space="preserve">Si está disponible, un modelo puede </w:t>
-      </w:r>
-      <w:r>
-        <w:rPr>
-          <w:lang w:val="es-ES"/>
-        </w:rPr>
-        <w:t>predecir</w:t>
-      </w:r>
-      <w:r>
-        <w:rPr>
-          <w:lang w:val="es-ES"/>
-        </w:rPr>
-        <w:t xml:space="preserve"> la etiqueta de tu imagen.</w:t>
-      </w:r>
-    </w:p>
-    <w:p>
-      <w:pPr>
+        <w:jc w:val="both"/>
         <w:rPr>
           <w:lang w:val="es-ES"/>
         </w:rPr>
@@ -725,7 +924,6 @@
           <w:noProof/>
           <w:lang w:val="es-ES"/>
         </w:rPr>
-        <w:lastRenderedPageBreak/>
         <w:drawing>
           <wp:inline distT="0" distB="0" distL="0" distR="0" wp14:anchorId="3BF2CEC9" wp14:editId="3DFFD234">
             <wp:extent cx="5486400" cy="2942590"/>
@@ -742,7 +940,7 @@
                     <pic:cNvPicPr/>
                   </pic:nvPicPr>
                   <pic:blipFill>
-                    <a:blip r:embed="rId8"/>
+                    <a:blip r:embed="rId9"/>
                     <a:stretch>
                       <a:fillRect/>
                     </a:stretch>
@@ -771,6 +969,7 @@
     </w:p>
     <w:p>
       <w:pPr>
+        <w:jc w:val="both"/>
         <w:rPr>
           <w:lang w:val="es-ES"/>
         </w:rPr>
@@ -779,19 +978,47 @@
     <w:p>
       <w:pPr>
         <w:pStyle w:val="Ttulo3"/>
-      </w:pPr>
-      <w:r>
-        <w:t>4.2. Ver experimentos</w:t>
-      </w:r>
+        <w:jc w:val="both"/>
+      </w:pPr>
+      <w:r>
+        <w:t xml:space="preserve">4.2. Ver </w:t>
+      </w:r>
+      <w:proofErr w:type="spellStart"/>
+      <w:r>
+        <w:t>experimentos</w:t>
+      </w:r>
+      <w:proofErr w:type="spellEnd"/>
     </w:p>
-    <w:p/>
     <w:p>
       <w:pPr>
         <w:pStyle w:val="Listaconvietas"/>
-      </w:pPr>
-      <w:r>
-        <w:t xml:space="preserve">Pulsa el botón </w:t>
-      </w:r>
+        <w:jc w:val="both"/>
+      </w:pPr>
+      <w:proofErr w:type="spellStart"/>
+      <w:r>
+        <w:t>Pulsa</w:t>
+      </w:r>
+      <w:proofErr w:type="spellEnd"/>
+      <w:r>
+        <w:t xml:space="preserve"> </w:t>
+      </w:r>
+      <w:proofErr w:type="spellStart"/>
+      <w:r>
+        <w:t>el</w:t>
+      </w:r>
+      <w:proofErr w:type="spellEnd"/>
+      <w:r>
+        <w:t xml:space="preserve"> </w:t>
+      </w:r>
+      <w:proofErr w:type="spellStart"/>
+      <w:r>
+        <w:t>botón</w:t>
+      </w:r>
+      <w:proofErr w:type="spellEnd"/>
+      <w:r>
+        <w:t xml:space="preserve"> </w:t>
+      </w:r>
+      <w:proofErr w:type="spellStart"/>
       <w:r>
         <w:rPr>
           <w:b/>
@@ -799,6 +1026,7 @@
         </w:rPr>
         <w:t>Experimentos</w:t>
       </w:r>
+      <w:proofErr w:type="spellEnd"/>
       <w:r>
         <w:t>.</w:t>
       </w:r>
@@ -806,6 +1034,7 @@
     <w:p>
       <w:pPr>
         <w:pStyle w:val="Listaconvietas"/>
+        <w:jc w:val="both"/>
         <w:rPr>
           <w:lang w:val="es-ES"/>
         </w:rPr>
@@ -820,6 +1049,7 @@
     <w:p>
       <w:pPr>
         <w:pStyle w:val="Listaconvietas"/>
+        <w:jc w:val="both"/>
         <w:rPr>
           <w:lang w:val="es-ES"/>
         </w:rPr>
@@ -834,6 +1064,7 @@
     <w:p>
       <w:pPr>
         <w:pStyle w:val="Listaconvietas"/>
+        <w:jc w:val="both"/>
         <w:rPr>
           <w:lang w:val="es-ES"/>
         </w:rPr>
@@ -847,6 +1078,7 @@
     </w:p>
     <w:p>
       <w:pPr>
+        <w:jc w:val="both"/>
         <w:rPr>
           <w:lang w:val="es-ES"/>
         </w:rPr>
@@ -856,6 +1088,7 @@
           <w:noProof/>
           <w:lang w:val="es-ES"/>
         </w:rPr>
+        <w:lastRenderedPageBreak/>
         <w:drawing>
           <wp:inline distT="0" distB="0" distL="0" distR="0" wp14:anchorId="429A395C" wp14:editId="58798B4E">
             <wp:extent cx="5486400" cy="2947670"/>
@@ -869,166 +1102,6 @@
                 <pic:pic xmlns:pic="http://schemas.openxmlformats.org/drawingml/2006/picture">
                   <pic:nvPicPr>
                     <pic:cNvPr id="1604398588" name="Imagen 1604398588"/>
-                    <pic:cNvPicPr/>
-                  </pic:nvPicPr>
-                  <pic:blipFill>
-                    <a:blip r:embed="rId9"/>
-                    <a:stretch>
-                      <a:fillRect/>
-                    </a:stretch>
-                  </pic:blipFill>
-                  <pic:spPr>
-                    <a:xfrm>
-                      <a:off x="0" y="0"/>
-                      <a:ext cx="5486400" cy="2947670"/>
-                    </a:xfrm>
-                    <a:prstGeom prst="rect">
-                      <a:avLst/>
-                    </a:prstGeom>
-                  </pic:spPr>
-                </pic:pic>
-              </a:graphicData>
-            </a:graphic>
-          </wp:inline>
-        </w:drawing>
-      </w:r>
-      <w:r>
-        <w:rPr>
-          <w:lang w:val="es-ES"/>
-        </w:rPr>
-        <w:t xml:space="preserve">[Imagen: Lista de experimentos] </w:t>
-      </w:r>
-    </w:p>
-    <w:p>
-      <w:pPr>
-        <w:rPr>
-          <w:lang w:val="es-ES"/>
-        </w:rPr>
-      </w:pPr>
-    </w:p>
-    <w:p>
-      <w:pPr>
-        <w:pStyle w:val="Ttulo3"/>
-        <w:rPr>
-          <w:lang w:val="es-ES"/>
-        </w:rPr>
-      </w:pPr>
-      <w:r>
-        <w:rPr>
-          <w:lang w:val="es-ES"/>
-        </w:rPr>
-        <w:t>4.3. Subir imágenes masivamente</w:t>
-      </w:r>
-    </w:p>
-    <w:p>
-      <w:pPr>
-        <w:rPr>
-          <w:lang w:val="es-ES"/>
-        </w:rPr>
-      </w:pPr>
-    </w:p>
-    <w:p>
-      <w:pPr>
-        <w:pStyle w:val="Listaconvietas"/>
-        <w:rPr>
-          <w:lang w:val="es-ES"/>
-        </w:rPr>
-      </w:pPr>
-      <w:r>
-        <w:rPr>
-          <w:lang w:val="es-ES"/>
-        </w:rPr>
-        <w:t xml:space="preserve">Pulsa el botón </w:t>
-      </w:r>
-      <w:r>
-        <w:rPr>
-          <w:b/>
-          <w:bCs/>
-          <w:lang w:val="es-ES"/>
-        </w:rPr>
-        <w:t>Subida masiva</w:t>
-      </w:r>
-      <w:r>
-        <w:rPr>
-          <w:lang w:val="es-ES"/>
-        </w:rPr>
-        <w:t>.</w:t>
-      </w:r>
-    </w:p>
-    <w:p>
-      <w:pPr>
-        <w:pStyle w:val="Listaconvietas"/>
-        <w:rPr>
-          <w:lang w:val="es-ES"/>
-        </w:rPr>
-      </w:pPr>
-      <w:r>
-        <w:rPr>
-          <w:lang w:val="es-ES"/>
-        </w:rPr>
-        <w:t>Sube un conjunto de imágenes.</w:t>
-      </w:r>
-    </w:p>
-    <w:p>
-      <w:pPr>
-        <w:pStyle w:val="Listaconvietas"/>
-      </w:pPr>
-      <w:r>
-        <w:t>Esta funcionalidad es delicada.</w:t>
-      </w:r>
-    </w:p>
-    <w:p>
-      <w:pPr>
-        <w:pStyle w:val="Listaconvietas"/>
-        <w:rPr>
-          <w:lang w:val="es-ES"/>
-        </w:rPr>
-      </w:pPr>
-      <w:r>
-        <w:rPr>
-          <w:lang w:val="es-ES"/>
-        </w:rPr>
-        <w:t xml:space="preserve">Se requiere rol de </w:t>
-      </w:r>
-      <w:r>
-        <w:rPr>
-          <w:b/>
-          <w:bCs/>
-          <w:lang w:val="es-ES"/>
-        </w:rPr>
-        <w:t>Usuario+</w:t>
-      </w:r>
-      <w:r>
-        <w:rPr>
-          <w:lang w:val="es-ES"/>
-        </w:rPr>
-        <w:t>.</w:t>
-      </w:r>
-    </w:p>
-    <w:p>
-      <w:pPr>
-        <w:rPr>
-          <w:lang w:val="es-ES"/>
-        </w:rPr>
-      </w:pPr>
-      <w:r>
-        <w:rPr>
-          <w:noProof/>
-          <w:lang w:val="es-ES"/>
-        </w:rPr>
-        <w:drawing>
-          <wp:inline distT="0" distB="0" distL="0" distR="0" wp14:anchorId="4D700D71" wp14:editId="3BA8D27E">
-            <wp:extent cx="5486400" cy="2947670"/>
-            <wp:effectExtent l="0" t="0" r="0" b="5080"/>
-            <wp:docPr id="1521900160" name="Imagen 6"/>
-            <wp:cNvGraphicFramePr>
-              <a:graphicFrameLocks xmlns:a="http://schemas.openxmlformats.org/drawingml/2006/main" noChangeAspect="1"/>
-            </wp:cNvGraphicFramePr>
-            <a:graphic xmlns:a="http://schemas.openxmlformats.org/drawingml/2006/main">
-              <a:graphicData uri="http://schemas.openxmlformats.org/drawingml/2006/picture">
-                <pic:pic xmlns:pic="http://schemas.openxmlformats.org/drawingml/2006/picture">
-                  <pic:nvPicPr>
-                    <pic:cNvPr id="1521900160" name="Imagen 1521900160"/>
                     <pic:cNvPicPr/>
                   </pic:nvPicPr>
                   <pic:blipFill>
@@ -1056,88 +1129,122 @@
         <w:rPr>
           <w:lang w:val="es-ES"/>
         </w:rPr>
-        <w:t xml:space="preserve">[Imagen: Pantalla de subida masiva] </w:t>
+        <w:t xml:space="preserve">[Imagen: Lista de experimentos] </w:t>
       </w:r>
     </w:p>
     <w:p>
       <w:pPr>
-        <w:rPr>
-          <w:lang w:val="es-ES"/>
-        </w:rPr>
-      </w:pPr>
-      <w:r>
-        <w:rPr>
-          <w:lang w:val="es-ES"/>
-        </w:rPr>
-        <w:t>----------------------------------------</w:t>
-      </w:r>
+        <w:jc w:val="both"/>
+        <w:rPr>
+          <w:lang w:val="es-ES"/>
+        </w:rPr>
+      </w:pPr>
     </w:p>
     <w:p>
       <w:pPr>
-        <w:rPr>
-          <w:lang w:val="es-ES"/>
-        </w:rPr>
-      </w:pPr>
+        <w:pStyle w:val="Ttulo3"/>
+        <w:jc w:val="both"/>
+        <w:rPr>
+          <w:lang w:val="es-ES"/>
+        </w:rPr>
+      </w:pPr>
+      <w:r>
+        <w:rPr>
+          <w:lang w:val="es-ES"/>
+        </w:rPr>
+        <w:t>4.3. Subir imágenes masivamente</w:t>
+      </w:r>
     </w:p>
     <w:p>
       <w:pPr>
-        <w:pStyle w:val="Ttulo2"/>
-        <w:rPr>
-          <w:lang w:val="es-ES"/>
-        </w:rPr>
-      </w:pPr>
-      <w:r>
-        <w:rPr>
-          <w:lang w:val="es-ES"/>
-        </w:rPr>
-        <w:t>5</w:t>
-      </w:r>
-      <w:r>
-        <w:rPr>
-          <w:lang w:val="es-ES"/>
-        </w:rPr>
-        <w:t>. Funciones principales para etiquetadores</w:t>
+        <w:pStyle w:val="Listaconvietas"/>
+        <w:jc w:val="both"/>
+        <w:rPr>
+          <w:lang w:val="es-ES"/>
+        </w:rPr>
+      </w:pPr>
+      <w:r>
+        <w:rPr>
+          <w:lang w:val="es-ES"/>
+        </w:rPr>
+        <w:t xml:space="preserve">Pulsa el botón </w:t>
+      </w:r>
+      <w:r>
+        <w:rPr>
+          <w:b/>
+          <w:bCs/>
+          <w:lang w:val="es-ES"/>
+        </w:rPr>
+        <w:t>Subida masiva</w:t>
+      </w:r>
+      <w:r>
+        <w:rPr>
+          <w:lang w:val="es-ES"/>
+        </w:rPr>
+        <w:t>.</w:t>
       </w:r>
     </w:p>
     <w:p>
       <w:pPr>
-        <w:pStyle w:val="Ttulo3"/>
-        <w:rPr>
-          <w:lang w:val="es-ES"/>
-        </w:rPr>
-      </w:pPr>
-      <w:r>
-        <w:rPr>
-          <w:lang w:val="es-ES"/>
-        </w:rPr>
-        <w:t>5</w:t>
-      </w:r>
-      <w:r>
-        <w:rPr>
-          <w:lang w:val="es-ES"/>
-        </w:rPr>
-        <w:t>.1. Etiquetar o validar imágenes</w:t>
+        <w:pStyle w:val="Listaconvietas"/>
+        <w:jc w:val="both"/>
+        <w:rPr>
+          <w:lang w:val="es-ES"/>
+        </w:rPr>
+      </w:pPr>
+      <w:r>
+        <w:rPr>
+          <w:lang w:val="es-ES"/>
+        </w:rPr>
+        <w:t>Sube un conjunto de imágenes</w:t>
+      </w:r>
+      <w:r>
+        <w:rPr>
+          <w:lang w:val="es-ES"/>
+        </w:rPr>
+        <w:t xml:space="preserve"> desde una carpeta con una estructura determinada.</w:t>
       </w:r>
     </w:p>
     <w:p>
       <w:pPr>
-        <w:rPr>
-          <w:lang w:val="es-ES"/>
-        </w:rPr>
-      </w:pPr>
+        <w:pStyle w:val="Listaconvietas"/>
+        <w:jc w:val="both"/>
+        <w:rPr>
+          <w:lang w:val="es-ES"/>
+        </w:rPr>
+      </w:pPr>
+      <w:r>
+        <w:rPr>
+          <w:lang w:val="es-ES"/>
+        </w:rPr>
+        <w:t>Esta funcionalidad es delicada</w:t>
+      </w:r>
+      <w:r>
+        <w:rPr>
+          <w:lang w:val="es-ES"/>
+        </w:rPr>
+        <w:t>, conta</w:t>
+      </w:r>
+      <w:r>
+        <w:rPr>
+          <w:lang w:val="es-ES"/>
+        </w:rPr>
+        <w:t>cta con el desarrollador antes de usarla.</w:t>
+      </w:r>
     </w:p>
     <w:p>
       <w:pPr>
         <w:pStyle w:val="Listaconvietas"/>
-        <w:rPr>
-          <w:lang w:val="es-ES"/>
-        </w:rPr>
-      </w:pPr>
-      <w:r>
-        <w:rPr>
-          <w:lang w:val="es-ES"/>
-        </w:rPr>
-        <w:t xml:space="preserve">Pulsa el botón </w:t>
+        <w:jc w:val="both"/>
+        <w:rPr>
+          <w:lang w:val="es-ES"/>
+        </w:rPr>
+      </w:pPr>
+      <w:r>
+        <w:rPr>
+          <w:lang w:val="es-ES"/>
+        </w:rPr>
+        <w:t xml:space="preserve">Se requiere rol de </w:t>
       </w:r>
       <w:r>
         <w:rPr>
@@ -1145,7 +1252,7 @@
           <w:bCs/>
           <w:lang w:val="es-ES"/>
         </w:rPr>
-        <w:t>Etiquetar/Validar</w:t>
+        <w:t>Usuario+</w:t>
       </w:r>
       <w:r>
         <w:rPr>
@@ -1156,74 +1263,246 @@
     </w:p>
     <w:p>
       <w:pPr>
-        <w:pStyle w:val="Listaconvietas"/>
-        <w:rPr>
-          <w:lang w:val="es-ES"/>
-        </w:rPr>
-      </w:pPr>
-      <w:r>
-        <w:rPr>
-          <w:lang w:val="es-ES"/>
-        </w:rPr>
-        <w:t>Filtra qué imágenes quieres comprobar.</w:t>
+        <w:jc w:val="both"/>
+        <w:rPr>
+          <w:lang w:val="es-ES"/>
+        </w:rPr>
+      </w:pPr>
+      <w:r>
+        <w:rPr>
+          <w:noProof/>
+          <w:lang w:val="es-ES"/>
+        </w:rPr>
+        <w:drawing>
+          <wp:inline distT="0" distB="0" distL="0" distR="0" wp14:anchorId="4D700D71" wp14:editId="3BA8D27E">
+            <wp:extent cx="5486400" cy="2947670"/>
+            <wp:effectExtent l="0" t="0" r="0" b="5080"/>
+            <wp:docPr id="1521900160" name="Imagen 6"/>
+            <wp:cNvGraphicFramePr>
+              <a:graphicFrameLocks xmlns:a="http://schemas.openxmlformats.org/drawingml/2006/main" noChangeAspect="1"/>
+            </wp:cNvGraphicFramePr>
+            <a:graphic xmlns:a="http://schemas.openxmlformats.org/drawingml/2006/main">
+              <a:graphicData uri="http://schemas.openxmlformats.org/drawingml/2006/picture">
+                <pic:pic xmlns:pic="http://schemas.openxmlformats.org/drawingml/2006/picture">
+                  <pic:nvPicPr>
+                    <pic:cNvPr id="1521900160" name="Imagen 1521900160"/>
+                    <pic:cNvPicPr/>
+                  </pic:nvPicPr>
+                  <pic:blipFill>
+                    <a:blip r:embed="rId11"/>
+                    <a:stretch>
+                      <a:fillRect/>
+                    </a:stretch>
+                  </pic:blipFill>
+                  <pic:spPr>
+                    <a:xfrm>
+                      <a:off x="0" y="0"/>
+                      <a:ext cx="5486400" cy="2947670"/>
+                    </a:xfrm>
+                    <a:prstGeom prst="rect">
+                      <a:avLst/>
+                    </a:prstGeom>
+                  </pic:spPr>
+                </pic:pic>
+              </a:graphicData>
+            </a:graphic>
+          </wp:inline>
+        </w:drawing>
+      </w:r>
+      <w:r>
+        <w:rPr>
+          <w:lang w:val="es-ES"/>
+        </w:rPr>
+        <w:t xml:space="preserve">[Imagen: Pantalla de subida masiva] </w:t>
       </w:r>
     </w:p>
     <w:p>
       <w:pPr>
-        <w:pStyle w:val="Listaconvietas"/>
-        <w:rPr>
-          <w:lang w:val="es-ES"/>
-        </w:rPr>
-      </w:pPr>
-      <w:r>
-        <w:rPr>
-          <w:lang w:val="es-ES"/>
-        </w:rPr>
-        <w:t>Selecciona una imagen de la lista.</w:t>
-      </w:r>
+        <w:jc w:val="both"/>
+        <w:rPr>
+          <w:lang w:val="es-ES"/>
+        </w:rPr>
+      </w:pPr>
     </w:p>
     <w:p>
       <w:pPr>
-        <w:pStyle w:val="Listaconvietas"/>
-      </w:pPr>
-      <w:r>
-        <w:t>Selecciona la etiqueta.</w:t>
+        <w:pStyle w:val="Ttulo2"/>
+        <w:jc w:val="both"/>
+        <w:rPr>
+          <w:lang w:val="es-ES"/>
+        </w:rPr>
+      </w:pPr>
+      <w:r>
+        <w:rPr>
+          <w:lang w:val="es-ES"/>
+        </w:rPr>
+        <w:lastRenderedPageBreak/>
+        <w:t>5</w:t>
+      </w:r>
+      <w:r>
+        <w:rPr>
+          <w:lang w:val="es-ES"/>
+        </w:rPr>
+        <w:t>. Funciones principales para etiquetadores</w:t>
       </w:r>
     </w:p>
     <w:p>
       <w:pPr>
+        <w:pStyle w:val="Ttulo3"/>
+        <w:jc w:val="both"/>
+        <w:rPr>
+          <w:lang w:val="es-ES"/>
+        </w:rPr>
+      </w:pPr>
+      <w:r>
+        <w:rPr>
+          <w:lang w:val="es-ES"/>
+        </w:rPr>
+        <w:t>5</w:t>
+      </w:r>
+      <w:r>
+        <w:rPr>
+          <w:lang w:val="es-ES"/>
+        </w:rPr>
+        <w:t>.1. Etiquetar o validar imágenes</w:t>
+      </w:r>
+    </w:p>
+    <w:p>
+      <w:pPr>
         <w:pStyle w:val="Listaconvietas"/>
-      </w:pPr>
-      <w:r>
-        <w:t xml:space="preserve">Haz clic en </w:t>
+        <w:jc w:val="both"/>
+        <w:rPr>
+          <w:lang w:val="es-ES"/>
+        </w:rPr>
+      </w:pPr>
+      <w:r>
+        <w:rPr>
+          <w:lang w:val="es-ES"/>
+        </w:rPr>
+        <w:t xml:space="preserve">Pulsa el botón </w:t>
       </w:r>
       <w:r>
         <w:rPr>
           <w:b/>
           <w:bCs/>
-        </w:rPr>
-        <w:t>Etiquetar</w:t>
-      </w:r>
-      <w:r>
+          <w:lang w:val="es-ES"/>
+        </w:rPr>
+        <w:t>Etiquetar/Validar</w:t>
+      </w:r>
+      <w:r>
+        <w:rPr>
+          <w:lang w:val="es-ES"/>
+        </w:rPr>
         <w:t>.</w:t>
       </w:r>
     </w:p>
     <w:p>
       <w:pPr>
         <w:pStyle w:val="Listaconvietas"/>
-        <w:rPr>
-          <w:lang w:val="es-ES"/>
-        </w:rPr>
-      </w:pPr>
-      <w:r>
-        <w:rPr>
-          <w:lang w:val="es-ES"/>
-        </w:rPr>
-        <w:t>Valida si estás seguro/a de que la etiqueta es correcta.</w:t>
+        <w:jc w:val="both"/>
+        <w:rPr>
+          <w:lang w:val="es-ES"/>
+        </w:rPr>
+      </w:pPr>
+      <w:r>
+        <w:rPr>
+          <w:lang w:val="es-ES"/>
+        </w:rPr>
+        <w:t>Filtra qué imágenes quieres comprobar.</w:t>
       </w:r>
     </w:p>
     <w:p>
       <w:pPr>
+        <w:pStyle w:val="Listaconvietas"/>
+        <w:jc w:val="both"/>
+        <w:rPr>
+          <w:lang w:val="es-ES"/>
+        </w:rPr>
+      </w:pPr>
+      <w:r>
+        <w:rPr>
+          <w:lang w:val="es-ES"/>
+        </w:rPr>
+        <w:t>Selecciona una imagen de la lista.</w:t>
+      </w:r>
+    </w:p>
+    <w:p>
+      <w:pPr>
+        <w:pStyle w:val="Listaconvietas"/>
+        <w:jc w:val="both"/>
+      </w:pPr>
+      <w:proofErr w:type="spellStart"/>
+      <w:r>
+        <w:t>Selecciona</w:t>
+      </w:r>
+      <w:proofErr w:type="spellEnd"/>
+      <w:r>
+        <w:t xml:space="preserve"> la </w:t>
+      </w:r>
+      <w:proofErr w:type="spellStart"/>
+      <w:r>
+        <w:t>etiqueta</w:t>
+      </w:r>
+      <w:proofErr w:type="spellEnd"/>
+      <w:r>
+        <w:t>.</w:t>
+      </w:r>
+    </w:p>
+    <w:p>
+      <w:pPr>
+        <w:pStyle w:val="Listaconvietas"/>
+        <w:jc w:val="both"/>
+      </w:pPr>
+      <w:r>
+        <w:t xml:space="preserve">Haz </w:t>
+      </w:r>
+      <w:proofErr w:type="spellStart"/>
+      <w:r>
+        <w:t>clic</w:t>
+      </w:r>
+      <w:proofErr w:type="spellEnd"/>
+      <w:r>
+        <w:t xml:space="preserve"> </w:t>
+      </w:r>
+      <w:proofErr w:type="spellStart"/>
+      <w:r>
+        <w:t>en</w:t>
+      </w:r>
+      <w:proofErr w:type="spellEnd"/>
+      <w:r>
+        <w:t xml:space="preserve"> </w:t>
+      </w:r>
+      <w:proofErr w:type="spellStart"/>
+      <w:r>
+        <w:rPr>
+          <w:b/>
+          <w:bCs/>
+        </w:rPr>
+        <w:t>Etiquetar</w:t>
+      </w:r>
+      <w:proofErr w:type="spellEnd"/>
+      <w:r>
+        <w:t>.</w:t>
+      </w:r>
+    </w:p>
+    <w:p>
+      <w:pPr>
+        <w:pStyle w:val="Listaconvietas"/>
+        <w:jc w:val="both"/>
+        <w:rPr>
+          <w:lang w:val="es-ES"/>
+        </w:rPr>
+      </w:pPr>
+      <w:r>
+        <w:rPr>
+          <w:lang w:val="es-ES"/>
+        </w:rPr>
+        <w:t>Valida si estás seguro/a de que la etiqueta es correcta.</w:t>
+      </w:r>
+    </w:p>
+    <w:p>
+      <w:pPr>
+        <w:jc w:val="both"/>
         <w:rPr>
           <w:lang w:val="es-ES"/>
         </w:rPr>
@@ -1233,7 +1512,6 @@
           <w:noProof/>
           <w:lang w:val="es-ES"/>
         </w:rPr>
-        <w:lastRenderedPageBreak/>
         <w:drawing>
           <wp:inline distT="0" distB="0" distL="0" distR="0" wp14:anchorId="0CECD18F" wp14:editId="059A4471">
             <wp:extent cx="5486400" cy="2960370"/>
@@ -1250,7 +1528,7 @@
                     <pic:cNvPicPr/>
                   </pic:nvPicPr>
                   <pic:blipFill>
-                    <a:blip r:embed="rId11"/>
+                    <a:blip r:embed="rId12"/>
                     <a:stretch>
                       <a:fillRect/>
                     </a:stretch>
@@ -1279,6 +1557,7 @@
     </w:p>
     <w:p>
       <w:pPr>
+        <w:jc w:val="both"/>
         <w:rPr>
           <w:lang w:val="es-ES"/>
         </w:rPr>
@@ -1287,18 +1566,29 @@
     <w:p>
       <w:pPr>
         <w:pStyle w:val="Ttulo3"/>
-      </w:pPr>
-      <w:r>
-        <w:t>5</w:t>
-      </w:r>
-      <w:r>
-        <w:t>.2. Editar clases</w:t>
-      </w:r>
+        <w:jc w:val="both"/>
+      </w:pPr>
+      <w:r>
+        <w:t xml:space="preserve">5.2. </w:t>
+      </w:r>
+      <w:proofErr w:type="spellStart"/>
+      <w:r>
+        <w:t>Editar</w:t>
+      </w:r>
+      <w:proofErr w:type="spellEnd"/>
+      <w:r>
+        <w:t xml:space="preserve"> </w:t>
+      </w:r>
+      <w:proofErr w:type="spellStart"/>
+      <w:r>
+        <w:t>clases</w:t>
+      </w:r>
+      <w:proofErr w:type="spellEnd"/>
     </w:p>
-    <w:p/>
     <w:p>
       <w:pPr>
         <w:pStyle w:val="Listaconvietas"/>
+        <w:jc w:val="both"/>
         <w:rPr>
           <w:lang w:val="es-ES"/>
         </w:rPr>
@@ -1327,6 +1617,7 @@
     <w:p>
       <w:pPr>
         <w:pStyle w:val="Listaconvietas"/>
+        <w:jc w:val="both"/>
         <w:rPr>
           <w:lang w:val="es-ES"/>
         </w:rPr>
@@ -1341,6 +1632,7 @@
     <w:p>
       <w:pPr>
         <w:pStyle w:val="Listaconvietas"/>
+        <w:jc w:val="both"/>
         <w:rPr>
           <w:lang w:val="es-ES"/>
         </w:rPr>
@@ -1355,14 +1647,32 @@
     <w:p>
       <w:pPr>
         <w:pStyle w:val="Listaconvietas"/>
-      </w:pPr>
-      <w:r>
-        <w:t>Guarda los cambios.</w:t>
+        <w:jc w:val="both"/>
+      </w:pPr>
+      <w:r>
+        <w:t xml:space="preserve">Guarda </w:t>
+      </w:r>
+      <w:proofErr w:type="spellStart"/>
+      <w:r>
+        <w:t>los</w:t>
+      </w:r>
+      <w:proofErr w:type="spellEnd"/>
+      <w:r>
+        <w:t xml:space="preserve"> </w:t>
+      </w:r>
+      <w:proofErr w:type="spellStart"/>
+      <w:r>
+        <w:t>cambios</w:t>
+      </w:r>
+      <w:proofErr w:type="spellEnd"/>
+      <w:r>
+        <w:t>.</w:t>
       </w:r>
     </w:p>
     <w:p>
       <w:pPr>
         <w:pStyle w:val="Listaconvietas"/>
+        <w:jc w:val="both"/>
         <w:rPr>
           <w:lang w:val="es-ES"/>
         </w:rPr>
@@ -1377,6 +1687,7 @@
     <w:p>
       <w:pPr>
         <w:pStyle w:val="Listaconvietas"/>
+        <w:jc w:val="both"/>
         <w:rPr>
           <w:lang w:val="es-ES"/>
         </w:rPr>
@@ -1390,6 +1701,7 @@
     </w:p>
     <w:p>
       <w:pPr>
+        <w:jc w:val="both"/>
         <w:rPr>
           <w:lang w:val="es-ES"/>
         </w:rPr>
@@ -1401,9 +1713,9 @@
         </w:rPr>
         <w:lastRenderedPageBreak/>
         <w:drawing>
-          <wp:inline distT="0" distB="0" distL="0" distR="0" wp14:anchorId="74F3D57E" wp14:editId="52AD57A6">
-            <wp:extent cx="5486400" cy="2948305"/>
-            <wp:effectExtent l="0" t="0" r="0" b="4445"/>
+          <wp:inline distT="0" distB="0" distL="0" distR="0" wp14:anchorId="74F3D57E" wp14:editId="5799EA1D">
+            <wp:extent cx="5390515" cy="2896777"/>
+            <wp:effectExtent l="0" t="0" r="635" b="0"/>
             <wp:docPr id="678188421" name="Imagen 8"/>
             <wp:cNvGraphicFramePr>
               <a:graphicFrameLocks xmlns:a="http://schemas.openxmlformats.org/drawingml/2006/main" noChangeAspect="1"/>
@@ -1416,7 +1728,7 @@
                     <pic:cNvPicPr/>
                   </pic:nvPicPr>
                   <pic:blipFill>
-                    <a:blip r:embed="rId12"/>
+                    <a:blip r:embed="rId13"/>
                     <a:stretch>
                       <a:fillRect/>
                     </a:stretch>
@@ -1424,7 +1736,7 @@
                   <pic:spPr>
                     <a:xfrm>
                       <a:off x="0" y="0"/>
-                      <a:ext cx="5486400" cy="2948305"/>
+                      <a:ext cx="5419375" cy="2912286"/>
                     </a:xfrm>
                     <a:prstGeom prst="rect">
                       <a:avLst/>
@@ -1445,39 +1757,68 @@
     </w:p>
     <w:p>
       <w:pPr>
+        <w:jc w:val="both"/>
         <w:rPr>
           <w:lang w:val="es-ES"/>
         </w:rPr>
       </w:pPr>
     </w:p>
     <w:p>
-      <w:r>
-        <w:t>----------------------------------------</w:t>
-      </w:r>
+      <w:pPr>
+        <w:pStyle w:val="Ttulo2"/>
+        <w:jc w:val="both"/>
+      </w:pPr>
+      <w:r>
+        <w:t xml:space="preserve">6. </w:t>
+      </w:r>
+      <w:proofErr w:type="spellStart"/>
+      <w:r>
+        <w:t>Funciones</w:t>
+      </w:r>
+      <w:proofErr w:type="spellEnd"/>
+      <w:r>
+        <w:t xml:space="preserve"> </w:t>
+      </w:r>
+      <w:proofErr w:type="spellStart"/>
+      <w:r>
+        <w:t>principales</w:t>
+      </w:r>
+      <w:proofErr w:type="spellEnd"/>
+      <w:r>
+        <w:t xml:space="preserve"> para </w:t>
+      </w:r>
+      <w:proofErr w:type="spellStart"/>
+      <w:r>
+        <w:t>administradores</w:t>
+      </w:r>
+      <w:proofErr w:type="spellEnd"/>
     </w:p>
     <w:p>
       <w:pPr>
-        <w:pStyle w:val="Ttulo2"/>
-      </w:pPr>
-      <w:r>
-        <w:t>6</w:t>
-      </w:r>
-      <w:r>
-        <w:t>. Funciones principales para administradores</w:t>
-      </w:r>
-    </w:p>
-    <w:p/>
-    <w:p>
-      <w:pPr>
         <w:pStyle w:val="Listaconvietas"/>
-      </w:pPr>
-      <w:r>
-        <w:t>Gestión de usuarios.</w:t>
+        <w:jc w:val="both"/>
+      </w:pPr>
+      <w:proofErr w:type="spellStart"/>
+      <w:r>
+        <w:t>Gestión</w:t>
+      </w:r>
+      <w:proofErr w:type="spellEnd"/>
+      <w:r>
+        <w:t xml:space="preserve"> de </w:t>
+      </w:r>
+      <w:proofErr w:type="spellStart"/>
+      <w:r>
+        <w:t>usuarios</w:t>
+      </w:r>
+      <w:proofErr w:type="spellEnd"/>
+      <w:r>
+        <w:t>.</w:t>
       </w:r>
     </w:p>
     <w:p>
       <w:pPr>
         <w:pStyle w:val="Listaconvietas"/>
+        <w:jc w:val="both"/>
         <w:rPr>
           <w:lang w:val="es-ES"/>
         </w:rPr>
@@ -1491,6 +1832,7 @@
     </w:p>
     <w:p>
       <w:pPr>
+        <w:jc w:val="both"/>
         <w:rPr>
           <w:lang w:val="es-ES"/>
         </w:rPr>
@@ -1501,9 +1843,9 @@
           <w:lang w:val="es-ES"/>
         </w:rPr>
         <w:drawing>
-          <wp:inline distT="0" distB="0" distL="0" distR="0" wp14:anchorId="727A6BF1" wp14:editId="58FC56B2">
-            <wp:extent cx="5486400" cy="2962275"/>
-            <wp:effectExtent l="0" t="0" r="0" b="9525"/>
+          <wp:inline distT="0" distB="0" distL="0" distR="0" wp14:anchorId="727A6BF1" wp14:editId="2AE2D099">
+            <wp:extent cx="5391138" cy="2910840"/>
+            <wp:effectExtent l="0" t="0" r="635" b="3810"/>
             <wp:docPr id="1760438032" name="Imagen 9"/>
             <wp:cNvGraphicFramePr>
               <a:graphicFrameLocks xmlns:a="http://schemas.openxmlformats.org/drawingml/2006/main" noChangeAspect="1"/>
@@ -1516,7 +1858,7 @@
                     <pic:cNvPicPr/>
                   </pic:nvPicPr>
                   <pic:blipFill>
-                    <a:blip r:embed="rId13"/>
+                    <a:blip r:embed="rId14"/>
                     <a:stretch>
                       <a:fillRect/>
                     </a:stretch>
@@ -1524,7 +1866,7 @@
                   <pic:spPr>
                     <a:xfrm>
                       <a:off x="0" y="0"/>
-                      <a:ext cx="5486400" cy="2962275"/>
+                      <a:ext cx="5403403" cy="2917462"/>
                     </a:xfrm>
                     <a:prstGeom prst="rect">
                       <a:avLst/>
@@ -1551,54 +1893,28 @@
     </w:p>
     <w:p>
       <w:pPr>
-        <w:rPr>
-          <w:lang w:val="es-ES"/>
-        </w:rPr>
-      </w:pPr>
-      <w:r>
-        <w:rPr>
-          <w:lang w:val="es-ES"/>
-        </w:rPr>
-        <w:lastRenderedPageBreak/>
-        <w:t>----------------------------------------</w:t>
+        <w:pStyle w:val="Ttulo2"/>
+        <w:jc w:val="both"/>
+        <w:rPr>
+          <w:lang w:val="es-ES"/>
+        </w:rPr>
+      </w:pPr>
+      <w:r>
+        <w:rPr>
+          <w:lang w:val="es-ES"/>
+        </w:rPr>
+        <w:t>7</w:t>
+      </w:r>
+      <w:r>
+        <w:rPr>
+          <w:lang w:val="es-ES"/>
+        </w:rPr>
+        <w:t>. Soporte</w:t>
       </w:r>
     </w:p>
     <w:p>
       <w:pPr>
-        <w:rPr>
-          <w:lang w:val="es-ES"/>
-        </w:rPr>
-      </w:pPr>
-    </w:p>
-    <w:p>
-      <w:pPr>
-        <w:pStyle w:val="Ttulo2"/>
-        <w:rPr>
-          <w:lang w:val="es-ES"/>
-        </w:rPr>
-      </w:pPr>
-      <w:r>
-        <w:rPr>
-          <w:lang w:val="es-ES"/>
-        </w:rPr>
-        <w:t>7</w:t>
-      </w:r>
-      <w:r>
-        <w:rPr>
-          <w:lang w:val="es-ES"/>
-        </w:rPr>
-        <w:t>. Soporte</w:t>
-      </w:r>
-    </w:p>
-    <w:p>
-      <w:pPr>
-        <w:rPr>
-          <w:lang w:val="es-ES"/>
-        </w:rPr>
-      </w:pPr>
-    </w:p>
-    <w:p>
-      <w:pPr>
+        <w:jc w:val="both"/>
         <w:rPr>
           <w:lang w:val="es-ES"/>
         </w:rPr>
@@ -1609,13 +1925,6 @@
         </w:rPr>
         <w:t>Si tienes problemas o preguntas, contacta con: pralfes@etsinf.upv.es</w:t>
       </w:r>
-    </w:p>
-    <w:p>
-      <w:pPr>
-        <w:rPr>
-          <w:lang w:val="es-ES"/>
-        </w:rPr>
-      </w:pPr>
     </w:p>
     <w:sectPr>
       <w:pgSz w:w="12240" w:h="15840"/>
@@ -13210,6 +13519,41 @@
       </w:tcPr>
     </w:tblStylePr>
   </w:style>
+  <w:style w:type="character" w:styleId="Hipervnculo">
+    <w:name w:val="Hyperlink"/>
+    <w:basedOn w:val="Fuentedeprrafopredeter"/>
+    <w:uiPriority w:val="99"/>
+    <w:unhideWhenUsed/>
+    <w:rsid w:val="00D94A9D"/>
+    <w:rPr>
+      <w:color w:val="0000FF" w:themeColor="hyperlink"/>
+      <w:u w:val="single"/>
+    </w:rPr>
+  </w:style>
+  <w:style w:type="character" w:styleId="Mencinsinresolver">
+    <w:name w:val="Unresolved Mention"/>
+    <w:basedOn w:val="Fuentedeprrafopredeter"/>
+    <w:uiPriority w:val="99"/>
+    <w:semiHidden/>
+    <w:unhideWhenUsed/>
+    <w:rsid w:val="00D94A9D"/>
+    <w:rPr>
+      <w:color w:val="605E5C"/>
+      <w:shd w:val="clear" w:color="auto" w:fill="E1DFDD"/>
+    </w:rPr>
+  </w:style>
+  <w:style w:type="character" w:styleId="Hipervnculovisitado">
+    <w:name w:val="FollowedHyperlink"/>
+    <w:basedOn w:val="Fuentedeprrafopredeter"/>
+    <w:uiPriority w:val="99"/>
+    <w:semiHidden/>
+    <w:unhideWhenUsed/>
+    <w:rsid w:val="00D94A9D"/>
+    <w:rPr>
+      <w:color w:val="800080" w:themeColor="followedHyperlink"/>
+      <w:u w:val="single"/>
+    </w:rPr>
+  </w:style>
 </w:styles>
 </file>
 

--- a/docs/guia_usuario.docx
+++ b/docs/guia_usuario.docx
@@ -5,6 +5,7 @@
     <w:p>
       <w:pPr>
         <w:pStyle w:val="Ttulo1"/>
+        <w:ind w:left="1440" w:hanging="1440"/>
         <w:jc w:val="both"/>
         <w:rPr>
           <w:sz w:val="36"/>
@@ -172,6 +173,7 @@
         <w:t xml:space="preserve">. Busca el archivo descargado, haz </w:t>
       </w:r>
       <w:proofErr w:type="spellStart"/>
+      <w:proofErr w:type="gramStart"/>
       <w:r>
         <w:rPr>
           <w:lang w:val="es-ES"/>
@@ -179,11 +181,26 @@
         <w:t>click</w:t>
       </w:r>
       <w:proofErr w:type="spellEnd"/>
-      <w:r>
-        <w:rPr>
-          <w:lang w:val="es-ES"/>
-        </w:rPr>
-        <w:t xml:space="preserve"> en él y se te instalará la app. Puede que tengas que activar la configuración de instalar desde origen externo.</w:t>
+      <w:proofErr w:type="gramEnd"/>
+      <w:r>
+        <w:rPr>
+          <w:lang w:val="es-ES"/>
+        </w:rPr>
+        <w:t xml:space="preserve"> en él y se te instalará la </w:t>
+      </w:r>
+      <w:proofErr w:type="gramStart"/>
+      <w:r>
+        <w:rPr>
+          <w:lang w:val="es-ES"/>
+        </w:rPr>
+        <w:t>app</w:t>
+      </w:r>
+      <w:proofErr w:type="gramEnd"/>
+      <w:r>
+        <w:rPr>
+          <w:lang w:val="es-ES"/>
+        </w:rPr>
+        <w:t>. Puede que tengas que activar la configuración de instalar desde origen externo.</w:t>
       </w:r>
     </w:p>
     <w:p>
@@ -211,7 +228,19 @@
         <w:rPr>
           <w:lang w:val="es-ES"/>
         </w:rPr>
-        <w:t xml:space="preserve"> se descarga un archivo .zip. Tendrás que extraer todo en la carpeta que desees y luego ejecutar el archivo PlantAID.exe en la carpeta extraída. </w:t>
+        <w:t xml:space="preserve"> se descarga un archivo .zip. Tendrás que extraer todo en la carpeta que desees y luego ejecutar el archivo </w:t>
+      </w:r>
+      <w:r>
+        <w:rPr>
+          <w:lang w:val="es-ES"/>
+        </w:rPr>
+        <w:t>Foliarium</w:t>
+      </w:r>
+      <w:r>
+        <w:rPr>
+          <w:lang w:val="es-ES"/>
+        </w:rPr>
+        <w:t xml:space="preserve">.exe en la carpeta extraída. </w:t>
       </w:r>
     </w:p>
     <w:p>
@@ -256,6 +285,7 @@
         <w:t xml:space="preserve">. Solo tendrás que hacer </w:t>
       </w:r>
       <w:proofErr w:type="spellStart"/>
+      <w:proofErr w:type="gramStart"/>
       <w:r>
         <w:rPr>
           <w:lang w:val="es-ES"/>
@@ -263,6 +293,7 @@
         <w:t>click</w:t>
       </w:r>
       <w:proofErr w:type="spellEnd"/>
+      <w:proofErr w:type="gramEnd"/>
       <w:r>
         <w:rPr>
           <w:lang w:val="es-ES"/>
@@ -279,14 +310,14 @@
         <w:rPr>
           <w:lang w:val="es-ES"/>
         </w:rPr>
-        <w:t>brir Plant-</w:t>
+        <w:t xml:space="preserve">brir </w:t>
       </w:r>
       <w:proofErr w:type="spellStart"/>
       <w:r>
         <w:rPr>
           <w:lang w:val="es-ES"/>
         </w:rPr>
-        <w:t>AId</w:t>
+        <w:t>Foliarium</w:t>
       </w:r>
       <w:proofErr w:type="spellEnd"/>
       <w:r>
@@ -359,9 +390,16 @@
       </w:r>
       <w:r>
         <w:rPr>
-          <w:lang w:val="es-ES"/>
-        </w:rPr>
-        <w:t>plantas.gti-ia.upv.es</w:t>
+          <w:u w:val="single"/>
+          <w:lang w:val="es-ES"/>
+        </w:rPr>
+        <w:t>plant</w:t>
+      </w:r>
+      <w:r>
+        <w:rPr>
+          <w:lang w:val="es-ES"/>
+        </w:rPr>
+        <w:t>as.gti-ia.upv.es</w:t>
       </w:r>
     </w:p>
     <w:p>
@@ -483,7 +521,7 @@
         <w:rPr>
           <w:lang w:val="es-ES"/>
         </w:rPr>
-        <w:t>PlantAid</w:t>
+        <w:t>Foliarium</w:t>
       </w:r>
       <w:proofErr w:type="spellEnd"/>
       <w:r>
@@ -513,7 +551,19 @@
         <w:rPr>
           <w:lang w:val="es-ES"/>
         </w:rPr>
-        <w:t>: haz doble clic en el icono del escritorio Plant-Aid.exe.</w:t>
+        <w:t xml:space="preserve">: haz doble clic en el icono de </w:t>
+      </w:r>
+      <w:r>
+        <w:rPr>
+          <w:lang w:val="es-ES"/>
+        </w:rPr>
+        <w:t>Foliarium</w:t>
+      </w:r>
+      <w:r>
+        <w:rPr>
+          <w:lang w:val="es-ES"/>
+        </w:rPr>
+        <w:t>.exe.</w:t>
       </w:r>
     </w:p>
     <w:p>
@@ -536,7 +586,21 @@
         <w:rPr>
           <w:lang w:val="es-ES"/>
         </w:rPr>
-        <w:t xml:space="preserve">: Busca Plant-Aid </w:t>
+        <w:t xml:space="preserve">: Busca </w:t>
+      </w:r>
+      <w:proofErr w:type="spellStart"/>
+      <w:r>
+        <w:rPr>
+          <w:lang w:val="es-ES"/>
+        </w:rPr>
+        <w:t>Foliarium</w:t>
+      </w:r>
+      <w:proofErr w:type="spellEnd"/>
+      <w:r>
+        <w:rPr>
+          <w:lang w:val="es-ES"/>
+        </w:rPr>
+        <w:t xml:space="preserve"> </w:t>
       </w:r>
       <w:r>
         <w:rPr>
@@ -852,7 +916,21 @@
         <w:rPr>
           <w:lang w:val="es-ES"/>
         </w:rPr>
-        <w:t xml:space="preserve">, desde móvil tienes que tener la imagen </w:t>
+        <w:t xml:space="preserve">, desde móvil </w:t>
+      </w:r>
+      <w:proofErr w:type="gramStart"/>
+      <w:r>
+        <w:rPr>
+          <w:lang w:val="es-ES"/>
+        </w:rPr>
+        <w:t>tienes que tener</w:t>
+      </w:r>
+      <w:proofErr w:type="gramEnd"/>
+      <w:r>
+        <w:rPr>
+          <w:lang w:val="es-ES"/>
+        </w:rPr>
+        <w:t xml:space="preserve"> la imagen </w:t>
       </w:r>
     </w:p>
     <w:p>

--- a/docs/guia_usuario.docx
+++ b/docs/guia_usuario.docx
@@ -105,7 +105,41 @@
         <w:rPr>
           <w:lang w:val="es-ES"/>
         </w:rPr>
-        <w:t xml:space="preserve">[Imagen: Pantalla de descarga] </w:t>
+        <w:drawing>
+          <wp:inline distT="0" distB="0" distL="0" distR="0" wp14:anchorId="64CCA672" wp14:editId="5F05F7C4">
+            <wp:extent cx="4910679" cy="3108960"/>
+            <wp:effectExtent l="0" t="0" r="4445" b="0"/>
+            <wp:docPr id="1167705226" name="Imagen 1"/>
+            <wp:cNvGraphicFramePr>
+              <a:graphicFrameLocks xmlns:a="http://schemas.openxmlformats.org/drawingml/2006/main" noChangeAspect="1"/>
+            </wp:cNvGraphicFramePr>
+            <a:graphic xmlns:a="http://schemas.openxmlformats.org/drawingml/2006/main">
+              <a:graphicData uri="http://schemas.openxmlformats.org/drawingml/2006/picture">
+                <pic:pic xmlns:pic="http://schemas.openxmlformats.org/drawingml/2006/picture">
+                  <pic:nvPicPr>
+                    <pic:cNvPr id="1167705226" name=""/>
+                    <pic:cNvPicPr/>
+                  </pic:nvPicPr>
+                  <pic:blipFill>
+                    <a:blip r:embed="rId7"/>
+                    <a:stretch>
+                      <a:fillRect/>
+                    </a:stretch>
+                  </pic:blipFill>
+                  <pic:spPr>
+                    <a:xfrm>
+                      <a:off x="0" y="0"/>
+                      <a:ext cx="4911224" cy="3109305"/>
+                    </a:xfrm>
+                    <a:prstGeom prst="rect">
+                      <a:avLst/>
+                    </a:prstGeom>
+                  </pic:spPr>
+                </pic:pic>
+              </a:graphicData>
+            </a:graphic>
+          </wp:inline>
+        </w:drawing>
       </w:r>
     </w:p>
     <w:p>
@@ -115,6 +149,12 @@
           <w:lang w:val="es-ES"/>
         </w:rPr>
       </w:pPr>
+      <w:r>
+        <w:rPr>
+          <w:lang w:val="es-ES"/>
+        </w:rPr>
+        <w:t>[Imagen: Pantalla de descarga]</w:t>
+      </w:r>
     </w:p>
     <w:p>
       <w:pPr>
@@ -352,9 +392,33 @@
           <w:lang w:val="es-ES"/>
         </w:rPr>
       </w:pPr>
+      <w:hyperlink w:anchor="_INSTALACIÓN_PASO_A" w:history="1">
+        <w:r>
+          <w:rPr>
+            <w:rStyle w:val="Hipervnculo"/>
+            <w:lang w:val="es-ES"/>
+          </w:rPr>
+          <w:t>Instrucciones de instalación paso</w:t>
+        </w:r>
+        <w:r>
+          <w:rPr>
+            <w:rStyle w:val="Hipervnculo"/>
+            <w:lang w:val="es-ES"/>
+          </w:rPr>
+          <w:t xml:space="preserve"> </w:t>
+        </w:r>
+        <w:r>
+          <w:rPr>
+            <w:rStyle w:val="Hipervnculo"/>
+            <w:lang w:val="es-ES"/>
+          </w:rPr>
+          <w:t>a paso</w:t>
+        </w:r>
+      </w:hyperlink>
     </w:p>
     <w:p>
       <w:pPr>
+        <w:pStyle w:val="Ttulo2"/>
         <w:jc w:val="both"/>
         <w:rPr>
           <w:lang w:val="es-ES"/>
@@ -364,135 +428,24 @@
         <w:rPr>
           <w:lang w:val="es-ES"/>
         </w:rPr>
-        <w:t>La aplicación se conecta al servidor de la universidad, así que solo necesita que la URL de la API esté configurada correctamente.</w:t>
+        <w:lastRenderedPageBreak/>
+        <w:t>3. Primer uso</w:t>
       </w:r>
     </w:p>
     <w:p>
       <w:pPr>
-        <w:jc w:val="both"/>
-        <w:rPr>
-          <w:lang w:val="es-ES"/>
-        </w:rPr>
-      </w:pPr>
-      <w:r>
-        <w:rPr>
-          <w:b/>
-          <w:bCs/>
-          <w:lang w:val="es-ES"/>
-        </w:rPr>
-        <w:t>URL de la API</w:t>
-      </w:r>
-      <w:r>
-        <w:rPr>
-          <w:lang w:val="es-ES"/>
-        </w:rPr>
-        <w:t xml:space="preserve">: </w:t>
-      </w:r>
-      <w:r>
-        <w:rPr>
-          <w:u w:val="single"/>
-          <w:lang w:val="es-ES"/>
-        </w:rPr>
-        <w:t>plant</w:t>
-      </w:r>
-      <w:r>
-        <w:rPr>
-          <w:lang w:val="es-ES"/>
-        </w:rPr>
-        <w:t>as.gti-ia.upv.es</w:t>
-      </w:r>
-    </w:p>
-    <w:p>
-      <w:pPr>
-        <w:jc w:val="both"/>
-        <w:rPr>
-          <w:lang w:val="es-ES"/>
-        </w:rPr>
-      </w:pPr>
-    </w:p>
-    <w:p>
-      <w:pPr>
-        <w:jc w:val="both"/>
-        <w:rPr>
-          <w:lang w:val="es-ES"/>
-        </w:rPr>
-      </w:pPr>
-      <w:r>
-        <w:rPr>
-          <w:lang w:val="es-ES"/>
-        </w:rPr>
-        <w:t xml:space="preserve">[Imagen: Pantalla de instalación] </w:t>
-      </w:r>
-    </w:p>
-    <w:p>
-      <w:pPr>
-        <w:jc w:val="both"/>
-        <w:rPr>
-          <w:lang w:val="es-ES"/>
-        </w:rPr>
-      </w:pPr>
-    </w:p>
-    <w:p>
-      <w:pPr>
-        <w:jc w:val="both"/>
-        <w:rPr>
-          <w:lang w:val="es-ES"/>
-        </w:rPr>
-      </w:pPr>
-    </w:p>
-    <w:p>
-      <w:pPr>
-        <w:jc w:val="both"/>
-        <w:rPr>
-          <w:lang w:val="es-ES"/>
-        </w:rPr>
-      </w:pPr>
-    </w:p>
-    <w:p>
-      <w:pPr>
-        <w:jc w:val="both"/>
-        <w:rPr>
-          <w:lang w:val="es-ES"/>
-        </w:rPr>
-      </w:pPr>
-    </w:p>
-    <w:p>
-      <w:pPr>
-        <w:pStyle w:val="Ttulo2"/>
-        <w:jc w:val="both"/>
-        <w:rPr>
-          <w:lang w:val="es-ES"/>
-        </w:rPr>
-      </w:pPr>
-      <w:r>
-        <w:rPr>
-          <w:lang w:val="es-ES"/>
-        </w:rPr>
-        <w:lastRenderedPageBreak/>
-        <w:t>3. Primer uso</w:t>
-      </w:r>
-    </w:p>
-    <w:p>
-      <w:pPr>
         <w:pStyle w:val="Ttulo3"/>
         <w:jc w:val="both"/>
-      </w:pPr>
-      <w:r>
-        <w:t xml:space="preserve">3.1. </w:t>
-      </w:r>
-      <w:proofErr w:type="spellStart"/>
-      <w:r>
-        <w:t>Iniciar</w:t>
-      </w:r>
-      <w:proofErr w:type="spellEnd"/>
-      <w:r>
-        <w:t xml:space="preserve"> la </w:t>
-      </w:r>
-      <w:proofErr w:type="spellStart"/>
-      <w:r>
-        <w:t>aplicación</w:t>
-      </w:r>
-      <w:proofErr w:type="spellEnd"/>
+        <w:rPr>
+          <w:lang w:val="es-ES"/>
+        </w:rPr>
+      </w:pPr>
+      <w:r>
+        <w:rPr>
+          <w:lang w:val="es-ES"/>
+        </w:rPr>
+        <w:t>3.1. Iniciar la aplicación</w:t>
+      </w:r>
     </w:p>
     <w:p>
       <w:pPr>
@@ -649,7 +602,7 @@
                     <pic:cNvPicPr/>
                   </pic:nvPicPr>
                   <pic:blipFill>
-                    <a:blip r:embed="rId7"/>
+                    <a:blip r:embed="rId8"/>
                     <a:stretch>
                       <a:fillRect/>
                     </a:stretch>
@@ -774,6 +727,18 @@
         </w:rPr>
         <w:t>.</w:t>
       </w:r>
+      <w:r>
+        <w:rPr>
+          <w:lang w:val="es-ES"/>
+        </w:rPr>
+        <w:t xml:space="preserve"> </w:t>
+      </w:r>
+      <w:r>
+        <w:rPr>
+          <w:lang w:val="es-ES"/>
+        </w:rPr>
+        <w:t>URL de la API: plantas.gti-ia.upv.es</w:t>
+      </w:r>
     </w:p>
     <w:p>
       <w:pPr>
@@ -803,7 +768,7 @@
                     <pic:cNvPicPr/>
                   </pic:nvPicPr>
                   <pic:blipFill>
-                    <a:blip r:embed="rId8"/>
+                    <a:blip r:embed="rId9"/>
                     <a:stretch>
                       <a:fillRect/>
                     </a:stretch>
@@ -1018,7 +983,7 @@
                     <pic:cNvPicPr/>
                   </pic:nvPicPr>
                   <pic:blipFill>
-                    <a:blip r:embed="rId9"/>
+                    <a:blip r:embed="rId10"/>
                     <a:stretch>
                       <a:fillRect/>
                     </a:stretch>
@@ -1180,190 +1145,6 @@
                 <pic:pic xmlns:pic="http://schemas.openxmlformats.org/drawingml/2006/picture">
                   <pic:nvPicPr>
                     <pic:cNvPr id="1604398588" name="Imagen 1604398588"/>
-                    <pic:cNvPicPr/>
-                  </pic:nvPicPr>
-                  <pic:blipFill>
-                    <a:blip r:embed="rId10"/>
-                    <a:stretch>
-                      <a:fillRect/>
-                    </a:stretch>
-                  </pic:blipFill>
-                  <pic:spPr>
-                    <a:xfrm>
-                      <a:off x="0" y="0"/>
-                      <a:ext cx="5486400" cy="2947670"/>
-                    </a:xfrm>
-                    <a:prstGeom prst="rect">
-                      <a:avLst/>
-                    </a:prstGeom>
-                  </pic:spPr>
-                </pic:pic>
-              </a:graphicData>
-            </a:graphic>
-          </wp:inline>
-        </w:drawing>
-      </w:r>
-      <w:r>
-        <w:rPr>
-          <w:lang w:val="es-ES"/>
-        </w:rPr>
-        <w:t xml:space="preserve">[Imagen: Lista de experimentos] </w:t>
-      </w:r>
-    </w:p>
-    <w:p>
-      <w:pPr>
-        <w:jc w:val="both"/>
-        <w:rPr>
-          <w:lang w:val="es-ES"/>
-        </w:rPr>
-      </w:pPr>
-    </w:p>
-    <w:p>
-      <w:pPr>
-        <w:pStyle w:val="Ttulo3"/>
-        <w:jc w:val="both"/>
-        <w:rPr>
-          <w:lang w:val="es-ES"/>
-        </w:rPr>
-      </w:pPr>
-      <w:r>
-        <w:rPr>
-          <w:lang w:val="es-ES"/>
-        </w:rPr>
-        <w:t>4.3. Subir imágenes masivamente</w:t>
-      </w:r>
-    </w:p>
-    <w:p>
-      <w:pPr>
-        <w:pStyle w:val="Listaconvietas"/>
-        <w:jc w:val="both"/>
-        <w:rPr>
-          <w:lang w:val="es-ES"/>
-        </w:rPr>
-      </w:pPr>
-      <w:r>
-        <w:rPr>
-          <w:lang w:val="es-ES"/>
-        </w:rPr>
-        <w:t xml:space="preserve">Pulsa el botón </w:t>
-      </w:r>
-      <w:r>
-        <w:rPr>
-          <w:b/>
-          <w:bCs/>
-          <w:lang w:val="es-ES"/>
-        </w:rPr>
-        <w:t>Subida masiva</w:t>
-      </w:r>
-      <w:r>
-        <w:rPr>
-          <w:lang w:val="es-ES"/>
-        </w:rPr>
-        <w:t>.</w:t>
-      </w:r>
-    </w:p>
-    <w:p>
-      <w:pPr>
-        <w:pStyle w:val="Listaconvietas"/>
-        <w:jc w:val="both"/>
-        <w:rPr>
-          <w:lang w:val="es-ES"/>
-        </w:rPr>
-      </w:pPr>
-      <w:r>
-        <w:rPr>
-          <w:lang w:val="es-ES"/>
-        </w:rPr>
-        <w:t>Sube un conjunto de imágenes</w:t>
-      </w:r>
-      <w:r>
-        <w:rPr>
-          <w:lang w:val="es-ES"/>
-        </w:rPr>
-        <w:t xml:space="preserve"> desde una carpeta con una estructura determinada.</w:t>
-      </w:r>
-    </w:p>
-    <w:p>
-      <w:pPr>
-        <w:pStyle w:val="Listaconvietas"/>
-        <w:jc w:val="both"/>
-        <w:rPr>
-          <w:lang w:val="es-ES"/>
-        </w:rPr>
-      </w:pPr>
-      <w:r>
-        <w:rPr>
-          <w:lang w:val="es-ES"/>
-        </w:rPr>
-        <w:t>Esta funcionalidad es delicada</w:t>
-      </w:r>
-      <w:r>
-        <w:rPr>
-          <w:lang w:val="es-ES"/>
-        </w:rPr>
-        <w:t>, conta</w:t>
-      </w:r>
-      <w:r>
-        <w:rPr>
-          <w:lang w:val="es-ES"/>
-        </w:rPr>
-        <w:t>cta con el desarrollador antes de usarla.</w:t>
-      </w:r>
-    </w:p>
-    <w:p>
-      <w:pPr>
-        <w:pStyle w:val="Listaconvietas"/>
-        <w:jc w:val="both"/>
-        <w:rPr>
-          <w:lang w:val="es-ES"/>
-        </w:rPr>
-      </w:pPr>
-      <w:r>
-        <w:rPr>
-          <w:lang w:val="es-ES"/>
-        </w:rPr>
-        <w:t xml:space="preserve">Se requiere rol de </w:t>
-      </w:r>
-      <w:r>
-        <w:rPr>
-          <w:b/>
-          <w:bCs/>
-          <w:lang w:val="es-ES"/>
-        </w:rPr>
-        <w:t>Usuario+</w:t>
-      </w:r>
-      <w:r>
-        <w:rPr>
-          <w:lang w:val="es-ES"/>
-        </w:rPr>
-        <w:t>.</w:t>
-      </w:r>
-    </w:p>
-    <w:p>
-      <w:pPr>
-        <w:jc w:val="both"/>
-        <w:rPr>
-          <w:lang w:val="es-ES"/>
-        </w:rPr>
-      </w:pPr>
-      <w:r>
-        <w:rPr>
-          <w:noProof/>
-          <w:lang w:val="es-ES"/>
-        </w:rPr>
-        <w:drawing>
-          <wp:inline distT="0" distB="0" distL="0" distR="0" wp14:anchorId="4D700D71" wp14:editId="3BA8D27E">
-            <wp:extent cx="5486400" cy="2947670"/>
-            <wp:effectExtent l="0" t="0" r="0" b="5080"/>
-            <wp:docPr id="1521900160" name="Imagen 6"/>
-            <wp:cNvGraphicFramePr>
-              <a:graphicFrameLocks xmlns:a="http://schemas.openxmlformats.org/drawingml/2006/main" noChangeAspect="1"/>
-            </wp:cNvGraphicFramePr>
-            <a:graphic xmlns:a="http://schemas.openxmlformats.org/drawingml/2006/main">
-              <a:graphicData uri="http://schemas.openxmlformats.org/drawingml/2006/picture">
-                <pic:pic xmlns:pic="http://schemas.openxmlformats.org/drawingml/2006/picture">
-                  <pic:nvPicPr>
-                    <pic:cNvPr id="1521900160" name="Imagen 1521900160"/>
                     <pic:cNvPicPr/>
                   </pic:nvPicPr>
                   <pic:blipFill>
@@ -1391,6 +1172,190 @@
         <w:rPr>
           <w:lang w:val="es-ES"/>
         </w:rPr>
+        <w:t xml:space="preserve">[Imagen: Lista de experimentos] </w:t>
+      </w:r>
+    </w:p>
+    <w:p>
+      <w:pPr>
+        <w:jc w:val="both"/>
+        <w:rPr>
+          <w:lang w:val="es-ES"/>
+        </w:rPr>
+      </w:pPr>
+    </w:p>
+    <w:p>
+      <w:pPr>
+        <w:pStyle w:val="Ttulo3"/>
+        <w:jc w:val="both"/>
+        <w:rPr>
+          <w:lang w:val="es-ES"/>
+        </w:rPr>
+      </w:pPr>
+      <w:r>
+        <w:rPr>
+          <w:lang w:val="es-ES"/>
+        </w:rPr>
+        <w:t>4.3. Subir imágenes masivamente</w:t>
+      </w:r>
+    </w:p>
+    <w:p>
+      <w:pPr>
+        <w:pStyle w:val="Listaconvietas"/>
+        <w:jc w:val="both"/>
+        <w:rPr>
+          <w:lang w:val="es-ES"/>
+        </w:rPr>
+      </w:pPr>
+      <w:r>
+        <w:rPr>
+          <w:lang w:val="es-ES"/>
+        </w:rPr>
+        <w:t xml:space="preserve">Pulsa el botón </w:t>
+      </w:r>
+      <w:r>
+        <w:rPr>
+          <w:b/>
+          <w:bCs/>
+          <w:lang w:val="es-ES"/>
+        </w:rPr>
+        <w:t>Subida masiva</w:t>
+      </w:r>
+      <w:r>
+        <w:rPr>
+          <w:lang w:val="es-ES"/>
+        </w:rPr>
+        <w:t>.</w:t>
+      </w:r>
+    </w:p>
+    <w:p>
+      <w:pPr>
+        <w:pStyle w:val="Listaconvietas"/>
+        <w:jc w:val="both"/>
+        <w:rPr>
+          <w:lang w:val="es-ES"/>
+        </w:rPr>
+      </w:pPr>
+      <w:r>
+        <w:rPr>
+          <w:lang w:val="es-ES"/>
+        </w:rPr>
+        <w:t>Sube un conjunto de imágenes</w:t>
+      </w:r>
+      <w:r>
+        <w:rPr>
+          <w:lang w:val="es-ES"/>
+        </w:rPr>
+        <w:t xml:space="preserve"> desde una carpeta con una estructura determinada.</w:t>
+      </w:r>
+    </w:p>
+    <w:p>
+      <w:pPr>
+        <w:pStyle w:val="Listaconvietas"/>
+        <w:jc w:val="both"/>
+        <w:rPr>
+          <w:lang w:val="es-ES"/>
+        </w:rPr>
+      </w:pPr>
+      <w:r>
+        <w:rPr>
+          <w:lang w:val="es-ES"/>
+        </w:rPr>
+        <w:t>Esta funcionalidad es delicada</w:t>
+      </w:r>
+      <w:r>
+        <w:rPr>
+          <w:lang w:val="es-ES"/>
+        </w:rPr>
+        <w:t>, conta</w:t>
+      </w:r>
+      <w:r>
+        <w:rPr>
+          <w:lang w:val="es-ES"/>
+        </w:rPr>
+        <w:t>cta con el desarrollador antes de usarla.</w:t>
+      </w:r>
+    </w:p>
+    <w:p>
+      <w:pPr>
+        <w:pStyle w:val="Listaconvietas"/>
+        <w:jc w:val="both"/>
+        <w:rPr>
+          <w:lang w:val="es-ES"/>
+        </w:rPr>
+      </w:pPr>
+      <w:r>
+        <w:rPr>
+          <w:lang w:val="es-ES"/>
+        </w:rPr>
+        <w:t xml:space="preserve">Se requiere rol de </w:t>
+      </w:r>
+      <w:r>
+        <w:rPr>
+          <w:b/>
+          <w:bCs/>
+          <w:lang w:val="es-ES"/>
+        </w:rPr>
+        <w:t>Usuario+</w:t>
+      </w:r>
+      <w:r>
+        <w:rPr>
+          <w:lang w:val="es-ES"/>
+        </w:rPr>
+        <w:t>.</w:t>
+      </w:r>
+    </w:p>
+    <w:p>
+      <w:pPr>
+        <w:jc w:val="both"/>
+        <w:rPr>
+          <w:lang w:val="es-ES"/>
+        </w:rPr>
+      </w:pPr>
+      <w:r>
+        <w:rPr>
+          <w:noProof/>
+          <w:lang w:val="es-ES"/>
+        </w:rPr>
+        <w:drawing>
+          <wp:inline distT="0" distB="0" distL="0" distR="0" wp14:anchorId="4D700D71" wp14:editId="3BA8D27E">
+            <wp:extent cx="5486400" cy="2947670"/>
+            <wp:effectExtent l="0" t="0" r="0" b="5080"/>
+            <wp:docPr id="1521900160" name="Imagen 6"/>
+            <wp:cNvGraphicFramePr>
+              <a:graphicFrameLocks xmlns:a="http://schemas.openxmlformats.org/drawingml/2006/main" noChangeAspect="1"/>
+            </wp:cNvGraphicFramePr>
+            <a:graphic xmlns:a="http://schemas.openxmlformats.org/drawingml/2006/main">
+              <a:graphicData uri="http://schemas.openxmlformats.org/drawingml/2006/picture">
+                <pic:pic xmlns:pic="http://schemas.openxmlformats.org/drawingml/2006/picture">
+                  <pic:nvPicPr>
+                    <pic:cNvPr id="1521900160" name="Imagen 1521900160"/>
+                    <pic:cNvPicPr/>
+                  </pic:nvPicPr>
+                  <pic:blipFill>
+                    <a:blip r:embed="rId12"/>
+                    <a:stretch>
+                      <a:fillRect/>
+                    </a:stretch>
+                  </pic:blipFill>
+                  <pic:spPr>
+                    <a:xfrm>
+                      <a:off x="0" y="0"/>
+                      <a:ext cx="5486400" cy="2947670"/>
+                    </a:xfrm>
+                    <a:prstGeom prst="rect">
+                      <a:avLst/>
+                    </a:prstGeom>
+                  </pic:spPr>
+                </pic:pic>
+              </a:graphicData>
+            </a:graphic>
+          </wp:inline>
+        </w:drawing>
+      </w:r>
+      <w:r>
+        <w:rPr>
+          <w:lang w:val="es-ES"/>
+        </w:rPr>
         <w:t xml:space="preserve">[Imagen: Pantalla de subida masiva] </w:t>
       </w:r>
     </w:p>
@@ -1606,7 +1571,7 @@
                     <pic:cNvPicPr/>
                   </pic:nvPicPr>
                   <pic:blipFill>
-                    <a:blip r:embed="rId12"/>
+                    <a:blip r:embed="rId13"/>
                     <a:stretch>
                       <a:fillRect/>
                     </a:stretch>
@@ -1806,7 +1771,7 @@
                     <pic:cNvPicPr/>
                   </pic:nvPicPr>
                   <pic:blipFill>
-                    <a:blip r:embed="rId13"/>
+                    <a:blip r:embed="rId14"/>
                     <a:stretch>
                       <a:fillRect/>
                     </a:stretch>
@@ -1936,7 +1901,7 @@
                     <pic:cNvPicPr/>
                   </pic:nvPicPr>
                   <pic:blipFill>
-                    <a:blip r:embed="rId14"/>
+                    <a:blip r:embed="rId15"/>
                     <a:stretch>
                       <a:fillRect/>
                     </a:stretch>
@@ -2001,8 +1966,1074 @@
         <w:rPr>
           <w:lang w:val="es-ES"/>
         </w:rPr>
-        <w:t>Si tienes problemas o preguntas, contacta con: pralfes@etsinf.upv.es</w:t>
-      </w:r>
+        <w:t xml:space="preserve">Si tienes problemas o preguntas, contacta con: </w:t>
+      </w:r>
+      <w:hyperlink r:id="rId16" w:history="1">
+        <w:r>
+          <w:rPr>
+            <w:rStyle w:val="Hipervnculo"/>
+            <w:lang w:val="es-ES"/>
+          </w:rPr>
+          <w:t>pralfes@etsinf.upv.es</w:t>
+        </w:r>
+      </w:hyperlink>
+    </w:p>
+    <w:p>
+      <w:pPr>
+        <w:pStyle w:val="Ttulo2"/>
+        <w:rPr>
+          <w:lang w:val="es-ES"/>
+        </w:rPr>
+      </w:pPr>
+      <w:bookmarkStart w:id="0" w:name="_INSTALACIÓN_PASO_A"/>
+      <w:bookmarkEnd w:id="0"/>
+      <w:r>
+        <w:rPr>
+          <w:lang w:val="es-ES"/>
+        </w:rPr>
+        <w:lastRenderedPageBreak/>
+        <w:t>INSTALACIÓN PASO A PASO</w:t>
+      </w:r>
+    </w:p>
+    <w:p>
+      <w:pPr>
+        <w:pStyle w:val="Subttulo"/>
+        <w:rPr>
+          <w:lang w:val="es-ES"/>
+        </w:rPr>
+      </w:pPr>
+      <w:r>
+        <w:rPr>
+          <w:lang w:val="es-ES"/>
+        </w:rPr>
+        <w:t>Windows</w:t>
+      </w:r>
+    </w:p>
+    <w:p>
+      <w:pPr>
+        <w:pStyle w:val="Prrafodelista"/>
+        <w:numPr>
+          <w:ilvl w:val="0"/>
+          <w:numId w:val="10"/>
+        </w:numPr>
+        <w:rPr>
+          <w:lang w:val="es-ES"/>
+        </w:rPr>
+      </w:pPr>
+      <w:r>
+        <w:rPr>
+          <w:lang w:val="es-ES"/>
+        </w:rPr>
+        <w:drawing>
+          <wp:anchor distT="0" distB="0" distL="114300" distR="114300" simplePos="0" relativeHeight="251654144" behindDoc="0" locked="0" layoutInCell="1" allowOverlap="1" wp14:anchorId="6C70E006" wp14:editId="77F9472A">
+            <wp:simplePos x="0" y="0"/>
+            <wp:positionH relativeFrom="column">
+              <wp:posOffset>952500</wp:posOffset>
+            </wp:positionH>
+            <wp:positionV relativeFrom="paragraph">
+              <wp:posOffset>421640</wp:posOffset>
+            </wp:positionV>
+            <wp:extent cx="3574800" cy="1166400"/>
+            <wp:effectExtent l="0" t="0" r="6985" b="0"/>
+            <wp:wrapTopAndBottom/>
+            <wp:docPr id="587196470" name="Imagen 1"/>
+            <wp:cNvGraphicFramePr>
+              <a:graphicFrameLocks xmlns:a="http://schemas.openxmlformats.org/drawingml/2006/main" noChangeAspect="1"/>
+            </wp:cNvGraphicFramePr>
+            <a:graphic xmlns:a="http://schemas.openxmlformats.org/drawingml/2006/main">
+              <a:graphicData uri="http://schemas.openxmlformats.org/drawingml/2006/picture">
+                <pic:pic xmlns:pic="http://schemas.openxmlformats.org/drawingml/2006/picture">
+                  <pic:nvPicPr>
+                    <pic:cNvPr id="587196470" name=""/>
+                    <pic:cNvPicPr/>
+                  </pic:nvPicPr>
+                  <pic:blipFill>
+                    <a:blip r:embed="rId17"/>
+                    <a:stretch>
+                      <a:fillRect/>
+                    </a:stretch>
+                  </pic:blipFill>
+                  <pic:spPr>
+                    <a:xfrm>
+                      <a:off x="0" y="0"/>
+                      <a:ext cx="3574800" cy="1166400"/>
+                    </a:xfrm>
+                    <a:prstGeom prst="rect">
+                      <a:avLst/>
+                    </a:prstGeom>
+                  </pic:spPr>
+                </pic:pic>
+              </a:graphicData>
+            </a:graphic>
+            <wp14:sizeRelH relativeFrom="margin">
+              <wp14:pctWidth>0</wp14:pctWidth>
+            </wp14:sizeRelH>
+            <wp14:sizeRelV relativeFrom="margin">
+              <wp14:pctHeight>0</wp14:pctHeight>
+            </wp14:sizeRelV>
+          </wp:anchor>
+        </w:drawing>
+      </w:r>
+      <w:r>
+        <w:rPr>
+          <w:lang w:val="es-ES"/>
+        </w:rPr>
+        <w:t xml:space="preserve">Haz </w:t>
+      </w:r>
+      <w:proofErr w:type="spellStart"/>
+      <w:proofErr w:type="gramStart"/>
+      <w:r>
+        <w:rPr>
+          <w:lang w:val="es-ES"/>
+        </w:rPr>
+        <w:t>click</w:t>
+      </w:r>
+      <w:proofErr w:type="spellEnd"/>
+      <w:proofErr w:type="gramEnd"/>
+      <w:r>
+        <w:rPr>
+          <w:lang w:val="es-ES"/>
+        </w:rPr>
+        <w:t xml:space="preserve"> en el botón de descarga de la versión de </w:t>
+      </w:r>
+      <w:r>
+        <w:rPr>
+          <w:b/>
+          <w:bCs/>
+          <w:lang w:val="es-ES"/>
+        </w:rPr>
+        <w:t>Windows</w:t>
+      </w:r>
+      <w:r>
+        <w:rPr>
+          <w:lang w:val="es-ES"/>
+        </w:rPr>
+        <w:t xml:space="preserve"> en la página web</w:t>
+      </w:r>
+      <w:r>
+        <w:rPr>
+          <w:lang w:val="es-ES"/>
+        </w:rPr>
+        <w:t>.</w:t>
+      </w:r>
+    </w:p>
+    <w:p>
+      <w:pPr>
+        <w:rPr>
+          <w:lang w:val="es-ES"/>
+        </w:rPr>
+      </w:pPr>
+    </w:p>
+    <w:p>
+      <w:pPr>
+        <w:pStyle w:val="Prrafodelista"/>
+        <w:numPr>
+          <w:ilvl w:val="0"/>
+          <w:numId w:val="10"/>
+        </w:numPr>
+        <w:rPr>
+          <w:lang w:val="es-ES"/>
+        </w:rPr>
+      </w:pPr>
+      <w:r>
+        <w:rPr>
+          <w:lang w:val="es-ES"/>
+        </w:rPr>
+        <w:t xml:space="preserve">Dale a mostrar en carpeta o busca el zip en tu carpeta de </w:t>
+      </w:r>
+      <w:r>
+        <w:rPr>
+          <w:b/>
+          <w:bCs/>
+          <w:lang w:val="es-ES"/>
+        </w:rPr>
+        <w:t>descargas</w:t>
+      </w:r>
+      <w:r>
+        <w:rPr>
+          <w:lang w:val="es-ES"/>
+        </w:rPr>
+        <w:t>.</w:t>
+      </w:r>
+    </w:p>
+    <w:p>
+      <w:pPr>
+        <w:pStyle w:val="Prrafodelista"/>
+        <w:rPr>
+          <w:lang w:val="es-ES"/>
+        </w:rPr>
+      </w:pPr>
+    </w:p>
+    <w:p>
+      <w:pPr>
+        <w:pStyle w:val="Prrafodelista"/>
+        <w:numPr>
+          <w:ilvl w:val="0"/>
+          <w:numId w:val="10"/>
+        </w:numPr>
+        <w:rPr>
+          <w:lang w:val="es-ES"/>
+        </w:rPr>
+      </w:pPr>
+      <w:r>
+        <w:rPr>
+          <w:lang w:val="es-ES"/>
+        </w:rPr>
+        <w:t>Mueve el zip a la carpeta donde quieras tener la aplicación</w:t>
+      </w:r>
+      <w:r>
+        <w:rPr>
+          <w:lang w:val="es-ES"/>
+        </w:rPr>
+        <w:t>.</w:t>
+      </w:r>
+    </w:p>
+    <w:p>
+      <w:pPr>
+        <w:pStyle w:val="Prrafodelista"/>
+        <w:rPr>
+          <w:lang w:val="es-ES"/>
+        </w:rPr>
+      </w:pPr>
+    </w:p>
+    <w:p>
+      <w:pPr>
+        <w:pStyle w:val="Prrafodelista"/>
+        <w:numPr>
+          <w:ilvl w:val="0"/>
+          <w:numId w:val="10"/>
+        </w:numPr>
+        <w:rPr>
+          <w:lang w:val="es-ES"/>
+        </w:rPr>
+      </w:pPr>
+      <w:r>
+        <w:rPr>
+          <w:noProof/>
+          <w:lang w:val="es-ES"/>
+        </w:rPr>
+        <w:drawing>
+          <wp:anchor distT="0" distB="0" distL="114300" distR="114300" simplePos="0" relativeHeight="251657216" behindDoc="0" locked="0" layoutInCell="1" allowOverlap="1" wp14:anchorId="46C800E3" wp14:editId="27E61D81">
+            <wp:simplePos x="0" y="0"/>
+            <wp:positionH relativeFrom="column">
+              <wp:posOffset>1089025</wp:posOffset>
+            </wp:positionH>
+            <wp:positionV relativeFrom="paragraph">
+              <wp:posOffset>260985</wp:posOffset>
+            </wp:positionV>
+            <wp:extent cx="2836545" cy="2164080"/>
+            <wp:effectExtent l="0" t="0" r="1905" b="7620"/>
+            <wp:wrapTopAndBottom/>
+            <wp:docPr id="131871681" name="Imagen 1"/>
+            <wp:cNvGraphicFramePr>
+              <a:graphicFrameLocks xmlns:a="http://schemas.openxmlformats.org/drawingml/2006/main" noChangeAspect="1"/>
+            </wp:cNvGraphicFramePr>
+            <a:graphic xmlns:a="http://schemas.openxmlformats.org/drawingml/2006/main">
+              <a:graphicData uri="http://schemas.openxmlformats.org/drawingml/2006/picture">
+                <pic:pic xmlns:pic="http://schemas.openxmlformats.org/drawingml/2006/picture">
+                  <pic:nvPicPr>
+                    <pic:cNvPr id="0" name="Picture 2"/>
+                    <pic:cNvPicPr>
+                      <a:picLocks noChangeAspect="1" noChangeArrowheads="1"/>
+                    </pic:cNvPicPr>
+                  </pic:nvPicPr>
+                  <pic:blipFill>
+                    <a:blip r:embed="rId18">
+                      <a:extLst>
+                        <a:ext uri="{28A0092B-C50C-407E-A947-70E740481C1C}">
+                          <a14:useLocalDpi xmlns:a14="http://schemas.microsoft.com/office/drawing/2010/main" val="0"/>
+                        </a:ext>
+                      </a:extLst>
+                    </a:blip>
+                    <a:srcRect/>
+                    <a:stretch>
+                      <a:fillRect/>
+                    </a:stretch>
+                  </pic:blipFill>
+                  <pic:spPr bwMode="auto">
+                    <a:xfrm>
+                      <a:off x="0" y="0"/>
+                      <a:ext cx="2836545" cy="2164080"/>
+                    </a:xfrm>
+                    <a:prstGeom prst="rect">
+                      <a:avLst/>
+                    </a:prstGeom>
+                    <a:noFill/>
+                  </pic:spPr>
+                </pic:pic>
+              </a:graphicData>
+            </a:graphic>
+            <wp14:sizeRelH relativeFrom="margin">
+              <wp14:pctWidth>0</wp14:pctWidth>
+            </wp14:sizeRelH>
+            <wp14:sizeRelV relativeFrom="margin">
+              <wp14:pctHeight>0</wp14:pctHeight>
+            </wp14:sizeRelV>
+          </wp:anchor>
+        </w:drawing>
+      </w:r>
+      <w:r>
+        <w:rPr>
+          <w:lang w:val="es-ES"/>
+        </w:rPr>
+        <w:t xml:space="preserve">Haz </w:t>
+      </w:r>
+      <w:proofErr w:type="spellStart"/>
+      <w:proofErr w:type="gramStart"/>
+      <w:r>
+        <w:rPr>
+          <w:lang w:val="es-ES"/>
+        </w:rPr>
+        <w:t>click</w:t>
+      </w:r>
+      <w:proofErr w:type="spellEnd"/>
+      <w:proofErr w:type="gramEnd"/>
+      <w:r>
+        <w:rPr>
+          <w:lang w:val="es-ES"/>
+        </w:rPr>
+        <w:t xml:space="preserve"> derecho en el zip y dale a </w:t>
+      </w:r>
+      <w:r>
+        <w:rPr>
+          <w:b/>
+          <w:bCs/>
+          <w:lang w:val="es-ES"/>
+        </w:rPr>
+        <w:t>extraer todo</w:t>
+      </w:r>
+      <w:r>
+        <w:rPr>
+          <w:lang w:val="es-ES"/>
+        </w:rPr>
+        <w:t>.</w:t>
+      </w:r>
+    </w:p>
+    <w:p>
+      <w:pPr>
+        <w:pStyle w:val="Prrafodelista"/>
+        <w:rPr>
+          <w:lang w:val="es-ES"/>
+        </w:rPr>
+      </w:pPr>
+    </w:p>
+    <w:p>
+      <w:pPr>
+        <w:pStyle w:val="Prrafodelista"/>
+        <w:rPr>
+          <w:lang w:val="es-ES"/>
+        </w:rPr>
+      </w:pPr>
+    </w:p>
+    <w:p>
+      <w:pPr>
+        <w:pStyle w:val="Prrafodelista"/>
+        <w:numPr>
+          <w:ilvl w:val="0"/>
+          <w:numId w:val="10"/>
+        </w:numPr>
+        <w:rPr>
+          <w:lang w:val="es-ES"/>
+        </w:rPr>
+      </w:pPr>
+      <w:r>
+        <w:rPr>
+          <w:lang w:val="es-ES"/>
+        </w:rPr>
+        <w:t>Entra en la carpeta</w:t>
+      </w:r>
+      <w:r>
+        <w:rPr>
+          <w:noProof/>
+          <w:lang w:val="es-ES"/>
+        </w:rPr>
+        <w:t xml:space="preserve"> </w:t>
+      </w:r>
+      <w:r>
+        <w:rPr>
+          <w:lang w:val="es-ES"/>
+        </w:rPr>
+        <w:t xml:space="preserve">extraída y ejecuta </w:t>
+      </w:r>
+      <w:r>
+        <w:rPr>
+          <w:b/>
+          <w:bCs/>
+          <w:lang w:val="es-ES"/>
+        </w:rPr>
+        <w:t>fol</w:t>
+      </w:r>
+      <w:r>
+        <w:rPr>
+          <w:b/>
+          <w:bCs/>
+          <w:lang w:val="es-ES"/>
+        </w:rPr>
+        <w:t>i</w:t>
+      </w:r>
+      <w:r>
+        <w:rPr>
+          <w:b/>
+          <w:bCs/>
+          <w:lang w:val="es-ES"/>
+        </w:rPr>
+        <w:t>arium.exe</w:t>
+      </w:r>
+    </w:p>
+    <w:p>
+      <w:pPr>
+        <w:pStyle w:val="Prrafodelista"/>
+        <w:rPr>
+          <w:lang w:val="es-ES"/>
+        </w:rPr>
+      </w:pPr>
+      <w:r>
+        <w:rPr>
+          <w:lang w:val="es-ES"/>
+        </w:rPr>
+        <w:drawing>
+          <wp:inline distT="0" distB="0" distL="0" distR="0" wp14:anchorId="2C5E0759" wp14:editId="2CF1ADD9">
+            <wp:extent cx="4505941" cy="1371600"/>
+            <wp:effectExtent l="0" t="0" r="9525" b="0"/>
+            <wp:docPr id="2124622202" name="Imagen 1"/>
+            <wp:cNvGraphicFramePr>
+              <a:graphicFrameLocks xmlns:a="http://schemas.openxmlformats.org/drawingml/2006/main" noChangeAspect="1"/>
+            </wp:cNvGraphicFramePr>
+            <a:graphic xmlns:a="http://schemas.openxmlformats.org/drawingml/2006/main">
+              <a:graphicData uri="http://schemas.openxmlformats.org/drawingml/2006/picture">
+                <pic:pic xmlns:pic="http://schemas.openxmlformats.org/drawingml/2006/picture">
+                  <pic:nvPicPr>
+                    <pic:cNvPr id="2124622202" name=""/>
+                    <pic:cNvPicPr/>
+                  </pic:nvPicPr>
+                  <pic:blipFill>
+                    <a:blip r:embed="rId19"/>
+                    <a:stretch>
+                      <a:fillRect/>
+                    </a:stretch>
+                  </pic:blipFill>
+                  <pic:spPr>
+                    <a:xfrm>
+                      <a:off x="0" y="0"/>
+                      <a:ext cx="4522853" cy="1376748"/>
+                    </a:xfrm>
+                    <a:prstGeom prst="rect">
+                      <a:avLst/>
+                    </a:prstGeom>
+                  </pic:spPr>
+                </pic:pic>
+              </a:graphicData>
+            </a:graphic>
+          </wp:inline>
+        </w:drawing>
+      </w:r>
+    </w:p>
+    <w:p>
+      <w:pPr>
+        <w:rPr>
+          <w:lang w:val="es-ES"/>
+        </w:rPr>
+      </w:pPr>
+    </w:p>
+    <w:p>
+      <w:pPr>
+        <w:rPr>
+          <w:lang w:val="es-ES"/>
+        </w:rPr>
+      </w:pPr>
+    </w:p>
+    <w:p>
+      <w:pPr>
+        <w:pStyle w:val="Subttulo"/>
+        <w:rPr>
+          <w:lang w:val="es-ES"/>
+        </w:rPr>
+      </w:pPr>
+      <w:r>
+        <w:rPr>
+          <w:lang w:val="es-ES"/>
+        </w:rPr>
+        <w:lastRenderedPageBreak/>
+        <w:t>Android</w:t>
+      </w:r>
+    </w:p>
+    <w:p>
+      <w:pPr>
+        <w:pStyle w:val="Prrafodelista"/>
+        <w:numPr>
+          <w:ilvl w:val="0"/>
+          <w:numId w:val="12"/>
+        </w:numPr>
+        <w:rPr>
+          <w:lang w:val="es-ES"/>
+        </w:rPr>
+      </w:pPr>
+      <w:r>
+        <w:rPr>
+          <w:lang w:val="es-ES"/>
+        </w:rPr>
+        <w:t>Pulsa</w:t>
+      </w:r>
+      <w:r>
+        <w:rPr>
+          <w:lang w:val="es-ES"/>
+        </w:rPr>
+        <w:t xml:space="preserve"> en el botón de descarga de la versión de </w:t>
+      </w:r>
+      <w:r>
+        <w:rPr>
+          <w:b/>
+          <w:bCs/>
+          <w:lang w:val="es-ES"/>
+        </w:rPr>
+        <w:t>Android</w:t>
+      </w:r>
+      <w:r>
+        <w:rPr>
+          <w:lang w:val="es-ES"/>
+        </w:rPr>
+        <w:t xml:space="preserve"> en la página web</w:t>
+      </w:r>
+      <w:r>
+        <w:rPr>
+          <w:lang w:val="es-ES"/>
+        </w:rPr>
+        <w:t>.</w:t>
+      </w:r>
+      <w:r>
+        <w:rPr>
+          <w:noProof/>
+          <w:lang w:val="es-ES"/>
+        </w:rPr>
+        <w:t xml:space="preserve"> </w:t>
+      </w:r>
+      <w:r>
+        <w:rPr>
+          <w:noProof/>
+          <w:lang w:val="es-ES"/>
+        </w:rPr>
+        <w:drawing>
+          <wp:inline distT="0" distB="0" distL="0" distR="0" wp14:anchorId="3D8BC7F5" wp14:editId="5A4D35FD">
+            <wp:extent cx="5486400" cy="1684020"/>
+            <wp:effectExtent l="0" t="0" r="0" b="0"/>
+            <wp:docPr id="12182709" name="Imagen 2"/>
+            <wp:cNvGraphicFramePr>
+              <a:graphicFrameLocks xmlns:a="http://schemas.openxmlformats.org/drawingml/2006/main" noChangeAspect="1"/>
+            </wp:cNvGraphicFramePr>
+            <a:graphic xmlns:a="http://schemas.openxmlformats.org/drawingml/2006/main">
+              <a:graphicData uri="http://schemas.openxmlformats.org/drawingml/2006/picture">
+                <pic:pic xmlns:pic="http://schemas.openxmlformats.org/drawingml/2006/picture">
+                  <pic:nvPicPr>
+                    <pic:cNvPr id="0" name="Picture 2"/>
+                    <pic:cNvPicPr>
+                      <a:picLocks noChangeAspect="1" noChangeArrowheads="1"/>
+                    </pic:cNvPicPr>
+                  </pic:nvPicPr>
+                  <pic:blipFill>
+                    <a:blip r:embed="rId20">
+                      <a:extLst>
+                        <a:ext uri="{28A0092B-C50C-407E-A947-70E740481C1C}">
+                          <a14:useLocalDpi xmlns:a14="http://schemas.microsoft.com/office/drawing/2010/main" val="0"/>
+                        </a:ext>
+                      </a:extLst>
+                    </a:blip>
+                    <a:srcRect/>
+                    <a:stretch>
+                      <a:fillRect/>
+                    </a:stretch>
+                  </pic:blipFill>
+                  <pic:spPr bwMode="auto">
+                    <a:xfrm>
+                      <a:off x="0" y="0"/>
+                      <a:ext cx="5486400" cy="1684020"/>
+                    </a:xfrm>
+                    <a:prstGeom prst="rect">
+                      <a:avLst/>
+                    </a:prstGeom>
+                    <a:noFill/>
+                    <a:ln>
+                      <a:noFill/>
+                    </a:ln>
+                  </pic:spPr>
+                </pic:pic>
+              </a:graphicData>
+            </a:graphic>
+          </wp:inline>
+        </w:drawing>
+      </w:r>
+    </w:p>
+    <w:p>
+      <w:pPr>
+        <w:pStyle w:val="Prrafodelista"/>
+        <w:rPr>
+          <w:lang w:val="es-ES"/>
+        </w:rPr>
+      </w:pPr>
+    </w:p>
+    <w:p>
+      <w:pPr>
+        <w:pStyle w:val="Prrafodelista"/>
+        <w:numPr>
+          <w:ilvl w:val="0"/>
+          <w:numId w:val="12"/>
+        </w:numPr>
+        <w:rPr>
+          <w:lang w:val="es-ES"/>
+        </w:rPr>
+      </w:pPr>
+      <w:r>
+        <w:rPr>
+          <w:b/>
+          <w:bCs/>
+          <w:lang w:val="es-ES"/>
+        </w:rPr>
+        <w:t>Autoriza</w:t>
+      </w:r>
+      <w:r>
+        <w:rPr>
+          <w:lang w:val="es-ES"/>
+        </w:rPr>
+        <w:t xml:space="preserve"> esta fuente</w:t>
+      </w:r>
+      <w:r>
+        <w:rPr>
+          <w:lang w:val="es-ES"/>
+        </w:rPr>
+        <w:t xml:space="preserve"> si te lo pide</w:t>
+      </w:r>
+      <w:r>
+        <w:rPr>
+          <w:noProof/>
+          <w:lang w:val="es-ES"/>
+        </w:rPr>
+        <w:drawing>
+          <wp:inline distT="0" distB="0" distL="0" distR="0" wp14:anchorId="1CA68CD9" wp14:editId="48135024">
+            <wp:extent cx="4450080" cy="2379557"/>
+            <wp:effectExtent l="0" t="0" r="7620" b="1905"/>
+            <wp:docPr id="542981228" name="Imagen 3"/>
+            <wp:cNvGraphicFramePr>
+              <a:graphicFrameLocks xmlns:a="http://schemas.openxmlformats.org/drawingml/2006/main" noChangeAspect="1"/>
+            </wp:cNvGraphicFramePr>
+            <a:graphic xmlns:a="http://schemas.openxmlformats.org/drawingml/2006/main">
+              <a:graphicData uri="http://schemas.openxmlformats.org/drawingml/2006/picture">
+                <pic:pic xmlns:pic="http://schemas.openxmlformats.org/drawingml/2006/picture">
+                  <pic:nvPicPr>
+                    <pic:cNvPr id="0" name="Picture 3"/>
+                    <pic:cNvPicPr>
+                      <a:picLocks noChangeAspect="1" noChangeArrowheads="1"/>
+                    </pic:cNvPicPr>
+                  </pic:nvPicPr>
+                  <pic:blipFill>
+                    <a:blip r:embed="rId21">
+                      <a:extLst>
+                        <a:ext uri="{28A0092B-C50C-407E-A947-70E740481C1C}">
+                          <a14:useLocalDpi xmlns:a14="http://schemas.microsoft.com/office/drawing/2010/main" val="0"/>
+                        </a:ext>
+                      </a:extLst>
+                    </a:blip>
+                    <a:srcRect/>
+                    <a:stretch>
+                      <a:fillRect/>
+                    </a:stretch>
+                  </pic:blipFill>
+                  <pic:spPr bwMode="auto">
+                    <a:xfrm>
+                      <a:off x="0" y="0"/>
+                      <a:ext cx="4463097" cy="2386518"/>
+                    </a:xfrm>
+                    <a:prstGeom prst="rect">
+                      <a:avLst/>
+                    </a:prstGeom>
+                    <a:noFill/>
+                    <a:ln>
+                      <a:noFill/>
+                    </a:ln>
+                  </pic:spPr>
+                </pic:pic>
+              </a:graphicData>
+            </a:graphic>
+          </wp:inline>
+        </w:drawing>
+      </w:r>
+    </w:p>
+    <w:p>
+      <w:pPr>
+        <w:pStyle w:val="Prrafodelista"/>
+        <w:rPr>
+          <w:lang w:val="es-ES"/>
+        </w:rPr>
+      </w:pPr>
+    </w:p>
+    <w:p>
+      <w:pPr>
+        <w:pStyle w:val="Prrafodelista"/>
+        <w:rPr>
+          <w:lang w:val="es-ES"/>
+        </w:rPr>
+      </w:pPr>
+    </w:p>
+    <w:p>
+      <w:pPr>
+        <w:pStyle w:val="Prrafodelista"/>
+        <w:numPr>
+          <w:ilvl w:val="0"/>
+          <w:numId w:val="12"/>
+        </w:numPr>
+        <w:rPr>
+          <w:lang w:val="es-ES"/>
+        </w:rPr>
+      </w:pPr>
+      <w:r>
+        <w:rPr>
+          <w:b/>
+          <w:bCs/>
+          <w:lang w:val="es-ES"/>
+        </w:rPr>
+        <w:t>Instala</w:t>
+      </w:r>
+      <w:r>
+        <w:rPr>
+          <w:lang w:val="es-ES"/>
+        </w:rPr>
+        <w:t xml:space="preserve"> la </w:t>
+      </w:r>
+      <w:proofErr w:type="gramStart"/>
+      <w:r>
+        <w:rPr>
+          <w:lang w:val="es-ES"/>
+        </w:rPr>
+        <w:t>app</w:t>
+      </w:r>
+      <w:proofErr w:type="gramEnd"/>
+      <w:r>
+        <w:rPr>
+          <w:noProof/>
+          <w:lang w:val="es-ES"/>
+        </w:rPr>
+        <w:drawing>
+          <wp:inline distT="0" distB="0" distL="0" distR="0" wp14:anchorId="1E54C14C" wp14:editId="47B40B02">
+            <wp:extent cx="4442460" cy="2137818"/>
+            <wp:effectExtent l="0" t="0" r="0" b="0"/>
+            <wp:docPr id="492032935" name="Imagen 4"/>
+            <wp:cNvGraphicFramePr>
+              <a:graphicFrameLocks xmlns:a="http://schemas.openxmlformats.org/drawingml/2006/main" noChangeAspect="1"/>
+            </wp:cNvGraphicFramePr>
+            <a:graphic xmlns:a="http://schemas.openxmlformats.org/drawingml/2006/main">
+              <a:graphicData uri="http://schemas.openxmlformats.org/drawingml/2006/picture">
+                <pic:pic xmlns:pic="http://schemas.openxmlformats.org/drawingml/2006/picture">
+                  <pic:nvPicPr>
+                    <pic:cNvPr id="0" name="Picture 4"/>
+                    <pic:cNvPicPr>
+                      <a:picLocks noChangeAspect="1" noChangeArrowheads="1"/>
+                    </pic:cNvPicPr>
+                  </pic:nvPicPr>
+                  <pic:blipFill>
+                    <a:blip r:embed="rId22">
+                      <a:extLst>
+                        <a:ext uri="{28A0092B-C50C-407E-A947-70E740481C1C}">
+                          <a14:useLocalDpi xmlns:a14="http://schemas.microsoft.com/office/drawing/2010/main" val="0"/>
+                        </a:ext>
+                      </a:extLst>
+                    </a:blip>
+                    <a:srcRect/>
+                    <a:stretch>
+                      <a:fillRect/>
+                    </a:stretch>
+                  </pic:blipFill>
+                  <pic:spPr bwMode="auto">
+                    <a:xfrm>
+                      <a:off x="0" y="0"/>
+                      <a:ext cx="4450175" cy="2141531"/>
+                    </a:xfrm>
+                    <a:prstGeom prst="rect">
+                      <a:avLst/>
+                    </a:prstGeom>
+                    <a:noFill/>
+                    <a:ln>
+                      <a:noFill/>
+                    </a:ln>
+                  </pic:spPr>
+                </pic:pic>
+              </a:graphicData>
+            </a:graphic>
+          </wp:inline>
+        </w:drawing>
+      </w:r>
+    </w:p>
+    <w:p>
+      <w:pPr>
+        <w:pStyle w:val="Prrafodelista"/>
+        <w:rPr>
+          <w:lang w:val="es-ES"/>
+        </w:rPr>
+      </w:pPr>
+    </w:p>
+    <w:p>
+      <w:pPr>
+        <w:pStyle w:val="Prrafodelista"/>
+        <w:numPr>
+          <w:ilvl w:val="0"/>
+          <w:numId w:val="12"/>
+        </w:numPr>
+        <w:rPr>
+          <w:lang w:val="es-ES"/>
+        </w:rPr>
+      </w:pPr>
+      <w:r>
+        <w:rPr>
+          <w:lang w:val="es-ES"/>
+        </w:rPr>
+        <w:t xml:space="preserve">Ya tendrás en </w:t>
+      </w:r>
+      <w:r>
+        <w:rPr>
+          <w:lang w:val="es-ES"/>
+        </w:rPr>
+        <w:t xml:space="preserve">tu dispositivo </w:t>
+      </w:r>
+      <w:proofErr w:type="spellStart"/>
+      <w:r>
+        <w:rPr>
+          <w:b/>
+          <w:bCs/>
+          <w:lang w:val="es-ES"/>
+        </w:rPr>
+        <w:t>Foliarium</w:t>
+      </w:r>
+      <w:proofErr w:type="spellEnd"/>
+    </w:p>
+    <w:p>
+      <w:pPr>
+        <w:pStyle w:val="Subttulo"/>
+        <w:rPr>
+          <w:lang w:val="es-ES"/>
+        </w:rPr>
+      </w:pPr>
+      <w:r>
+        <w:rPr>
+          <w:lang w:val="es-ES"/>
+        </w:rPr>
+        <w:lastRenderedPageBreak/>
+        <w:t>Linux</w:t>
+      </w:r>
+    </w:p>
+    <w:p>
+      <w:pPr>
+        <w:pStyle w:val="Prrafodelista"/>
+        <w:numPr>
+          <w:ilvl w:val="0"/>
+          <w:numId w:val="13"/>
+        </w:numPr>
+        <w:rPr>
+          <w:lang w:val="es-ES"/>
+        </w:rPr>
+      </w:pPr>
+      <w:r>
+        <w:rPr>
+          <w:lang w:val="es-ES"/>
+        </w:rPr>
+        <w:t xml:space="preserve">Haz </w:t>
+      </w:r>
+      <w:proofErr w:type="spellStart"/>
+      <w:proofErr w:type="gramStart"/>
+      <w:r>
+        <w:rPr>
+          <w:lang w:val="es-ES"/>
+        </w:rPr>
+        <w:t>click</w:t>
+      </w:r>
+      <w:proofErr w:type="spellEnd"/>
+      <w:proofErr w:type="gramEnd"/>
+      <w:r>
+        <w:rPr>
+          <w:lang w:val="es-ES"/>
+        </w:rPr>
+        <w:t xml:space="preserve"> en el botón de descarga de la versión de </w:t>
+      </w:r>
+      <w:r>
+        <w:rPr>
+          <w:b/>
+          <w:bCs/>
+          <w:lang w:val="es-ES"/>
+        </w:rPr>
+        <w:t>Linux</w:t>
+      </w:r>
+      <w:r>
+        <w:rPr>
+          <w:lang w:val="es-ES"/>
+        </w:rPr>
+        <w:t xml:space="preserve"> en la página web.</w:t>
+      </w:r>
+    </w:p>
+    <w:p>
+      <w:pPr>
+        <w:pStyle w:val="Prrafodelista"/>
+        <w:rPr>
+          <w:lang w:val="es-ES"/>
+        </w:rPr>
+      </w:pPr>
+      <w:r>
+        <w:rPr>
+          <w:lang w:val="es-ES"/>
+        </w:rPr>
+        <w:drawing>
+          <wp:inline distT="0" distB="0" distL="0" distR="0" wp14:anchorId="7D0D5A18" wp14:editId="0446466E">
+            <wp:extent cx="4092295" cy="1272650"/>
+            <wp:effectExtent l="0" t="0" r="3810" b="3810"/>
+            <wp:docPr id="480365556" name="Imagen 1"/>
+            <wp:cNvGraphicFramePr>
+              <a:graphicFrameLocks xmlns:a="http://schemas.openxmlformats.org/drawingml/2006/main" noChangeAspect="1"/>
+            </wp:cNvGraphicFramePr>
+            <a:graphic xmlns:a="http://schemas.openxmlformats.org/drawingml/2006/main">
+              <a:graphicData uri="http://schemas.openxmlformats.org/drawingml/2006/picture">
+                <pic:pic xmlns:pic="http://schemas.openxmlformats.org/drawingml/2006/picture">
+                  <pic:nvPicPr>
+                    <pic:cNvPr id="480365556" name=""/>
+                    <pic:cNvPicPr/>
+                  </pic:nvPicPr>
+                  <pic:blipFill>
+                    <a:blip r:embed="rId23"/>
+                    <a:stretch>
+                      <a:fillRect/>
+                    </a:stretch>
+                  </pic:blipFill>
+                  <pic:spPr>
+                    <a:xfrm>
+                      <a:off x="0" y="0"/>
+                      <a:ext cx="4092295" cy="1272650"/>
+                    </a:xfrm>
+                    <a:prstGeom prst="rect">
+                      <a:avLst/>
+                    </a:prstGeom>
+                  </pic:spPr>
+                </pic:pic>
+              </a:graphicData>
+            </a:graphic>
+          </wp:inline>
+        </w:drawing>
+      </w:r>
+    </w:p>
+    <w:p>
+      <w:pPr>
+        <w:pStyle w:val="Prrafodelista"/>
+        <w:numPr>
+          <w:ilvl w:val="0"/>
+          <w:numId w:val="13"/>
+        </w:numPr>
+        <w:rPr>
+          <w:lang w:val="es-ES"/>
+        </w:rPr>
+      </w:pPr>
+      <w:proofErr w:type="gramStart"/>
+      <w:r>
+        <w:rPr>
+          <w:lang w:val="es-ES"/>
+        </w:rPr>
+        <w:t>Clic</w:t>
+      </w:r>
+      <w:r>
+        <w:rPr>
+          <w:lang w:val="es-ES"/>
+        </w:rPr>
+        <w:t>k</w:t>
+      </w:r>
+      <w:proofErr w:type="gramEnd"/>
+      <w:r>
+        <w:rPr>
+          <w:lang w:val="es-ES"/>
+        </w:rPr>
+        <w:t xml:space="preserve"> en el archivo y después</w:t>
+      </w:r>
+      <w:r>
+        <w:rPr>
+          <w:lang w:val="es-ES"/>
+        </w:rPr>
+        <w:t xml:space="preserve"> en </w:t>
+      </w:r>
+      <w:r>
+        <w:rPr>
+          <w:b/>
+          <w:bCs/>
+          <w:lang w:val="es-ES"/>
+        </w:rPr>
+        <w:t>Instalar</w:t>
+      </w:r>
+      <w:r>
+        <w:rPr>
+          <w:lang w:val="es-ES"/>
+        </w:rPr>
+        <w:t>.</w:t>
+      </w:r>
+    </w:p>
+    <w:p>
+      <w:pPr>
+        <w:pStyle w:val="Prrafodelista"/>
+        <w:numPr>
+          <w:ilvl w:val="0"/>
+          <w:numId w:val="13"/>
+        </w:numPr>
+        <w:rPr>
+          <w:lang w:val="es-ES"/>
+        </w:rPr>
+      </w:pPr>
+      <w:r>
+        <w:rPr>
+          <w:lang w:val="es-ES"/>
+        </w:rPr>
+        <w:t xml:space="preserve">Abrir </w:t>
+      </w:r>
+      <w:proofErr w:type="spellStart"/>
+      <w:r>
+        <w:rPr>
+          <w:b/>
+          <w:bCs/>
+          <w:lang w:val="es-ES"/>
+        </w:rPr>
+        <w:t>Foliarium</w:t>
+      </w:r>
+      <w:proofErr w:type="spellEnd"/>
+      <w:r>
+        <w:rPr>
+          <w:lang w:val="es-ES"/>
+        </w:rPr>
+        <w:t xml:space="preserve"> desde el men</w:t>
+      </w:r>
+      <w:r>
+        <w:rPr>
+          <w:lang w:val="es-ES"/>
+        </w:rPr>
+        <w:t>ú</w:t>
+      </w:r>
+      <w:r>
+        <w:rPr>
+          <w:lang w:val="es-ES"/>
+        </w:rPr>
+        <w:t xml:space="preserve"> de aplicaciones.</w:t>
+      </w:r>
+    </w:p>
+    <w:p>
+      <w:pPr>
+        <w:pStyle w:val="Prrafodelista"/>
+        <w:rPr>
+          <w:lang w:val="es-ES"/>
+        </w:rPr>
+      </w:pPr>
+    </w:p>
+    <w:p>
+      <w:pPr>
+        <w:pStyle w:val="Prrafodelista"/>
+        <w:rPr>
+          <w:lang w:val="es-ES"/>
+        </w:rPr>
+      </w:pPr>
+    </w:p>
+    <w:p>
+      <w:pPr>
+        <w:pStyle w:val="Prrafodelista"/>
+        <w:rPr>
+          <w:lang w:val="es-ES"/>
+        </w:rPr>
+      </w:pPr>
     </w:p>
     <w:sectPr>
       <w:pgSz w:w="12240" w:h="15840"/>
@@ -2185,6 +3216,362 @@
       <w:rPr>
         <w:rFonts w:ascii="Symbol" w:hAnsi="Symbol" w:hint="default"/>
       </w:rPr>
+    </w:lvl>
+  </w:abstractNum>
+  <w:abstractNum w:abstractNumId="9" w15:restartNumberingAfterBreak="0">
+    <w:nsid w:val="1DD954F3"/>
+    <w:multiLevelType w:val="hybridMultilevel"/>
+    <w:tmpl w:val="BE0204E8"/>
+    <w:lvl w:ilvl="0" w:tplc="0C0A000F">
+      <w:start w:val="1"/>
+      <w:numFmt w:val="decimal"/>
+      <w:lvlText w:val="%1."/>
+      <w:lvlJc w:val="left"/>
+      <w:pPr>
+        <w:ind w:left="720" w:hanging="360"/>
+      </w:pPr>
+      <w:rPr>
+        <w:rFonts w:hint="default"/>
+      </w:rPr>
+    </w:lvl>
+    <w:lvl w:ilvl="1" w:tplc="0C0A0019" w:tentative="1">
+      <w:start w:val="1"/>
+      <w:numFmt w:val="lowerLetter"/>
+      <w:lvlText w:val="%2."/>
+      <w:lvlJc w:val="left"/>
+      <w:pPr>
+        <w:ind w:left="1440" w:hanging="360"/>
+      </w:pPr>
+    </w:lvl>
+    <w:lvl w:ilvl="2" w:tplc="0C0A001B" w:tentative="1">
+      <w:start w:val="1"/>
+      <w:numFmt w:val="lowerRoman"/>
+      <w:lvlText w:val="%3."/>
+      <w:lvlJc w:val="right"/>
+      <w:pPr>
+        <w:ind w:left="2160" w:hanging="180"/>
+      </w:pPr>
+    </w:lvl>
+    <w:lvl w:ilvl="3" w:tplc="0C0A000F" w:tentative="1">
+      <w:start w:val="1"/>
+      <w:numFmt w:val="decimal"/>
+      <w:lvlText w:val="%4."/>
+      <w:lvlJc w:val="left"/>
+      <w:pPr>
+        <w:ind w:left="2880" w:hanging="360"/>
+      </w:pPr>
+    </w:lvl>
+    <w:lvl w:ilvl="4" w:tplc="0C0A0019" w:tentative="1">
+      <w:start w:val="1"/>
+      <w:numFmt w:val="lowerLetter"/>
+      <w:lvlText w:val="%5."/>
+      <w:lvlJc w:val="left"/>
+      <w:pPr>
+        <w:ind w:left="3600" w:hanging="360"/>
+      </w:pPr>
+    </w:lvl>
+    <w:lvl w:ilvl="5" w:tplc="0C0A001B" w:tentative="1">
+      <w:start w:val="1"/>
+      <w:numFmt w:val="lowerRoman"/>
+      <w:lvlText w:val="%6."/>
+      <w:lvlJc w:val="right"/>
+      <w:pPr>
+        <w:ind w:left="4320" w:hanging="180"/>
+      </w:pPr>
+    </w:lvl>
+    <w:lvl w:ilvl="6" w:tplc="0C0A000F" w:tentative="1">
+      <w:start w:val="1"/>
+      <w:numFmt w:val="decimal"/>
+      <w:lvlText w:val="%7."/>
+      <w:lvlJc w:val="left"/>
+      <w:pPr>
+        <w:ind w:left="5040" w:hanging="360"/>
+      </w:pPr>
+    </w:lvl>
+    <w:lvl w:ilvl="7" w:tplc="0C0A0019" w:tentative="1">
+      <w:start w:val="1"/>
+      <w:numFmt w:val="lowerLetter"/>
+      <w:lvlText w:val="%8."/>
+      <w:lvlJc w:val="left"/>
+      <w:pPr>
+        <w:ind w:left="5760" w:hanging="360"/>
+      </w:pPr>
+    </w:lvl>
+    <w:lvl w:ilvl="8" w:tplc="0C0A001B" w:tentative="1">
+      <w:start w:val="1"/>
+      <w:numFmt w:val="lowerRoman"/>
+      <w:lvlText w:val="%9."/>
+      <w:lvlJc w:val="right"/>
+      <w:pPr>
+        <w:ind w:left="6480" w:hanging="180"/>
+      </w:pPr>
+    </w:lvl>
+  </w:abstractNum>
+  <w:abstractNum w:abstractNumId="10" w15:restartNumberingAfterBreak="0">
+    <w:nsid w:val="6A7C6902"/>
+    <w:multiLevelType w:val="hybridMultilevel"/>
+    <w:tmpl w:val="9BD0E67E"/>
+    <w:lvl w:ilvl="0" w:tplc="0C0A000F">
+      <w:start w:val="1"/>
+      <w:numFmt w:val="decimal"/>
+      <w:lvlText w:val="%1."/>
+      <w:lvlJc w:val="left"/>
+      <w:pPr>
+        <w:ind w:left="720" w:hanging="360"/>
+      </w:pPr>
+      <w:rPr>
+        <w:rFonts w:hint="default"/>
+      </w:rPr>
+    </w:lvl>
+    <w:lvl w:ilvl="1" w:tplc="0C0A0019" w:tentative="1">
+      <w:start w:val="1"/>
+      <w:numFmt w:val="lowerLetter"/>
+      <w:lvlText w:val="%2."/>
+      <w:lvlJc w:val="left"/>
+      <w:pPr>
+        <w:ind w:left="1440" w:hanging="360"/>
+      </w:pPr>
+    </w:lvl>
+    <w:lvl w:ilvl="2" w:tplc="0C0A001B" w:tentative="1">
+      <w:start w:val="1"/>
+      <w:numFmt w:val="lowerRoman"/>
+      <w:lvlText w:val="%3."/>
+      <w:lvlJc w:val="right"/>
+      <w:pPr>
+        <w:ind w:left="2160" w:hanging="180"/>
+      </w:pPr>
+    </w:lvl>
+    <w:lvl w:ilvl="3" w:tplc="0C0A000F" w:tentative="1">
+      <w:start w:val="1"/>
+      <w:numFmt w:val="decimal"/>
+      <w:lvlText w:val="%4."/>
+      <w:lvlJc w:val="left"/>
+      <w:pPr>
+        <w:ind w:left="2880" w:hanging="360"/>
+      </w:pPr>
+    </w:lvl>
+    <w:lvl w:ilvl="4" w:tplc="0C0A0019" w:tentative="1">
+      <w:start w:val="1"/>
+      <w:numFmt w:val="lowerLetter"/>
+      <w:lvlText w:val="%5."/>
+      <w:lvlJc w:val="left"/>
+      <w:pPr>
+        <w:ind w:left="3600" w:hanging="360"/>
+      </w:pPr>
+    </w:lvl>
+    <w:lvl w:ilvl="5" w:tplc="0C0A001B" w:tentative="1">
+      <w:start w:val="1"/>
+      <w:numFmt w:val="lowerRoman"/>
+      <w:lvlText w:val="%6."/>
+      <w:lvlJc w:val="right"/>
+      <w:pPr>
+        <w:ind w:left="4320" w:hanging="180"/>
+      </w:pPr>
+    </w:lvl>
+    <w:lvl w:ilvl="6" w:tplc="0C0A000F" w:tentative="1">
+      <w:start w:val="1"/>
+      <w:numFmt w:val="decimal"/>
+      <w:lvlText w:val="%7."/>
+      <w:lvlJc w:val="left"/>
+      <w:pPr>
+        <w:ind w:left="5040" w:hanging="360"/>
+      </w:pPr>
+    </w:lvl>
+    <w:lvl w:ilvl="7" w:tplc="0C0A0019" w:tentative="1">
+      <w:start w:val="1"/>
+      <w:numFmt w:val="lowerLetter"/>
+      <w:lvlText w:val="%8."/>
+      <w:lvlJc w:val="left"/>
+      <w:pPr>
+        <w:ind w:left="5760" w:hanging="360"/>
+      </w:pPr>
+    </w:lvl>
+    <w:lvl w:ilvl="8" w:tplc="0C0A001B" w:tentative="1">
+      <w:start w:val="1"/>
+      <w:numFmt w:val="lowerRoman"/>
+      <w:lvlText w:val="%9."/>
+      <w:lvlJc w:val="right"/>
+      <w:pPr>
+        <w:ind w:left="6480" w:hanging="180"/>
+      </w:pPr>
+    </w:lvl>
+  </w:abstractNum>
+  <w:abstractNum w:abstractNumId="11" w15:restartNumberingAfterBreak="0">
+    <w:nsid w:val="755F1F32"/>
+    <w:multiLevelType w:val="hybridMultilevel"/>
+    <w:tmpl w:val="D960BF56"/>
+    <w:lvl w:ilvl="0" w:tplc="0C0A000F">
+      <w:start w:val="1"/>
+      <w:numFmt w:val="decimal"/>
+      <w:lvlText w:val="%1."/>
+      <w:lvlJc w:val="left"/>
+      <w:pPr>
+        <w:ind w:left="720" w:hanging="360"/>
+      </w:pPr>
+      <w:rPr>
+        <w:rFonts w:hint="default"/>
+      </w:rPr>
+    </w:lvl>
+    <w:lvl w:ilvl="1" w:tplc="0C0A0019" w:tentative="1">
+      <w:start w:val="1"/>
+      <w:numFmt w:val="lowerLetter"/>
+      <w:lvlText w:val="%2."/>
+      <w:lvlJc w:val="left"/>
+      <w:pPr>
+        <w:ind w:left="1440" w:hanging="360"/>
+      </w:pPr>
+    </w:lvl>
+    <w:lvl w:ilvl="2" w:tplc="0C0A001B" w:tentative="1">
+      <w:start w:val="1"/>
+      <w:numFmt w:val="lowerRoman"/>
+      <w:lvlText w:val="%3."/>
+      <w:lvlJc w:val="right"/>
+      <w:pPr>
+        <w:ind w:left="2160" w:hanging="180"/>
+      </w:pPr>
+    </w:lvl>
+    <w:lvl w:ilvl="3" w:tplc="0C0A000F" w:tentative="1">
+      <w:start w:val="1"/>
+      <w:numFmt w:val="decimal"/>
+      <w:lvlText w:val="%4."/>
+      <w:lvlJc w:val="left"/>
+      <w:pPr>
+        <w:ind w:left="2880" w:hanging="360"/>
+      </w:pPr>
+    </w:lvl>
+    <w:lvl w:ilvl="4" w:tplc="0C0A0019" w:tentative="1">
+      <w:start w:val="1"/>
+      <w:numFmt w:val="lowerLetter"/>
+      <w:lvlText w:val="%5."/>
+      <w:lvlJc w:val="left"/>
+      <w:pPr>
+        <w:ind w:left="3600" w:hanging="360"/>
+      </w:pPr>
+    </w:lvl>
+    <w:lvl w:ilvl="5" w:tplc="0C0A001B" w:tentative="1">
+      <w:start w:val="1"/>
+      <w:numFmt w:val="lowerRoman"/>
+      <w:lvlText w:val="%6."/>
+      <w:lvlJc w:val="right"/>
+      <w:pPr>
+        <w:ind w:left="4320" w:hanging="180"/>
+      </w:pPr>
+    </w:lvl>
+    <w:lvl w:ilvl="6" w:tplc="0C0A000F" w:tentative="1">
+      <w:start w:val="1"/>
+      <w:numFmt w:val="decimal"/>
+      <w:lvlText w:val="%7."/>
+      <w:lvlJc w:val="left"/>
+      <w:pPr>
+        <w:ind w:left="5040" w:hanging="360"/>
+      </w:pPr>
+    </w:lvl>
+    <w:lvl w:ilvl="7" w:tplc="0C0A0019" w:tentative="1">
+      <w:start w:val="1"/>
+      <w:numFmt w:val="lowerLetter"/>
+      <w:lvlText w:val="%8."/>
+      <w:lvlJc w:val="left"/>
+      <w:pPr>
+        <w:ind w:left="5760" w:hanging="360"/>
+      </w:pPr>
+    </w:lvl>
+    <w:lvl w:ilvl="8" w:tplc="0C0A001B" w:tentative="1">
+      <w:start w:val="1"/>
+      <w:numFmt w:val="lowerRoman"/>
+      <w:lvlText w:val="%9."/>
+      <w:lvlJc w:val="right"/>
+      <w:pPr>
+        <w:ind w:left="6480" w:hanging="180"/>
+      </w:pPr>
+    </w:lvl>
+  </w:abstractNum>
+  <w:abstractNum w:abstractNumId="12" w15:restartNumberingAfterBreak="0">
+    <w:nsid w:val="7FC32264"/>
+    <w:multiLevelType w:val="hybridMultilevel"/>
+    <w:tmpl w:val="BE0204E8"/>
+    <w:lvl w:ilvl="0" w:tplc="FFFFFFFF">
+      <w:start w:val="1"/>
+      <w:numFmt w:val="decimal"/>
+      <w:lvlText w:val="%1."/>
+      <w:lvlJc w:val="left"/>
+      <w:pPr>
+        <w:ind w:left="720" w:hanging="360"/>
+      </w:pPr>
+      <w:rPr>
+        <w:rFonts w:hint="default"/>
+      </w:rPr>
+    </w:lvl>
+    <w:lvl w:ilvl="1" w:tplc="FFFFFFFF" w:tentative="1">
+      <w:start w:val="1"/>
+      <w:numFmt w:val="lowerLetter"/>
+      <w:lvlText w:val="%2."/>
+      <w:lvlJc w:val="left"/>
+      <w:pPr>
+        <w:ind w:left="1440" w:hanging="360"/>
+      </w:pPr>
+    </w:lvl>
+    <w:lvl w:ilvl="2" w:tplc="FFFFFFFF" w:tentative="1">
+      <w:start w:val="1"/>
+      <w:numFmt w:val="lowerRoman"/>
+      <w:lvlText w:val="%3."/>
+      <w:lvlJc w:val="right"/>
+      <w:pPr>
+        <w:ind w:left="2160" w:hanging="180"/>
+      </w:pPr>
+    </w:lvl>
+    <w:lvl w:ilvl="3" w:tplc="FFFFFFFF" w:tentative="1">
+      <w:start w:val="1"/>
+      <w:numFmt w:val="decimal"/>
+      <w:lvlText w:val="%4."/>
+      <w:lvlJc w:val="left"/>
+      <w:pPr>
+        <w:ind w:left="2880" w:hanging="360"/>
+      </w:pPr>
+    </w:lvl>
+    <w:lvl w:ilvl="4" w:tplc="FFFFFFFF" w:tentative="1">
+      <w:start w:val="1"/>
+      <w:numFmt w:val="lowerLetter"/>
+      <w:lvlText w:val="%5."/>
+      <w:lvlJc w:val="left"/>
+      <w:pPr>
+        <w:ind w:left="3600" w:hanging="360"/>
+      </w:pPr>
+    </w:lvl>
+    <w:lvl w:ilvl="5" w:tplc="FFFFFFFF" w:tentative="1">
+      <w:start w:val="1"/>
+      <w:numFmt w:val="lowerRoman"/>
+      <w:lvlText w:val="%6."/>
+      <w:lvlJc w:val="right"/>
+      <w:pPr>
+        <w:ind w:left="4320" w:hanging="180"/>
+      </w:pPr>
+    </w:lvl>
+    <w:lvl w:ilvl="6" w:tplc="FFFFFFFF" w:tentative="1">
+      <w:start w:val="1"/>
+      <w:numFmt w:val="decimal"/>
+      <w:lvlText w:val="%7."/>
+      <w:lvlJc w:val="left"/>
+      <w:pPr>
+        <w:ind w:left="5040" w:hanging="360"/>
+      </w:pPr>
+    </w:lvl>
+    <w:lvl w:ilvl="7" w:tplc="FFFFFFFF" w:tentative="1">
+      <w:start w:val="1"/>
+      <w:numFmt w:val="lowerLetter"/>
+      <w:lvlText w:val="%8."/>
+      <w:lvlJc w:val="left"/>
+      <w:pPr>
+        <w:ind w:left="5760" w:hanging="360"/>
+      </w:pPr>
+    </w:lvl>
+    <w:lvl w:ilvl="8" w:tplc="FFFFFFFF" w:tentative="1">
+      <w:start w:val="1"/>
+      <w:numFmt w:val="lowerRoman"/>
+      <w:lvlText w:val="%9."/>
+      <w:lvlJc w:val="right"/>
+      <w:pPr>
+        <w:ind w:left="6480" w:hanging="180"/>
+      </w:pPr>
     </w:lvl>
   </w:abstractNum>
   <w:num w:numId="1" w16cid:durableId="858423222">
@@ -2213,6 +3600,18 @@
   </w:num>
   <w:num w:numId="9" w16cid:durableId="1628243799">
     <w:abstractNumId w:val="0"/>
+  </w:num>
+  <w:num w:numId="10" w16cid:durableId="304940597">
+    <w:abstractNumId w:val="9"/>
+  </w:num>
+  <w:num w:numId="11" w16cid:durableId="2032099760">
+    <w:abstractNumId w:val="11"/>
+  </w:num>
+  <w:num w:numId="12" w16cid:durableId="418596825">
+    <w:abstractNumId w:val="12"/>
+  </w:num>
+  <w:num w:numId="13" w16cid:durableId="269508732">
+    <w:abstractNumId w:val="10"/>
   </w:num>
 </w:numbering>
 </file>
@@ -2820,7 +4219,6 @@
   <w:style w:type="character" w:default="1" w:styleId="Fuentedeprrafopredeter">
     <w:name w:val="Default Paragraph Font"/>
     <w:uiPriority w:val="1"/>
-    <w:semiHidden/>
     <w:unhideWhenUsed/>
   </w:style>
   <w:style w:type="table" w:default="1" w:styleId="Tablanormal">

--- a/docs/guia_usuario.docx
+++ b/docs/guia_usuario.docx
@@ -103,6 +103,7 @@
       </w:pPr>
       <w:r>
         <w:rPr>
+          <w:noProof/>
           <w:lang w:val="es-ES"/>
         </w:rPr>
         <w:drawing>
@@ -196,51 +197,7 @@
         <w:rPr>
           <w:lang w:val="es-ES"/>
         </w:rPr>
-        <w:t xml:space="preserve"> se descarga directamente la </w:t>
-      </w:r>
-      <w:proofErr w:type="spellStart"/>
-      <w:r>
-        <w:rPr>
-          <w:lang w:val="es-ES"/>
-        </w:rPr>
-        <w:t>apk</w:t>
-      </w:r>
-      <w:proofErr w:type="spellEnd"/>
-      <w:r>
-        <w:rPr>
-          <w:lang w:val="es-ES"/>
-        </w:rPr>
-        <w:t xml:space="preserve">. Busca el archivo descargado, haz </w:t>
-      </w:r>
-      <w:proofErr w:type="spellStart"/>
-      <w:proofErr w:type="gramStart"/>
-      <w:r>
-        <w:rPr>
-          <w:lang w:val="es-ES"/>
-        </w:rPr>
-        <w:t>click</w:t>
-      </w:r>
-      <w:proofErr w:type="spellEnd"/>
-      <w:proofErr w:type="gramEnd"/>
-      <w:r>
-        <w:rPr>
-          <w:lang w:val="es-ES"/>
-        </w:rPr>
-        <w:t xml:space="preserve"> en él y se te instalará la </w:t>
-      </w:r>
-      <w:proofErr w:type="gramStart"/>
-      <w:r>
-        <w:rPr>
-          <w:lang w:val="es-ES"/>
-        </w:rPr>
-        <w:t>app</w:t>
-      </w:r>
-      <w:proofErr w:type="gramEnd"/>
-      <w:r>
-        <w:rPr>
-          <w:lang w:val="es-ES"/>
-        </w:rPr>
-        <w:t>. Puede que tengas que activar la configuración de instalar desde origen externo.</w:t>
+        <w:t xml:space="preserve"> se descarga directamente la apk. Busca el archivo descargado, haz click en él y se te instalará la app. Puede que tengas que activar la configuración de instalar desde origen externo.</w:t>
       </w:r>
     </w:p>
     <w:p>
@@ -308,37 +265,7 @@
         <w:rPr>
           <w:lang w:val="es-ES"/>
         </w:rPr>
-        <w:t xml:space="preserve"> se descarga un archivo .</w:t>
-      </w:r>
-      <w:proofErr w:type="spellStart"/>
-      <w:r>
-        <w:rPr>
-          <w:lang w:val="es-ES"/>
-        </w:rPr>
-        <w:t>deb</w:t>
-      </w:r>
-      <w:proofErr w:type="spellEnd"/>
-      <w:r>
-        <w:rPr>
-          <w:lang w:val="es-ES"/>
-        </w:rPr>
-        <w:t xml:space="preserve">. Solo tendrás que hacer </w:t>
-      </w:r>
-      <w:proofErr w:type="spellStart"/>
-      <w:proofErr w:type="gramStart"/>
-      <w:r>
-        <w:rPr>
-          <w:lang w:val="es-ES"/>
-        </w:rPr>
-        <w:t>click</w:t>
-      </w:r>
-      <w:proofErr w:type="spellEnd"/>
-      <w:proofErr w:type="gramEnd"/>
-      <w:r>
-        <w:rPr>
-          <w:lang w:val="es-ES"/>
-        </w:rPr>
-        <w:t xml:space="preserve"> en ese archivo, darle a instalar y </w:t>
+        <w:t xml:space="preserve"> se descarga un archivo .deb. Solo tendrás que hacer click en ese archivo, darle a instalar y </w:t>
       </w:r>
       <w:r>
         <w:rPr>
@@ -352,14 +279,12 @@
         </w:rPr>
         <w:t xml:space="preserve">brir </w:t>
       </w:r>
-      <w:proofErr w:type="spellStart"/>
       <w:r>
         <w:rPr>
           <w:lang w:val="es-ES"/>
         </w:rPr>
         <w:t>Foliarium</w:t>
       </w:r>
-      <w:proofErr w:type="spellEnd"/>
       <w:r>
         <w:rPr>
           <w:lang w:val="es-ES"/>
@@ -398,21 +323,7 @@
             <w:rStyle w:val="Hipervnculo"/>
             <w:lang w:val="es-ES"/>
           </w:rPr>
-          <w:t>Instrucciones de instalación paso</w:t>
-        </w:r>
-        <w:r>
-          <w:rPr>
-            <w:rStyle w:val="Hipervnculo"/>
-            <w:lang w:val="es-ES"/>
-          </w:rPr>
-          <w:t xml:space="preserve"> </w:t>
-        </w:r>
-        <w:r>
-          <w:rPr>
-            <w:rStyle w:val="Hipervnculo"/>
-            <w:lang w:val="es-ES"/>
-          </w:rPr>
-          <w:t>a paso</w:t>
+          <w:t>Instrucciones de instalación paso a paso</w:t>
         </w:r>
       </w:hyperlink>
     </w:p>
@@ -469,14 +380,12 @@
         </w:rPr>
         <w:t>: abre `Aplicaciones` y busca `</w:t>
       </w:r>
-      <w:proofErr w:type="spellStart"/>
       <w:r>
         <w:rPr>
           <w:lang w:val="es-ES"/>
         </w:rPr>
         <w:t>Foliarium</w:t>
       </w:r>
-      <w:proofErr w:type="spellEnd"/>
       <w:r>
         <w:rPr>
           <w:lang w:val="es-ES"/>
@@ -541,14 +450,12 @@
         </w:rPr>
         <w:t xml:space="preserve">: Busca </w:t>
       </w:r>
-      <w:proofErr w:type="spellStart"/>
       <w:r>
         <w:rPr>
           <w:lang w:val="es-ES"/>
         </w:rPr>
         <w:t>Foliarium</w:t>
       </w:r>
-      <w:proofErr w:type="spellEnd"/>
       <w:r>
         <w:rPr>
           <w:lang w:val="es-ES"/>
@@ -883,19 +790,23 @@
         </w:rPr>
         <w:t xml:space="preserve">, desde móvil </w:t>
       </w:r>
-      <w:proofErr w:type="gramStart"/>
-      <w:r>
-        <w:rPr>
-          <w:lang w:val="es-ES"/>
-        </w:rPr>
-        <w:t>tienes que tener</w:t>
-      </w:r>
-      <w:proofErr w:type="gramEnd"/>
+      <w:r>
+        <w:rPr>
+          <w:lang w:val="es-ES"/>
+        </w:rPr>
+        <w:t>debes tener</w:t>
+      </w:r>
       <w:r>
         <w:rPr>
           <w:lang w:val="es-ES"/>
         </w:rPr>
         <w:t xml:space="preserve"> la imagen </w:t>
+      </w:r>
+      <w:r>
+        <w:rPr>
+          <w:lang w:val="es-ES"/>
+        </w:rPr>
+        <w:t>ya en la galería.</w:t>
       </w:r>
     </w:p>
     <w:p>
@@ -910,12 +821,22 @@
         <w:rPr>
           <w:lang w:val="es-ES"/>
         </w:rPr>
-        <w:t>Elige la etiqueta de tu imagen si la conoces.</w:t>
+        <w:t>Elige la etiqueta de tu imagen</w:t>
+      </w:r>
+      <w:r>
+        <w:rPr>
+          <w:lang w:val="es-ES"/>
+        </w:rPr>
+        <w:t>:</w:t>
       </w:r>
     </w:p>
     <w:p>
       <w:pPr>
         <w:pStyle w:val="Listaconvietas"/>
+        <w:numPr>
+          <w:ilvl w:val="0"/>
+          <w:numId w:val="14"/>
+        </w:numPr>
         <w:jc w:val="both"/>
         <w:rPr>
           <w:lang w:val="es-ES"/>
@@ -925,12 +846,16 @@
         <w:rPr>
           <w:lang w:val="es-ES"/>
         </w:rPr>
-        <w:t>La imagen se añade a la base de datos.</w:t>
+        <w:t>Primero busca en el desplegable entre las clases ya existentes si hay alguna combinación planta-enfermedad adecuada</w:t>
       </w:r>
     </w:p>
     <w:p>
       <w:pPr>
         <w:pStyle w:val="Listaconvietas"/>
+        <w:numPr>
+          <w:ilvl w:val="0"/>
+          <w:numId w:val="14"/>
+        </w:numPr>
         <w:jc w:val="both"/>
         <w:rPr>
           <w:lang w:val="es-ES"/>
@@ -940,23 +865,16 @@
         <w:rPr>
           <w:lang w:val="es-ES"/>
         </w:rPr>
-        <w:t xml:space="preserve">Si está disponible, un modelo puede </w:t>
-      </w:r>
-      <w:r>
-        <w:rPr>
-          <w:lang w:val="es-ES"/>
-        </w:rPr>
-        <w:t>predecir</w:t>
-      </w:r>
-      <w:r>
-        <w:rPr>
-          <w:lang w:val="es-ES"/>
-        </w:rPr>
-        <w:t xml:space="preserve"> la etiqueta de tu imagen.</w:t>
+        <w:t>Si no existe, crea una clase nueva. Deberás indicar al menos la planta y el nombre común de la enfermedad</w:t>
       </w:r>
     </w:p>
     <w:p>
       <w:pPr>
+        <w:pStyle w:val="Listaconvietas"/>
+        <w:numPr>
+          <w:ilvl w:val="0"/>
+          <w:numId w:val="14"/>
+        </w:numPr>
         <w:jc w:val="both"/>
         <w:rPr>
           <w:lang w:val="es-ES"/>
@@ -964,14 +882,87 @@
       </w:pPr>
       <w:r>
         <w:rPr>
-          <w:noProof/>
+          <w:lang w:val="es-ES"/>
+        </w:rPr>
+        <w:t>Si tienes dudas sobre la enfermedad, simplemente escribe “healthy”</w:t>
+      </w:r>
+    </w:p>
+    <w:p>
+      <w:pPr>
+        <w:pStyle w:val="Listaconvietas"/>
+        <w:jc w:val="both"/>
+        <w:rPr>
+          <w:lang w:val="es-ES"/>
+        </w:rPr>
+      </w:pPr>
+      <w:r>
+        <w:rPr>
+          <w:lang w:val="es-ES"/>
+        </w:rPr>
+        <w:t>La imagen se añade a la base de datos.</w:t>
+      </w:r>
+    </w:p>
+    <w:p>
+      <w:pPr>
+        <w:pStyle w:val="Listaconvietas"/>
+        <w:jc w:val="both"/>
+        <w:rPr>
+          <w:lang w:val="es-ES"/>
+        </w:rPr>
+      </w:pPr>
+      <w:r>
+        <w:rPr>
+          <w:lang w:val="es-ES"/>
+        </w:rPr>
+        <w:t xml:space="preserve">Si está disponible, un modelo puede </w:t>
+      </w:r>
+      <w:r>
+        <w:rPr>
+          <w:lang w:val="es-ES"/>
+        </w:rPr>
+        <w:t>predecir</w:t>
+      </w:r>
+      <w:r>
+        <w:rPr>
+          <w:lang w:val="es-ES"/>
+        </w:rPr>
+        <w:t xml:space="preserve"> la etiqueta de tu imagen.</w:t>
+      </w:r>
+    </w:p>
+    <w:p>
+      <w:pPr>
+        <w:pStyle w:val="Listaconvietas"/>
+        <w:numPr>
+          <w:ilvl w:val="0"/>
+          <w:numId w:val="0"/>
+        </w:numPr>
+        <w:jc w:val="both"/>
+        <w:rPr>
+          <w:lang w:val="es-ES"/>
+        </w:rPr>
+      </w:pPr>
+    </w:p>
+    <w:p>
+      <w:pPr>
+        <w:pStyle w:val="Listaconvietas"/>
+        <w:numPr>
+          <w:ilvl w:val="0"/>
+          <w:numId w:val="0"/>
+        </w:numPr>
+        <w:jc w:val="both"/>
+        <w:rPr>
+          <w:lang w:val="es-ES"/>
+        </w:rPr>
+      </w:pPr>
+      <w:r>
+        <w:rPr>
           <w:lang w:val="es-ES"/>
         </w:rPr>
         <w:drawing>
-          <wp:inline distT="0" distB="0" distL="0" distR="0" wp14:anchorId="3BF2CEC9" wp14:editId="3DFFD234">
-            <wp:extent cx="5486400" cy="2942590"/>
-            <wp:effectExtent l="0" t="0" r="0" b="0"/>
-            <wp:docPr id="221807699" name="Imagen 4"/>
+          <wp:inline distT="0" distB="0" distL="0" distR="0" wp14:anchorId="2D152431" wp14:editId="17CF8311">
+            <wp:extent cx="5486400" cy="2944495"/>
+            <wp:effectExtent l="0" t="0" r="0" b="8255"/>
+            <wp:docPr id="899216130" name="Imagen 1"/>
             <wp:cNvGraphicFramePr>
               <a:graphicFrameLocks xmlns:a="http://schemas.openxmlformats.org/drawingml/2006/main" noChangeAspect="1"/>
             </wp:cNvGraphicFramePr>
@@ -979,7 +970,7 @@
               <a:graphicData uri="http://schemas.openxmlformats.org/drawingml/2006/picture">
                 <pic:pic xmlns:pic="http://schemas.openxmlformats.org/drawingml/2006/picture">
                   <pic:nvPicPr>
-                    <pic:cNvPr id="221807699" name="Imagen 221807699"/>
+                    <pic:cNvPr id="899216130" name=""/>
                     <pic:cNvPicPr/>
                   </pic:nvPicPr>
                   <pic:blipFill>
@@ -991,7 +982,7 @@
                   <pic:spPr>
                     <a:xfrm>
                       <a:off x="0" y="0"/>
-                      <a:ext cx="5486400" cy="2942590"/>
+                      <a:ext cx="5486400" cy="2944495"/>
                     </a:xfrm>
                     <a:prstGeom prst="rect">
                       <a:avLst/>
@@ -1003,12 +994,6 @@
           </wp:inline>
         </w:drawing>
       </w:r>
-      <w:r>
-        <w:rPr>
-          <w:lang w:val="es-ES"/>
-        </w:rPr>
-        <w:t xml:space="preserve">[Imagen: Pantalla de subida de imagen] </w:t>
-      </w:r>
     </w:p>
     <w:p>
       <w:pPr>
@@ -1017,51 +1002,38 @@
           <w:lang w:val="es-ES"/>
         </w:rPr>
       </w:pPr>
+      <w:r>
+        <w:rPr>
+          <w:lang w:val="es-ES"/>
+        </w:rPr>
+        <w:t xml:space="preserve">[Imagen: Pantalla de subida de imagen] </w:t>
+      </w:r>
     </w:p>
     <w:p>
       <w:pPr>
+        <w:jc w:val="both"/>
+        <w:rPr>
+          <w:lang w:val="es-ES"/>
+        </w:rPr>
+      </w:pPr>
+    </w:p>
+    <w:p>
+      <w:pPr>
         <w:pStyle w:val="Ttulo3"/>
         <w:jc w:val="both"/>
       </w:pPr>
       <w:r>
-        <w:t xml:space="preserve">4.2. Ver </w:t>
-      </w:r>
-      <w:proofErr w:type="spellStart"/>
-      <w:r>
-        <w:t>experimentos</w:t>
-      </w:r>
-      <w:proofErr w:type="spellEnd"/>
+        <w:t>4.2. Ver experimentos</w:t>
+      </w:r>
     </w:p>
     <w:p>
       <w:pPr>
         <w:pStyle w:val="Listaconvietas"/>
         <w:jc w:val="both"/>
       </w:pPr>
-      <w:proofErr w:type="spellStart"/>
-      <w:r>
-        <w:t>Pulsa</w:t>
-      </w:r>
-      <w:proofErr w:type="spellEnd"/>
-      <w:r>
-        <w:t xml:space="preserve"> </w:t>
-      </w:r>
-      <w:proofErr w:type="spellStart"/>
-      <w:r>
-        <w:t>el</w:t>
-      </w:r>
-      <w:proofErr w:type="spellEnd"/>
-      <w:r>
-        <w:t xml:space="preserve"> </w:t>
-      </w:r>
-      <w:proofErr w:type="spellStart"/>
-      <w:r>
-        <w:t>botón</w:t>
-      </w:r>
-      <w:proofErr w:type="spellEnd"/>
-      <w:r>
-        <w:t xml:space="preserve"> </w:t>
-      </w:r>
-      <w:proofErr w:type="spellStart"/>
+      <w:r>
+        <w:t xml:space="preserve">Pulsa el botón </w:t>
+      </w:r>
       <w:r>
         <w:rPr>
           <w:b/>
@@ -1069,7 +1041,6 @@
         </w:rPr>
         <w:t>Experimentos</w:t>
       </w:r>
-      <w:proofErr w:type="spellEnd"/>
       <w:r>
         <w:t>.</w:t>
       </w:r>
@@ -1474,21 +1445,8 @@
         <w:pStyle w:val="Listaconvietas"/>
         <w:jc w:val="both"/>
       </w:pPr>
-      <w:proofErr w:type="spellStart"/>
-      <w:r>
-        <w:t>Selecciona</w:t>
-      </w:r>
-      <w:proofErr w:type="spellEnd"/>
-      <w:r>
-        <w:t xml:space="preserve"> la </w:t>
-      </w:r>
-      <w:proofErr w:type="spellStart"/>
-      <w:r>
-        <w:t>etiqueta</w:t>
-      </w:r>
-      <w:proofErr w:type="spellEnd"/>
-      <w:r>
-        <w:t>.</w:t>
+      <w:r>
+        <w:t>Selecciona la etiqueta.</w:t>
       </w:r>
     </w:p>
     <w:p>
@@ -1497,25 +1455,8 @@
         <w:jc w:val="both"/>
       </w:pPr>
       <w:r>
-        <w:t xml:space="preserve">Haz </w:t>
-      </w:r>
-      <w:proofErr w:type="spellStart"/>
-      <w:r>
-        <w:t>clic</w:t>
-      </w:r>
-      <w:proofErr w:type="spellEnd"/>
-      <w:r>
-        <w:t xml:space="preserve"> </w:t>
-      </w:r>
-      <w:proofErr w:type="spellStart"/>
-      <w:r>
-        <w:t>en</w:t>
-      </w:r>
-      <w:proofErr w:type="spellEnd"/>
-      <w:r>
-        <w:t xml:space="preserve"> </w:t>
-      </w:r>
-      <w:proofErr w:type="spellStart"/>
+        <w:t xml:space="preserve">Haz clic en </w:t>
+      </w:r>
       <w:r>
         <w:rPr>
           <w:b/>
@@ -1523,7 +1464,6 @@
         </w:rPr>
         <w:t>Etiquetar</w:t>
       </w:r>
-      <w:proofErr w:type="spellEnd"/>
       <w:r>
         <w:t>.</w:t>
       </w:r>
@@ -1612,21 +1552,8 @@
         <w:jc w:val="both"/>
       </w:pPr>
       <w:r>
-        <w:t xml:space="preserve">5.2. </w:t>
-      </w:r>
-      <w:proofErr w:type="spellStart"/>
-      <w:r>
-        <w:t>Editar</w:t>
-      </w:r>
-      <w:proofErr w:type="spellEnd"/>
-      <w:r>
-        <w:t xml:space="preserve"> </w:t>
-      </w:r>
-      <w:proofErr w:type="spellStart"/>
-      <w:r>
-        <w:t>clases</w:t>
-      </w:r>
-      <w:proofErr w:type="spellEnd"/>
+        <w:t>5.2. Editar clases</w:t>
+      </w:r>
     </w:p>
     <w:p>
       <w:pPr>
@@ -1693,23 +1620,7 @@
         <w:jc w:val="both"/>
       </w:pPr>
       <w:r>
-        <w:t xml:space="preserve">Guarda </w:t>
-      </w:r>
-      <w:proofErr w:type="spellStart"/>
-      <w:r>
-        <w:t>los</w:t>
-      </w:r>
-      <w:proofErr w:type="spellEnd"/>
-      <w:r>
-        <w:t xml:space="preserve"> </w:t>
-      </w:r>
-      <w:proofErr w:type="spellStart"/>
-      <w:r>
-        <w:t>cambios</w:t>
-      </w:r>
-      <w:proofErr w:type="spellEnd"/>
-      <w:r>
-        <w:t>.</w:t>
+        <w:t>Guarda los cambios.</w:t>
       </w:r>
     </w:p>
     <w:p>
@@ -1812,50 +1723,16 @@
         <w:jc w:val="both"/>
       </w:pPr>
       <w:r>
-        <w:t xml:space="preserve">6. </w:t>
-      </w:r>
-      <w:proofErr w:type="spellStart"/>
-      <w:r>
-        <w:t>Funciones</w:t>
-      </w:r>
-      <w:proofErr w:type="spellEnd"/>
-      <w:r>
-        <w:t xml:space="preserve"> </w:t>
-      </w:r>
-      <w:proofErr w:type="spellStart"/>
-      <w:r>
-        <w:t>principales</w:t>
-      </w:r>
-      <w:proofErr w:type="spellEnd"/>
-      <w:r>
-        <w:t xml:space="preserve"> para </w:t>
-      </w:r>
-      <w:proofErr w:type="spellStart"/>
-      <w:r>
-        <w:t>administradores</w:t>
-      </w:r>
-      <w:proofErr w:type="spellEnd"/>
+        <w:t>6. Funciones principales para administradores</w:t>
+      </w:r>
     </w:p>
     <w:p>
       <w:pPr>
         <w:pStyle w:val="Listaconvietas"/>
         <w:jc w:val="both"/>
       </w:pPr>
-      <w:proofErr w:type="spellStart"/>
-      <w:r>
-        <w:t>Gestión</w:t>
-      </w:r>
-      <w:proofErr w:type="spellEnd"/>
-      <w:r>
-        <w:t xml:space="preserve"> de </w:t>
-      </w:r>
-      <w:proofErr w:type="spellStart"/>
-      <w:r>
-        <w:t>usuarios</w:t>
-      </w:r>
-      <w:proofErr w:type="spellEnd"/>
-      <w:r>
-        <w:t>.</w:t>
+      <w:r>
+        <w:t>Gestión de usuarios.</w:t>
       </w:r>
     </w:p>
     <w:p>
@@ -2022,6 +1899,7 @@
       </w:pPr>
       <w:r>
         <w:rPr>
+          <w:noProof/>
           <w:lang w:val="es-ES"/>
         </w:rPr>
         <w:drawing>
@@ -2078,23 +1956,7 @@
         <w:rPr>
           <w:lang w:val="es-ES"/>
         </w:rPr>
-        <w:t xml:space="preserve">Haz </w:t>
-      </w:r>
-      <w:proofErr w:type="spellStart"/>
-      <w:proofErr w:type="gramStart"/>
-      <w:r>
-        <w:rPr>
-          <w:lang w:val="es-ES"/>
-        </w:rPr>
-        <w:t>click</w:t>
-      </w:r>
-      <w:proofErr w:type="spellEnd"/>
-      <w:proofErr w:type="gramEnd"/>
-      <w:r>
-        <w:rPr>
-          <w:lang w:val="es-ES"/>
-        </w:rPr>
-        <w:t xml:space="preserve"> en el botón de descarga de la versión de </w:t>
+        <w:t xml:space="preserve">Haz click en el botón de descarga de la versión de </w:t>
       </w:r>
       <w:r>
         <w:rPr>
@@ -2276,23 +2138,7 @@
         <w:rPr>
           <w:lang w:val="es-ES"/>
         </w:rPr>
-        <w:t xml:space="preserve">Haz </w:t>
-      </w:r>
-      <w:proofErr w:type="spellStart"/>
-      <w:proofErr w:type="gramStart"/>
-      <w:r>
-        <w:rPr>
-          <w:lang w:val="es-ES"/>
-        </w:rPr>
-        <w:t>click</w:t>
-      </w:r>
-      <w:proofErr w:type="spellEnd"/>
-      <w:proofErr w:type="gramEnd"/>
-      <w:r>
-        <w:rPr>
-          <w:lang w:val="es-ES"/>
-        </w:rPr>
-        <w:t xml:space="preserve"> derecho en el zip y dale a </w:t>
+        <w:t xml:space="preserve">Haz click derecho en el zip y dale a </w:t>
       </w:r>
       <w:r>
         <w:rPr>
@@ -2389,6 +2235,7 @@
       </w:pPr>
       <w:r>
         <w:rPr>
+          <w:noProof/>
           <w:lang w:val="es-ES"/>
         </w:rPr>
         <w:drawing>
@@ -2695,16 +2542,8 @@
         <w:rPr>
           <w:lang w:val="es-ES"/>
         </w:rPr>
-        <w:t xml:space="preserve"> la </w:t>
-      </w:r>
-      <w:proofErr w:type="gramStart"/>
-      <w:r>
-        <w:rPr>
-          <w:lang w:val="es-ES"/>
-        </w:rPr>
-        <w:t>app</w:t>
-      </w:r>
-      <w:proofErr w:type="gramEnd"/>
+        <w:t xml:space="preserve"> la app</w:t>
+      </w:r>
       <w:r>
         <w:rPr>
           <w:noProof/>
@@ -2791,7 +2630,6 @@
         </w:rPr>
         <w:t xml:space="preserve">tu dispositivo </w:t>
       </w:r>
-      <w:proofErr w:type="spellStart"/>
       <w:r>
         <w:rPr>
           <w:b/>
@@ -2800,7 +2638,6 @@
         </w:rPr>
         <w:t>Foliarium</w:t>
       </w:r>
-      <w:proofErr w:type="spellEnd"/>
     </w:p>
     <w:p>
       <w:pPr>
@@ -2832,23 +2669,7 @@
         <w:rPr>
           <w:lang w:val="es-ES"/>
         </w:rPr>
-        <w:t xml:space="preserve">Haz </w:t>
-      </w:r>
-      <w:proofErr w:type="spellStart"/>
-      <w:proofErr w:type="gramStart"/>
-      <w:r>
-        <w:rPr>
-          <w:lang w:val="es-ES"/>
-        </w:rPr>
-        <w:t>click</w:t>
-      </w:r>
-      <w:proofErr w:type="spellEnd"/>
-      <w:proofErr w:type="gramEnd"/>
-      <w:r>
-        <w:rPr>
-          <w:lang w:val="es-ES"/>
-        </w:rPr>
-        <w:t xml:space="preserve"> en el botón de descarga de la versión de </w:t>
+        <w:t xml:space="preserve">Haz click en el botón de descarga de la versión de </w:t>
       </w:r>
       <w:r>
         <w:rPr>
@@ -2874,6 +2695,7 @@
       </w:pPr>
       <w:r>
         <w:rPr>
+          <w:noProof/>
           <w:lang w:val="es-ES"/>
         </w:rPr>
         <w:drawing>
@@ -2924,7 +2746,6 @@
           <w:lang w:val="es-ES"/>
         </w:rPr>
       </w:pPr>
-      <w:proofErr w:type="gramStart"/>
       <w:r>
         <w:rPr>
           <w:lang w:val="es-ES"/>
@@ -2935,14 +2756,7 @@
         <w:rPr>
           <w:lang w:val="es-ES"/>
         </w:rPr>
-        <w:t>k</w:t>
-      </w:r>
-      <w:proofErr w:type="gramEnd"/>
-      <w:r>
-        <w:rPr>
-          <w:lang w:val="es-ES"/>
-        </w:rPr>
-        <w:t xml:space="preserve"> en el archivo y después</w:t>
+        <w:t>k en el archivo y después</w:t>
       </w:r>
       <w:r>
         <w:rPr>
@@ -2982,7 +2796,6 @@
         </w:rPr>
         <w:t xml:space="preserve">Abrir </w:t>
       </w:r>
-      <w:proofErr w:type="spellStart"/>
       <w:r>
         <w:rPr>
           <w:b/>
@@ -2991,7 +2804,6 @@
         </w:rPr>
         <w:t>Foliarium</w:t>
       </w:r>
-      <w:proofErr w:type="spellEnd"/>
       <w:r>
         <w:rPr>
           <w:lang w:val="es-ES"/>
@@ -3308,6 +3120,95 @@
     </w:lvl>
   </w:abstractNum>
   <w:abstractNum w:abstractNumId="10" w15:restartNumberingAfterBreak="0">
+    <w:nsid w:val="380B4F27"/>
+    <w:multiLevelType w:val="hybridMultilevel"/>
+    <w:tmpl w:val="1D78087E"/>
+    <w:lvl w:ilvl="0" w:tplc="B7EEB812">
+      <w:start w:val="1"/>
+      <w:numFmt w:val="decimal"/>
+      <w:lvlText w:val="%1."/>
+      <w:lvlJc w:val="left"/>
+      <w:pPr>
+        <w:ind w:left="1080" w:hanging="360"/>
+      </w:pPr>
+      <w:rPr>
+        <w:rFonts w:hint="default"/>
+      </w:rPr>
+    </w:lvl>
+    <w:lvl w:ilvl="1" w:tplc="0C0A0019" w:tentative="1">
+      <w:start w:val="1"/>
+      <w:numFmt w:val="lowerLetter"/>
+      <w:lvlText w:val="%2."/>
+      <w:lvlJc w:val="left"/>
+      <w:pPr>
+        <w:ind w:left="1800" w:hanging="360"/>
+      </w:pPr>
+    </w:lvl>
+    <w:lvl w:ilvl="2" w:tplc="0C0A001B" w:tentative="1">
+      <w:start w:val="1"/>
+      <w:numFmt w:val="lowerRoman"/>
+      <w:lvlText w:val="%3."/>
+      <w:lvlJc w:val="right"/>
+      <w:pPr>
+        <w:ind w:left="2520" w:hanging="180"/>
+      </w:pPr>
+    </w:lvl>
+    <w:lvl w:ilvl="3" w:tplc="0C0A000F" w:tentative="1">
+      <w:start w:val="1"/>
+      <w:numFmt w:val="decimal"/>
+      <w:lvlText w:val="%4."/>
+      <w:lvlJc w:val="left"/>
+      <w:pPr>
+        <w:ind w:left="3240" w:hanging="360"/>
+      </w:pPr>
+    </w:lvl>
+    <w:lvl w:ilvl="4" w:tplc="0C0A0019" w:tentative="1">
+      <w:start w:val="1"/>
+      <w:numFmt w:val="lowerLetter"/>
+      <w:lvlText w:val="%5."/>
+      <w:lvlJc w:val="left"/>
+      <w:pPr>
+        <w:ind w:left="3960" w:hanging="360"/>
+      </w:pPr>
+    </w:lvl>
+    <w:lvl w:ilvl="5" w:tplc="0C0A001B" w:tentative="1">
+      <w:start w:val="1"/>
+      <w:numFmt w:val="lowerRoman"/>
+      <w:lvlText w:val="%6."/>
+      <w:lvlJc w:val="right"/>
+      <w:pPr>
+        <w:ind w:left="4680" w:hanging="180"/>
+      </w:pPr>
+    </w:lvl>
+    <w:lvl w:ilvl="6" w:tplc="0C0A000F" w:tentative="1">
+      <w:start w:val="1"/>
+      <w:numFmt w:val="decimal"/>
+      <w:lvlText w:val="%7."/>
+      <w:lvlJc w:val="left"/>
+      <w:pPr>
+        <w:ind w:left="5400" w:hanging="360"/>
+      </w:pPr>
+    </w:lvl>
+    <w:lvl w:ilvl="7" w:tplc="0C0A0019" w:tentative="1">
+      <w:start w:val="1"/>
+      <w:numFmt w:val="lowerLetter"/>
+      <w:lvlText w:val="%8."/>
+      <w:lvlJc w:val="left"/>
+      <w:pPr>
+        <w:ind w:left="6120" w:hanging="360"/>
+      </w:pPr>
+    </w:lvl>
+    <w:lvl w:ilvl="8" w:tplc="0C0A001B" w:tentative="1">
+      <w:start w:val="1"/>
+      <w:numFmt w:val="lowerRoman"/>
+      <w:lvlText w:val="%9."/>
+      <w:lvlJc w:val="right"/>
+      <w:pPr>
+        <w:ind w:left="6840" w:hanging="180"/>
+      </w:pPr>
+    </w:lvl>
+  </w:abstractNum>
+  <w:abstractNum w:abstractNumId="11" w15:restartNumberingAfterBreak="0">
     <w:nsid w:val="6A7C6902"/>
     <w:multiLevelType w:val="hybridMultilevel"/>
     <w:tmpl w:val="9BD0E67E"/>
@@ -3396,7 +3297,7 @@
       </w:pPr>
     </w:lvl>
   </w:abstractNum>
-  <w:abstractNum w:abstractNumId="11" w15:restartNumberingAfterBreak="0">
+  <w:abstractNum w:abstractNumId="12" w15:restartNumberingAfterBreak="0">
     <w:nsid w:val="755F1F32"/>
     <w:multiLevelType w:val="hybridMultilevel"/>
     <w:tmpl w:val="D960BF56"/>
@@ -3485,7 +3386,7 @@
       </w:pPr>
     </w:lvl>
   </w:abstractNum>
-  <w:abstractNum w:abstractNumId="12" w15:restartNumberingAfterBreak="0">
+  <w:abstractNum w:abstractNumId="13" w15:restartNumberingAfterBreak="0">
     <w:nsid w:val="7FC32264"/>
     <w:multiLevelType w:val="hybridMultilevel"/>
     <w:tmpl w:val="BE0204E8"/>
@@ -3605,12 +3506,15 @@
     <w:abstractNumId w:val="9"/>
   </w:num>
   <w:num w:numId="11" w16cid:durableId="2032099760">
+    <w:abstractNumId w:val="12"/>
+  </w:num>
+  <w:num w:numId="12" w16cid:durableId="418596825">
+    <w:abstractNumId w:val="13"/>
+  </w:num>
+  <w:num w:numId="13" w16cid:durableId="269508732">
     <w:abstractNumId w:val="11"/>
   </w:num>
-  <w:num w:numId="12" w16cid:durableId="418596825">
-    <w:abstractNumId w:val="12"/>
-  </w:num>
-  <w:num w:numId="13" w16cid:durableId="269508732">
+  <w:num w:numId="14" w16cid:durableId="33703008">
     <w:abstractNumId w:val="10"/>
   </w:num>
 </w:numbering>
@@ -4219,6 +4123,7 @@
   <w:style w:type="character" w:default="1" w:styleId="Fuentedeprrafopredeter">
     <w:name w:val="Default Paragraph Font"/>
     <w:uiPriority w:val="1"/>
+    <w:semiHidden/>
     <w:unhideWhenUsed/>
   </w:style>
   <w:style w:type="table" w:default="1" w:styleId="Tablanormal">
